--- a/docs/studyguides/introtointegration.docx
+++ b/docs/studyguides/introtointegration.docx
@@ -736,6 +736,9 @@
           <w:bCs/>
         </w:rPr>
         <w:t xml:space="preserve">Fundamental Theorem of Calculus</w:t>
+      </w:r>
+      <w:r>
+        <w:t xml:space="preserve">.</w:t>
       </w:r>
     </w:p>
     <w:p>
@@ -1270,7 +1273,7 @@
         <w:t xml:space="preserve">integrand</w:t>
       </w:r>
       <w:r>
-        <w:t xml:space="preserve">, and this is the function you are integrating</w:t>
+        <w:t xml:space="preserve">, and this is the function you are integrating.</w:t>
       </w:r>
     </w:p>
     <w:p>
@@ -1373,7 +1376,7 @@
         <w:pStyle w:val="FirstParagraph"/>
       </w:pPr>
       <w:r>
-        <w:t xml:space="preserve">There are a few important things to remember about the definite integral</w:t>
+        <w:t xml:space="preserve">There are a few important things to remember about the definite integral:</w:t>
       </w:r>
     </w:p>
     <w:tbl>

--- a/docs/studyguides/introtointegration.docx
+++ b/docs/studyguides/introtointegration.docx
@@ -52,7 +52,7 @@
         </w:rPr>
         <w:t xml:space="preserve"> </w:t>
       </w:r>
-      <w:hyperlink r:id="rId20">
+      <w:hyperlink r:id="rId9">
         <w:r>
           <w:rPr>
             <w:rStyle w:val="Hyperlink"/>
@@ -70,7 +70,7 @@
         <w:t xml:space="preserve">.</w:t>
       </w:r>
     </w:p>
-    <w:bookmarkStart w:id="21" w:name="what-is-integration"/>
+    <w:bookmarkStart w:id="10" w:name="what-is-integration"/>
     <w:p>
       <w:pPr>
         <w:pStyle w:val="Heading1"/>
@@ -89,7 +89,7 @@
       <w:r>
         <w:t xml:space="preserve"> </w:t>
       </w:r>
-      <w:hyperlink r:id="rId20">
+      <w:hyperlink r:id="rId9">
         <w:r>
           <w:rPr>
             <w:rStyle w:val="Hyperlink"/>
@@ -133,112 +133,132 @@
         <w:t xml:space="preserve"> </w:t>
       </w:r>
       <m:oMath>
-        <m:r>
-          <m:t>f</m:t>
-        </m:r>
+        <m:sSup>
+          <m:e>
+            <m:r>
+              <m:t>f</m:t>
+            </m:r>
+          </m:e>
+          <m:sup>
+            <m:r>
+              <m:rPr>
+                <m:sty m:val="p"/>
+              </m:rPr>
+              <m:t>′</m:t>
+            </m:r>
+          </m:sup>
+        </m:sSup>
         <m:r>
           <m:rPr>
             <m:sty m:val="p"/>
           </m:rPr>
-          <m:t>′</m:t>
-        </m:r>
-        <m:d>
-          <m:dPr>
-            <m:begChr m:val="("/>
-            <m:sepChr m:val=""/>
-            <m:endChr m:val=")"/>
-            <m:grow/>
-          </m:dPr>
-          <m:e>
-            <m:r>
-              <m:t>x</m:t>
-            </m:r>
-          </m:e>
-        </m:d>
-      </m:oMath>
-      <w:r>
-        <w:t xml:space="preserve"> </w:t>
-      </w:r>
-      <w:r>
-        <w:t xml:space="preserve">of a function</w:t>
-      </w:r>
-      <w:r>
-        <w:t xml:space="preserve"> </w:t>
-      </w:r>
-      <m:oMath>
-        <m:r>
-          <m:t>f</m:t>
-        </m:r>
-        <m:d>
-          <m:dPr>
-            <m:begChr m:val="("/>
-            <m:sepChr m:val=""/>
-            <m:endChr m:val=")"/>
-            <m:grow/>
-          </m:dPr>
-          <m:e>
-            <m:r>
-              <m:t>x</m:t>
-            </m:r>
-          </m:e>
-        </m:d>
-      </m:oMath>
-      <w:r>
-        <w:t xml:space="preserve"> </w:t>
-      </w:r>
-      <w:r>
-        <w:t xml:space="preserve">is a function that measures the rate of change of</w:t>
-      </w:r>
-      <w:r>
-        <w:t xml:space="preserve"> </w:t>
-      </w:r>
-      <m:oMath>
-        <m:r>
-          <m:t>f</m:t>
-        </m:r>
-        <m:d>
-          <m:dPr>
-            <m:begChr m:val="("/>
-            <m:sepChr m:val=""/>
-            <m:endChr m:val=")"/>
-            <m:grow/>
-          </m:dPr>
-          <m:e>
-            <m:r>
-              <m:t>x</m:t>
-            </m:r>
-          </m:e>
-        </m:d>
-      </m:oMath>
-      <w:r>
-        <w:t xml:space="preserve">. The derivative of a function has an application in geometry: evaluating</w:t>
-      </w:r>
-      <w:r>
-        <w:t xml:space="preserve"> </w:t>
-      </w:r>
-      <m:oMath>
-        <m:r>
-          <m:t>f</m:t>
+          <m:t>(</m:t>
+        </m:r>
+        <m:r>
+          <m:t>x</m:t>
         </m:r>
         <m:r>
           <m:rPr>
             <m:sty m:val="p"/>
           </m:rPr>
-          <m:t>′</m:t>
-        </m:r>
-        <m:d>
-          <m:dPr>
-            <m:begChr m:val="("/>
-            <m:sepChr m:val=""/>
-            <m:endChr m:val=")"/>
-            <m:grow/>
-          </m:dPr>
+          <m:t>)</m:t>
+        </m:r>
+      </m:oMath>
+      <w:r>
+        <w:t xml:space="preserve"> </w:t>
+      </w:r>
+      <w:r>
+        <w:t xml:space="preserve">of a function</w:t>
+      </w:r>
+      <w:r>
+        <w:t xml:space="preserve"> </w:t>
+      </w:r>
+      <m:oMath>
+        <m:r>
+          <m:t>f</m:t>
+        </m:r>
+        <m:r>
+          <m:rPr>
+            <m:sty m:val="p"/>
+          </m:rPr>
+          <m:t>(</m:t>
+        </m:r>
+        <m:r>
+          <m:t>x</m:t>
+        </m:r>
+        <m:r>
+          <m:rPr>
+            <m:sty m:val="p"/>
+          </m:rPr>
+          <m:t>)</m:t>
+        </m:r>
+      </m:oMath>
+      <w:r>
+        <w:t xml:space="preserve"> </w:t>
+      </w:r>
+      <w:r>
+        <w:t xml:space="preserve">is a function that measures the rate of change of</w:t>
+      </w:r>
+      <w:r>
+        <w:t xml:space="preserve"> </w:t>
+      </w:r>
+      <m:oMath>
+        <m:r>
+          <m:t>f</m:t>
+        </m:r>
+        <m:r>
+          <m:rPr>
+            <m:sty m:val="p"/>
+          </m:rPr>
+          <m:t>(</m:t>
+        </m:r>
+        <m:r>
+          <m:t>x</m:t>
+        </m:r>
+        <m:r>
+          <m:rPr>
+            <m:sty m:val="p"/>
+          </m:rPr>
+          <m:t>)</m:t>
+        </m:r>
+      </m:oMath>
+      <w:r>
+        <w:t xml:space="preserve">. The derivative of a function has an application in geometry: evaluating</w:t>
+      </w:r>
+      <w:r>
+        <w:t xml:space="preserve"> </w:t>
+      </w:r>
+      <m:oMath>
+        <m:sSup>
           <m:e>
             <m:r>
-              <m:t>x</m:t>
+              <m:t>f</m:t>
             </m:r>
           </m:e>
-        </m:d>
+          <m:sup>
+            <m:r>
+              <m:rPr>
+                <m:sty m:val="p"/>
+              </m:rPr>
+              <m:t>′</m:t>
+            </m:r>
+          </m:sup>
+        </m:sSup>
+        <m:r>
+          <m:rPr>
+            <m:sty m:val="p"/>
+          </m:rPr>
+          <m:t>(</m:t>
+        </m:r>
+        <m:r>
+          <m:t>x</m:t>
+        </m:r>
+        <m:r>
+          <m:rPr>
+            <m:sty m:val="p"/>
+          </m:rPr>
+          <m:t>)</m:t>
+        </m:r>
       </m:oMath>
       <w:r>
         <w:t xml:space="preserve"> </w:t>
@@ -267,19 +287,21 @@
         <m:r>
           <m:t>f</m:t>
         </m:r>
-        <m:d>
-          <m:dPr>
-            <m:begChr m:val="("/>
-            <m:sepChr m:val=""/>
-            <m:endChr m:val=")"/>
-            <m:grow/>
-          </m:dPr>
-          <m:e>
-            <m:r>
-              <m:t>x</m:t>
-            </m:r>
-          </m:e>
-        </m:d>
+        <m:r>
+          <m:rPr>
+            <m:sty m:val="p"/>
+          </m:rPr>
+          <m:t>(</m:t>
+        </m:r>
+        <m:r>
+          <m:t>x</m:t>
+        </m:r>
+        <m:r>
+          <m:rPr>
+            <m:sty m:val="p"/>
+          </m:rPr>
+          <m:t>)</m:t>
+        </m:r>
       </m:oMath>
       <w:r>
         <w:t xml:space="preserve"> </w:t>
@@ -350,19 +372,21 @@
         <m:r>
           <m:t>f</m:t>
         </m:r>
-        <m:d>
-          <m:dPr>
-            <m:begChr m:val="("/>
-            <m:sepChr m:val=""/>
-            <m:endChr m:val=")"/>
-            <m:grow/>
-          </m:dPr>
-          <m:e>
-            <m:r>
-              <m:t>x</m:t>
-            </m:r>
-          </m:e>
-        </m:d>
+        <m:r>
+          <m:rPr>
+            <m:sty m:val="p"/>
+          </m:rPr>
+          <m:t>(</m:t>
+        </m:r>
+        <m:r>
+          <m:t>x</m:t>
+        </m:r>
+        <m:r>
+          <m:rPr>
+            <m:sty m:val="p"/>
+          </m:rPr>
+          <m:t>)</m:t>
+        </m:r>
       </m:oMath>
       <w:r>
         <w:t xml:space="preserve">.</w:t>
@@ -401,19 +425,21 @@
         <m:r>
           <m:t>f</m:t>
         </m:r>
-        <m:d>
-          <m:dPr>
-            <m:begChr m:val="("/>
-            <m:sepChr m:val=""/>
-            <m:endChr m:val=")"/>
-            <m:grow/>
-          </m:dPr>
-          <m:e>
-            <m:r>
-              <m:t>x</m:t>
-            </m:r>
-          </m:e>
-        </m:d>
+        <m:r>
+          <m:rPr>
+            <m:sty m:val="p"/>
+          </m:rPr>
+          <m:t>(</m:t>
+        </m:r>
+        <m:r>
+          <m:t>x</m:t>
+        </m:r>
+        <m:r>
+          <m:rPr>
+            <m:sty m:val="p"/>
+          </m:rPr>
+          <m:t>)</m:t>
+        </m:r>
       </m:oMath>
       <w:r>
         <w:t xml:space="preserve"> </w:t>
@@ -451,19 +477,21 @@
           <m:r>
             <m:t>f</m:t>
           </m:r>
-          <m:d>
-            <m:dPr>
-              <m:begChr m:val="("/>
-              <m:sepChr m:val=""/>
-              <m:endChr m:val=")"/>
-              <m:grow/>
-            </m:dPr>
-            <m:e>
-              <m:r>
-                <m:t>x</m:t>
-              </m:r>
-            </m:e>
-          </m:d>
+          <m:r>
+            <m:rPr>
+              <m:sty m:val="p"/>
+            </m:rPr>
+            <m:t>(</m:t>
+          </m:r>
+          <m:r>
+            <m:t>x</m:t>
+          </m:r>
+          <m:r>
+            <m:rPr>
+              <m:sty m:val="p"/>
+            </m:rPr>
+            <m:t>)</m:t>
+          </m:r>
           <m:r>
             <m:t> </m:t>
           </m:r>
@@ -513,19 +541,21 @@
         <m:r>
           <m:t>f</m:t>
         </m:r>
-        <m:d>
-          <m:dPr>
-            <m:begChr m:val="("/>
-            <m:sepChr m:val=""/>
-            <m:endChr m:val=")"/>
-            <m:grow/>
-          </m:dPr>
-          <m:e>
-            <m:r>
-              <m:t>x</m:t>
-            </m:r>
-          </m:e>
-        </m:d>
+        <m:r>
+          <m:rPr>
+            <m:sty m:val="p"/>
+          </m:rPr>
+          <m:t>(</m:t>
+        </m:r>
+        <m:r>
+          <m:t>x</m:t>
+        </m:r>
+        <m:r>
+          <m:rPr>
+            <m:sty m:val="p"/>
+          </m:rPr>
+          <m:t>)</m:t>
+        </m:r>
       </m:oMath>
       <w:r>
         <w:t xml:space="preserve"> </w:t>
@@ -605,19 +635,21 @@
               </m:r>
             </m:e>
           </m:nary>
-          <m:d>
-            <m:dPr>
-              <m:begChr m:val="("/>
-              <m:sepChr m:val=""/>
-              <m:endChr m:val=")"/>
-              <m:grow/>
-            </m:dPr>
-            <m:e>
-              <m:r>
-                <m:t>x</m:t>
-              </m:r>
-            </m:e>
-          </m:d>
+          <m:r>
+            <m:rPr>
+              <m:sty m:val="p"/>
+            </m:rPr>
+            <m:t>(</m:t>
+          </m:r>
+          <m:r>
+            <m:t>x</m:t>
+          </m:r>
+          <m:r>
+            <m:rPr>
+              <m:sty m:val="p"/>
+            </m:rPr>
+            <m:t>)</m:t>
+          </m:r>
           <m:r>
             <m:t> </m:t>
           </m:r>
@@ -664,19 +696,21 @@
         <m:r>
           <m:t>f</m:t>
         </m:r>
-        <m:d>
-          <m:dPr>
-            <m:begChr m:val="("/>
-            <m:sepChr m:val=""/>
-            <m:endChr m:val=")"/>
-            <m:grow/>
-          </m:dPr>
-          <m:e>
-            <m:r>
-              <m:t>x</m:t>
-            </m:r>
-          </m:e>
-        </m:d>
+        <m:r>
+          <m:rPr>
+            <m:sty m:val="p"/>
+          </m:rPr>
+          <m:t>(</m:t>
+        </m:r>
+        <m:r>
+          <m:t>x</m:t>
+        </m:r>
+        <m:r>
+          <m:rPr>
+            <m:sty m:val="p"/>
+          </m:rPr>
+          <m:t>)</m:t>
+        </m:r>
       </m:oMath>
       <w:r>
         <w:t xml:space="preserve"> </w:t>
@@ -749,8 +783,8 @@
         <w:t xml:space="preserve">This guide first explains the role of the definite integral, then introduces the indefinite integral together with the antiderivative and the constant of integration. Finally, the Fundamental Theorem of Calculus is introduced and some initial antiderivatives are given.</w:t>
       </w:r>
     </w:p>
-    <w:bookmarkEnd w:id="21"/>
-    <w:bookmarkStart w:id="39" w:name="definite-integrals"/>
+    <w:bookmarkEnd w:id="10"/>
+    <w:bookmarkStart w:id="28" w:name="definite-integrals"/>
     <w:p>
       <w:pPr>
         <w:pStyle w:val="Heading1"/>
@@ -818,19 +852,21 @@
         <m:r>
           <m:t>f</m:t>
         </m:r>
-        <m:d>
-          <m:dPr>
-            <m:begChr m:val="("/>
-            <m:sepChr m:val=""/>
-            <m:endChr m:val=")"/>
-            <m:grow/>
-          </m:dPr>
-          <m:e>
-            <m:r>
-              <m:t>x</m:t>
-            </m:r>
-          </m:e>
-        </m:d>
+        <m:r>
+          <m:rPr>
+            <m:sty m:val="p"/>
+          </m:rPr>
+          <m:t>(</m:t>
+        </m:r>
+        <m:r>
+          <m:t>x</m:t>
+        </m:r>
+        <m:r>
+          <m:rPr>
+            <m:sty m:val="p"/>
+          </m:rPr>
+          <m:t>)</m:t>
+        </m:r>
       </m:oMath>
       <w:r>
         <w:t xml:space="preserve">, and find areas related to those? This is where the idea of a</w:t>
@@ -870,7 +906,7 @@
       <w:r>
         <w:t xml:space="preserve"> </w:t>
       </w:r>
-      <w:hyperlink r:id="rId22">
+      <w:hyperlink r:id="rId11">
         <w:r>
           <w:rPr>
             <w:rStyle w:val="Hyperlink"/>
@@ -941,19 +977,21 @@
               </m:r>
             </m:e>
           </m:nary>
-          <m:d>
-            <m:dPr>
-              <m:begChr m:val="("/>
-              <m:sepChr m:val=""/>
-              <m:endChr m:val=")"/>
-              <m:grow/>
-            </m:dPr>
-            <m:e>
-              <m:r>
-                <m:t>x</m:t>
-              </m:r>
-            </m:e>
-          </m:d>
+          <m:r>
+            <m:rPr>
+              <m:sty m:val="p"/>
+            </m:rPr>
+            <m:t>(</m:t>
+          </m:r>
+          <m:r>
+            <m:t>x</m:t>
+          </m:r>
+          <m:r>
+            <m:rPr>
+              <m:sty m:val="p"/>
+            </m:rPr>
+            <m:t>)</m:t>
+          </m:r>
           <m:r>
             <m:t> </m:t>
           </m:r>
@@ -996,19 +1034,21 @@
         <m:r>
           <m:t>f</m:t>
         </m:r>
-        <m:d>
-          <m:dPr>
-            <m:begChr m:val="("/>
-            <m:sepChr m:val=""/>
-            <m:endChr m:val=")"/>
-            <m:grow/>
-          </m:dPr>
-          <m:e>
-            <m:r>
-              <m:t>x</m:t>
-            </m:r>
-          </m:e>
-        </m:d>
+        <m:r>
+          <m:rPr>
+            <m:sty m:val="p"/>
+          </m:rPr>
+          <m:t>(</m:t>
+        </m:r>
+        <m:r>
+          <m:t>x</m:t>
+        </m:r>
+        <m:r>
+          <m:rPr>
+            <m:sty m:val="p"/>
+          </m:rPr>
+          <m:t>)</m:t>
+        </m:r>
       </m:oMath>
       <w:r>
         <w:t xml:space="preserve"> </w:t>
@@ -1242,19 +1282,21 @@
         <m:r>
           <m:t>f</m:t>
         </m:r>
-        <m:d>
-          <m:dPr>
-            <m:begChr m:val="("/>
-            <m:sepChr m:val=""/>
-            <m:endChr m:val=")"/>
-            <m:grow/>
-          </m:dPr>
-          <m:e>
-            <m:r>
-              <m:t>x</m:t>
-            </m:r>
-          </m:e>
-        </m:d>
+        <m:r>
+          <m:rPr>
+            <m:sty m:val="p"/>
+          </m:rPr>
+          <m:t>(</m:t>
+        </m:r>
+        <m:r>
+          <m:t>x</m:t>
+        </m:r>
+        <m:r>
+          <m:rPr>
+            <m:sty m:val="p"/>
+          </m:rPr>
+          <m:t>)</m:t>
+        </m:r>
       </m:oMath>
       <w:r>
         <w:t xml:space="preserve"> </w:t>
@@ -1420,18 +1462,18 @@
                 <wp:inline>
                   <wp:extent cx="152400" cy="152400"/>
                   <wp:effectExtent b="0" l="0" r="0" t="0"/>
-                  <wp:docPr descr="" title="" id="24" name="Picture"/>
+                  <wp:docPr descr="" title="" id="13" name="Picture"/>
                   <a:graphic>
                     <a:graphicData uri="http://schemas.openxmlformats.org/drawingml/2006/picture">
                       <pic:pic>
                         <pic:nvPicPr>
-                          <pic:cNvPr descr="/Applications/quarto/share/formats/docx/important.png" id="25" name="Picture"/>
+                          <pic:cNvPr descr="/Applications/quarto/share/formats/docx/important.png" id="14" name="Picture"/>
                           <pic:cNvPicPr>
                             <a:picLocks noChangeArrowheads="1" noChangeAspect="1"/>
                           </pic:cNvPicPr>
                         </pic:nvPicPr>
                         <pic:blipFill>
-                          <a:blip r:embed="rId23"/>
+                          <a:blip r:embed="rId12"/>
                           <a:stretch>
                             <a:fillRect/>
                           </a:stretch>
@@ -1523,19 +1565,21 @@
                     </m:r>
                   </m:e>
                 </m:nary>
-                <m:d>
-                  <m:dPr>
-                    <m:begChr m:val="("/>
-                    <m:sepChr m:val=""/>
-                    <m:endChr m:val=")"/>
-                    <m:grow/>
-                  </m:dPr>
-                  <m:e>
-                    <m:r>
-                      <m:t>x</m:t>
-                    </m:r>
-                  </m:e>
-                </m:d>
+                <m:r>
+                  <m:rPr>
+                    <m:sty m:val="p"/>
+                  </m:rPr>
+                  <m:t>(</m:t>
+                </m:r>
+                <m:r>
+                  <m:t>x</m:t>
+                </m:r>
+                <m:r>
+                  <m:rPr>
+                    <m:sty m:val="p"/>
+                  </m:rPr>
+                  <m:t>)</m:t>
+                </m:r>
                 <m:r>
                   <m:t> </m:t>
                 </m:r>
@@ -1578,19 +1622,21 @@
                     </m:r>
                   </m:e>
                 </m:nary>
-                <m:d>
-                  <m:dPr>
-                    <m:begChr m:val="("/>
-                    <m:sepChr m:val=""/>
-                    <m:endChr m:val=")"/>
-                    <m:grow/>
-                  </m:dPr>
-                  <m:e>
-                    <m:r>
-                      <m:t>t</m:t>
-                    </m:r>
-                  </m:e>
-                </m:d>
+                <m:r>
+                  <m:rPr>
+                    <m:sty m:val="p"/>
+                  </m:rPr>
+                  <m:t>(</m:t>
+                </m:r>
+                <m:r>
+                  <m:t>t</m:t>
+                </m:r>
+                <m:r>
+                  <m:rPr>
+                    <m:sty m:val="p"/>
+                  </m:rPr>
+                  <m:t>)</m:t>
+                </m:r>
                 <m:r>
                   <m:t> </m:t>
                 </m:r>
@@ -1633,19 +1679,21 @@
                     </m:r>
                   </m:e>
                 </m:nary>
-                <m:d>
-                  <m:dPr>
-                    <m:begChr m:val="("/>
-                    <m:sepChr m:val=""/>
-                    <m:endChr m:val=")"/>
-                    <m:grow/>
-                  </m:dPr>
-                  <m:e>
-                    <m:r>
-                      <m:t>θ</m:t>
-                    </m:r>
-                  </m:e>
-                </m:d>
+                <m:r>
+                  <m:rPr>
+                    <m:sty m:val="p"/>
+                  </m:rPr>
+                  <m:t>(</m:t>
+                </m:r>
+                <m:r>
+                  <m:t>θ</m:t>
+                </m:r>
+                <m:r>
+                  <m:rPr>
+                    <m:sty m:val="p"/>
+                  </m:rPr>
+                  <m:t>)</m:t>
+                </m:r>
                 <m:r>
                   <m:t> </m:t>
                 </m:r>
@@ -1690,19 +1738,21 @@
               <m:r>
                 <m:t>f</m:t>
               </m:r>
-              <m:d>
-                <m:dPr>
-                  <m:begChr m:val="("/>
-                  <m:sepChr m:val=""/>
-                  <m:endChr m:val=")"/>
-                  <m:grow/>
-                </m:dPr>
-                <m:e>
-                  <m:r>
-                    <m:t>x</m:t>
-                  </m:r>
-                </m:e>
-              </m:d>
+              <m:r>
+                <m:rPr>
+                  <m:sty m:val="p"/>
+                </m:rPr>
+                <m:t>(</m:t>
+              </m:r>
+              <m:r>
+                <m:t>x</m:t>
+              </m:r>
+              <m:r>
+                <m:rPr>
+                  <m:sty m:val="p"/>
+                </m:rPr>
+                <m:t>)</m:t>
+              </m:r>
             </m:oMath>
             <w:r>
               <w:t xml:space="preserve"> </w:t>
@@ -1845,19 +1895,21 @@
               <m:r>
                 <m:t>f</m:t>
               </m:r>
-              <m:d>
-                <m:dPr>
-                  <m:begChr m:val="("/>
-                  <m:sepChr m:val=""/>
-                  <m:endChr m:val=")"/>
-                  <m:grow/>
-                </m:dPr>
-                <m:e>
-                  <m:r>
-                    <m:t>x</m:t>
-                  </m:r>
-                </m:e>
-              </m:d>
+              <m:r>
+                <m:rPr>
+                  <m:sty m:val="p"/>
+                </m:rPr>
+                <m:t>(</m:t>
+              </m:r>
+              <m:r>
+                <m:t>x</m:t>
+              </m:r>
+              <m:r>
+                <m:rPr>
+                  <m:sty m:val="p"/>
+                </m:rPr>
+                <m:t>)</m:t>
+              </m:r>
             </m:oMath>
             <w:r>
               <w:t xml:space="preserve">, the</w:t>
@@ -1969,19 +2021,21 @@
               <m:r>
                 <m:t>f</m:t>
               </m:r>
-              <m:d>
-                <m:dPr>
-                  <m:begChr m:val="("/>
-                  <m:sepChr m:val=""/>
-                  <m:endChr m:val=")"/>
-                  <m:grow/>
-                </m:dPr>
-                <m:e>
-                  <m:r>
-                    <m:t>x</m:t>
-                  </m:r>
-                </m:e>
-              </m:d>
+              <m:r>
+                <m:rPr>
+                  <m:sty m:val="p"/>
+                </m:rPr>
+                <m:t>(</m:t>
+              </m:r>
+              <m:r>
+                <m:t>x</m:t>
+              </m:r>
+              <m:r>
+                <m:rPr>
+                  <m:sty m:val="p"/>
+                </m:rPr>
+                <m:t>)</m:t>
+              </m:r>
             </m:oMath>
             <w:r>
               <w:t xml:space="preserve"> </w:t>
@@ -2094,7 +2148,7 @@
       <w:tr>
         <w:tc>
           <w:tcPr/>
-          <w:bookmarkStart w:id="29" w:name="fig-1"/>
+          <w:bookmarkStart w:id="18" w:name="fig-1"/>
           <w:p>
             <w:pPr>
               <w:pStyle w:val="Compact"/>
@@ -2105,18 +2159,18 @@
                 <wp:inline>
                   <wp:extent cx="5349240" cy="1526324"/>
                   <wp:effectExtent b="0" l="0" r="0" t="0"/>
-                  <wp:docPr descr="" title="" id="27" name="Picture"/>
+                  <wp:docPr descr="" title="" id="16" name="Picture"/>
                   <a:graphic>
                     <a:graphicData uri="http://schemas.openxmlformats.org/drawingml/2006/picture">
                       <pic:pic>
                         <pic:nvPicPr>
-                          <pic:cNvPr descr="./FiguresPNG/introtointegration-fig1.png" id="28" name="Picture"/>
+                          <pic:cNvPr descr="./FiguresPNG/introtointegration-fig1.png" id="17" name="Picture"/>
                           <pic:cNvPicPr>
                             <a:picLocks noChangeArrowheads="1" noChangeAspect="1"/>
                           </pic:cNvPicPr>
                         </pic:nvPicPr>
                         <pic:blipFill>
-                          <a:blip r:embed="rId26"/>
+                          <a:blip r:embed="rId15"/>
                           <a:stretch>
                             <a:fillRect/>
                           </a:stretch>
@@ -2182,19 +2236,21 @@
                   </m:r>
                 </m:e>
               </m:nary>
-              <m:d>
-                <m:dPr>
-                  <m:begChr m:val="("/>
-                  <m:sepChr m:val=""/>
-                  <m:endChr m:val=")"/>
-                  <m:grow/>
-                </m:dPr>
-                <m:e>
-                  <m:r>
-                    <m:t>x</m:t>
-                  </m:r>
-                </m:e>
-              </m:d>
+              <m:r>
+                <m:rPr>
+                  <m:sty m:val="p"/>
+                </m:rPr>
+                <m:t>(</m:t>
+              </m:r>
+              <m:r>
+                <m:t>x</m:t>
+              </m:r>
+              <m:r>
+                <m:rPr>
+                  <m:sty m:val="p"/>
+                </m:rPr>
+                <m:t>)</m:t>
+              </m:r>
               <m:r>
                 <m:t> </m:t>
               </m:r>
@@ -2212,7 +2268,7 @@
               <w:t xml:space="preserve">.</w:t>
             </w:r>
           </w:p>
-          <w:bookmarkEnd w:id="29"/>
+          <w:bookmarkEnd w:id="18"/>
         </w:tc>
       </w:tr>
     </w:tbl>
@@ -2264,18 +2320,18 @@
                 <wp:inline>
                   <wp:extent cx="152400" cy="152400"/>
                   <wp:effectExtent b="0" l="0" r="0" t="0"/>
-                  <wp:docPr descr="" title="" id="31" name="Picture"/>
+                  <wp:docPr descr="" title="" id="20" name="Picture"/>
                   <a:graphic>
                     <a:graphicData uri="http://schemas.openxmlformats.org/drawingml/2006/picture">
                       <pic:pic>
                         <pic:nvPicPr>
-                          <pic:cNvPr descr="/Applications/quarto/share/formats/docx/note.png" id="32" name="Picture"/>
+                          <pic:cNvPr descr="/Applications/quarto/share/formats/docx/note.png" id="21" name="Picture"/>
                           <pic:cNvPicPr>
                             <a:picLocks noChangeArrowheads="1" noChangeAspect="1"/>
                           </pic:cNvPicPr>
                         </pic:nvPicPr>
                         <pic:blipFill>
-                          <a:blip r:embed="rId30"/>
+                          <a:blip r:embed="rId19"/>
                           <a:stretch>
                             <a:fillRect/>
                           </a:stretch>
@@ -2337,19 +2393,21 @@
               <m:r>
                 <m:t>f</m:t>
               </m:r>
-              <m:d>
-                <m:dPr>
-                  <m:begChr m:val="("/>
-                  <m:sepChr m:val=""/>
-                  <m:endChr m:val=")"/>
-                  <m:grow/>
-                </m:dPr>
-                <m:e>
-                  <m:r>
-                    <m:t>x</m:t>
-                  </m:r>
-                </m:e>
-              </m:d>
+              <m:r>
+                <m:rPr>
+                  <m:sty m:val="p"/>
+                </m:rPr>
+                <m:t>(</m:t>
+              </m:r>
+              <m:r>
+                <m:t>x</m:t>
+              </m:r>
+              <m:r>
+                <m:rPr>
+                  <m:sty m:val="p"/>
+                </m:rPr>
+                <m:t>)</m:t>
+              </m:r>
               <m:r>
                 <m:rPr>
                   <m:sty m:val="p"/>
@@ -2475,19 +2533,21 @@
               <m:r>
                 <m:t>f</m:t>
               </m:r>
-              <m:d>
-                <m:dPr>
-                  <m:begChr m:val="("/>
-                  <m:sepChr m:val=""/>
-                  <m:endChr m:val=")"/>
-                  <m:grow/>
-                </m:dPr>
-                <m:e>
-                  <m:r>
-                    <m:t>x</m:t>
-                  </m:r>
-                </m:e>
-              </m:d>
+              <m:r>
+                <m:rPr>
+                  <m:sty m:val="p"/>
+                </m:rPr>
+                <m:t>(</m:t>
+              </m:r>
+              <m:r>
+                <m:t>x</m:t>
+              </m:r>
+              <m:r>
+                <m:rPr>
+                  <m:sty m:val="p"/>
+                </m:rPr>
+                <m:t>)</m:t>
+              </m:r>
             </m:oMath>
             <w:r>
               <w:t xml:space="preserve"> </w:t>
@@ -2636,19 +2696,21 @@
               <m:r>
                 <m:t>f</m:t>
               </m:r>
-              <m:d>
-                <m:dPr>
-                  <m:begChr m:val="("/>
-                  <m:sepChr m:val=""/>
-                  <m:endChr m:val=")"/>
-                  <m:grow/>
-                </m:dPr>
-                <m:e>
-                  <m:r>
-                    <m:t>x</m:t>
-                  </m:r>
-                </m:e>
-              </m:d>
+              <m:r>
+                <m:rPr>
+                  <m:sty m:val="p"/>
+                </m:rPr>
+                <m:t>(</m:t>
+              </m:r>
+              <m:r>
+                <m:t>x</m:t>
+              </m:r>
+              <m:r>
+                <m:rPr>
+                  <m:sty m:val="p"/>
+                </m:rPr>
+                <m:t>)</m:t>
+              </m:r>
               <m:r>
                 <m:rPr>
                   <m:sty m:val="p"/>
@@ -2751,28 +2813,30 @@
                 </m:rPr>
                 <m:t>=</m:t>
               </m:r>
-              <m:d>
-                <m:dPr>
-                  <m:begChr m:val="("/>
-                  <m:sepChr m:val=""/>
-                  <m:endChr m:val=")"/>
-                  <m:grow/>
-                </m:dPr>
-                <m:e>
-                  <m:r>
-                    <m:t>3</m:t>
-                  </m:r>
-                  <m:r>
-                    <m:rPr>
-                      <m:sty m:val="p"/>
-                    </m:rPr>
-                    <m:t>⋅</m:t>
-                  </m:r>
-                  <m:r>
-                    <m:t>3</m:t>
-                  </m:r>
-                </m:e>
-              </m:d>
+              <m:r>
+                <m:rPr>
+                  <m:sty m:val="p"/>
+                </m:rPr>
+                <m:t>(</m:t>
+              </m:r>
+              <m:r>
+                <m:t>3</m:t>
+              </m:r>
+              <m:r>
+                <m:rPr>
+                  <m:sty m:val="p"/>
+                </m:rPr>
+                <m:t>⋅</m:t>
+              </m:r>
+              <m:r>
+                <m:t>3</m:t>
+              </m:r>
+              <m:r>
+                <m:rPr>
+                  <m:sty m:val="p"/>
+                </m:rPr>
+                <m:t>)</m:t>
+              </m:r>
               <m:r>
                 <m:rPr>
                   <m:sty m:val="p"/>
@@ -2919,18 +2983,18 @@
                 <wp:inline>
                   <wp:extent cx="152400" cy="152400"/>
                   <wp:effectExtent b="0" l="0" r="0" t="0"/>
-                  <wp:docPr descr="" title="" id="33" name="Picture"/>
+                  <wp:docPr descr="" title="" id="22" name="Picture"/>
                   <a:graphic>
                     <a:graphicData uri="http://schemas.openxmlformats.org/drawingml/2006/picture">
                       <pic:pic>
                         <pic:nvPicPr>
-                          <pic:cNvPr descr="/Applications/quarto/share/formats/docx/important.png" id="34" name="Picture"/>
+                          <pic:cNvPr descr="/Applications/quarto/share/formats/docx/important.png" id="23" name="Picture"/>
                           <pic:cNvPicPr>
                             <a:picLocks noChangeArrowheads="1" noChangeAspect="1"/>
                           </pic:cNvPicPr>
                         </pic:nvPicPr>
                         <pic:blipFill>
-                          <a:blip r:embed="rId23"/>
+                          <a:blip r:embed="rId12"/>
                           <a:stretch>
                             <a:fillRect/>
                           </a:stretch>
@@ -3080,7 +3144,7 @@
       <w:tr>
         <w:tc>
           <w:tcPr/>
-          <w:bookmarkStart w:id="38" w:name="fig-1"/>
+          <w:bookmarkStart w:id="27" w:name="fig-1"/>
           <w:p>
             <w:pPr>
               <w:pStyle w:val="Compact"/>
@@ -3091,18 +3155,18 @@
                 <wp:inline>
                   <wp:extent cx="5349240" cy="1688336"/>
                   <wp:effectExtent b="0" l="0" r="0" t="0"/>
-                  <wp:docPr descr="" title="" id="36" name="Picture"/>
+                  <wp:docPr descr="" title="" id="25" name="Picture"/>
                   <a:graphic>
                     <a:graphicData uri="http://schemas.openxmlformats.org/drawingml/2006/picture">
                       <pic:pic>
                         <pic:nvPicPr>
-                          <pic:cNvPr descr="./FiguresPNG/introtointegration-fig2.png" id="37" name="Picture"/>
+                          <pic:cNvPr descr="./FiguresPNG/introtointegration-fig2.png" id="26" name="Picture"/>
                           <pic:cNvPicPr>
                             <a:picLocks noChangeArrowheads="1" noChangeAspect="1"/>
                           </pic:cNvPicPr>
                         </pic:nvPicPr>
                         <pic:blipFill>
-                          <a:blip r:embed="rId35"/>
+                          <a:blip r:embed="rId24"/>
                           <a:stretch>
                             <a:fillRect/>
                           </a:stretch>
@@ -3168,19 +3232,21 @@
                   </m:r>
                 </m:e>
               </m:nary>
-              <m:d>
-                <m:dPr>
-                  <m:begChr m:val="("/>
-                  <m:sepChr m:val=""/>
-                  <m:endChr m:val=")"/>
-                  <m:grow/>
-                </m:dPr>
-                <m:e>
-                  <m:r>
-                    <m:t>x</m:t>
-                  </m:r>
-                </m:e>
-              </m:d>
+              <m:r>
+                <m:rPr>
+                  <m:sty m:val="p"/>
+                </m:rPr>
+                <m:t>(</m:t>
+              </m:r>
+              <m:r>
+                <m:t>x</m:t>
+              </m:r>
+              <m:r>
+                <m:rPr>
+                  <m:sty m:val="p"/>
+                </m:rPr>
+                <m:t>)</m:t>
+              </m:r>
               <m:r>
                 <m:t> </m:t>
               </m:r>
@@ -3201,12 +3267,12 @@
               <w:t xml:space="preserve">is equal to the bounded area above the curve minus the bounded area below the curve.</w:t>
             </w:r>
           </w:p>
-          <w:bookmarkEnd w:id="38"/>
+          <w:bookmarkEnd w:id="27"/>
         </w:tc>
       </w:tr>
     </w:tbl>
-    <w:bookmarkEnd w:id="39"/>
-    <w:bookmarkStart w:id="48" w:name="indefinite-integrals-and-antiderivatives"/>
+    <w:bookmarkEnd w:id="28"/>
+    <w:bookmarkStart w:id="37" w:name="indefinite-integrals-and-antiderivatives"/>
     <w:p>
       <w:pPr>
         <w:pStyle w:val="Heading1"/>
@@ -3229,19 +3295,21 @@
         <m:r>
           <m:t>f</m:t>
         </m:r>
-        <m:d>
-          <m:dPr>
-            <m:begChr m:val="("/>
-            <m:sepChr m:val=""/>
-            <m:endChr m:val=")"/>
-            <m:grow/>
-          </m:dPr>
-          <m:e>
-            <m:r>
-              <m:t>x</m:t>
-            </m:r>
-          </m:e>
-        </m:d>
+        <m:r>
+          <m:rPr>
+            <m:sty m:val="p"/>
+          </m:rPr>
+          <m:t>(</m:t>
+        </m:r>
+        <m:r>
+          <m:t>x</m:t>
+        </m:r>
+        <m:r>
+          <m:rPr>
+            <m:sty m:val="p"/>
+          </m:rPr>
+          <m:t>)</m:t>
+        </m:r>
         <m:r>
           <m:rPr>
             <m:sty m:val="p"/>
@@ -3328,19 +3396,21 @@
         <m:r>
           <m:t>f</m:t>
         </m:r>
-        <m:d>
-          <m:dPr>
-            <m:begChr m:val="("/>
-            <m:sepChr m:val=""/>
-            <m:endChr m:val=")"/>
-            <m:grow/>
-          </m:dPr>
-          <m:e>
-            <m:r>
-              <m:t>x</m:t>
-            </m:r>
-          </m:e>
-        </m:d>
+        <m:r>
+          <m:rPr>
+            <m:sty m:val="p"/>
+          </m:rPr>
+          <m:t>(</m:t>
+        </m:r>
+        <m:r>
+          <m:t>x</m:t>
+        </m:r>
+        <m:r>
+          <m:rPr>
+            <m:sty m:val="p"/>
+          </m:rPr>
+          <m:t>)</m:t>
+        </m:r>
         <m:r>
           <m:rPr>
             <m:sty m:val="p"/>
@@ -3430,28 +3500,36 @@
         <w:t xml:space="preserve"> </w:t>
       </w:r>
       <m:oMath>
-        <m:r>
-          <m:t>f</m:t>
-        </m:r>
+        <m:sSup>
+          <m:e>
+            <m:r>
+              <m:t>f</m:t>
+            </m:r>
+          </m:e>
+          <m:sup>
+            <m:r>
+              <m:rPr>
+                <m:sty m:val="p"/>
+              </m:rPr>
+              <m:t>′</m:t>
+            </m:r>
+          </m:sup>
+        </m:sSup>
         <m:r>
           <m:rPr>
             <m:sty m:val="p"/>
           </m:rPr>
-          <m:t>′</m:t>
-        </m:r>
-        <m:d>
-          <m:dPr>
-            <m:begChr m:val="("/>
-            <m:sepChr m:val=""/>
-            <m:endChr m:val=")"/>
-            <m:grow/>
-          </m:dPr>
-          <m:e>
-            <m:r>
-              <m:t>x</m:t>
-            </m:r>
-          </m:e>
-        </m:d>
+          <m:t>(</m:t>
+        </m:r>
+        <m:r>
+          <m:t>x</m:t>
+        </m:r>
+        <m:r>
+          <m:rPr>
+            <m:sty m:val="p"/>
+          </m:rPr>
+          <m:t>)</m:t>
+        </m:r>
       </m:oMath>
       <w:r>
         <w:t xml:space="preserve"> </w:t>
@@ -3466,19 +3544,21 @@
         <m:r>
           <m:t>f</m:t>
         </m:r>
-        <m:d>
-          <m:dPr>
-            <m:begChr m:val="("/>
-            <m:sepChr m:val=""/>
-            <m:endChr m:val=")"/>
-            <m:grow/>
-          </m:dPr>
-          <m:e>
-            <m:r>
-              <m:t>x</m:t>
-            </m:r>
-          </m:e>
-        </m:d>
+        <m:r>
+          <m:rPr>
+            <m:sty m:val="p"/>
+          </m:rPr>
+          <m:t>(</m:t>
+        </m:r>
+        <m:r>
+          <m:t>x</m:t>
+        </m:r>
+        <m:r>
+          <m:rPr>
+            <m:sty m:val="p"/>
+          </m:rPr>
+          <m:t>)</m:t>
+        </m:r>
       </m:oMath>
       <w:r>
         <w:t xml:space="preserve"> </w:t>
@@ -3489,7 +3569,7 @@
       <w:r>
         <w:t xml:space="preserve"> </w:t>
       </w:r>
-      <w:hyperlink r:id="rId20">
+      <w:hyperlink r:id="rId9">
         <w:r>
           <w:rPr>
             <w:rStyle w:val="Hyperlink"/>
@@ -3510,76 +3590,88 @@
         <m:r>
           <m:t>f</m:t>
         </m:r>
-        <m:d>
-          <m:dPr>
-            <m:begChr m:val="("/>
-            <m:sepChr m:val=""/>
-            <m:endChr m:val=")"/>
-            <m:grow/>
-          </m:dPr>
-          <m:e>
-            <m:r>
-              <m:t>x</m:t>
-            </m:r>
-          </m:e>
-        </m:d>
-      </m:oMath>
-      <w:r>
-        <w:t xml:space="preserve">, is there a function</w:t>
-      </w:r>
-      <w:r>
-        <w:t xml:space="preserve"> </w:t>
-      </w:r>
-      <m:oMath>
-        <m:r>
-          <m:t>F</m:t>
-        </m:r>
-        <m:d>
-          <m:dPr>
-            <m:begChr m:val="("/>
-            <m:sepChr m:val=""/>
-            <m:endChr m:val=")"/>
-            <m:grow/>
-          </m:dPr>
-          <m:e>
-            <m:r>
-              <m:t>x</m:t>
-            </m:r>
-          </m:e>
-        </m:d>
-      </m:oMath>
-      <w:r>
-        <w:t xml:space="preserve"> </w:t>
-      </w:r>
-      <w:r>
-        <w:t xml:space="preserve">such that</w:t>
-      </w:r>
-      <w:r>
-        <w:t xml:space="preserve"> </w:t>
-      </w:r>
-      <m:oMath>
-        <m:r>
-          <m:t>F</m:t>
-        </m:r>
         <m:r>
           <m:rPr>
             <m:sty m:val="p"/>
           </m:rPr>
-          <m:t>′</m:t>
-        </m:r>
-        <m:d>
-          <m:dPr>
-            <m:begChr m:val="("/>
-            <m:sepChr m:val=""/>
-            <m:endChr m:val=")"/>
-            <m:grow/>
-          </m:dPr>
+          <m:t>(</m:t>
+        </m:r>
+        <m:r>
+          <m:t>x</m:t>
+        </m:r>
+        <m:r>
+          <m:rPr>
+            <m:sty m:val="p"/>
+          </m:rPr>
+          <m:t>)</m:t>
+        </m:r>
+      </m:oMath>
+      <w:r>
+        <w:t xml:space="preserve">, is there a function</w:t>
+      </w:r>
+      <w:r>
+        <w:t xml:space="preserve"> </w:t>
+      </w:r>
+      <m:oMath>
+        <m:r>
+          <m:t>F</m:t>
+        </m:r>
+        <m:r>
+          <m:rPr>
+            <m:sty m:val="p"/>
+          </m:rPr>
+          <m:t>(</m:t>
+        </m:r>
+        <m:r>
+          <m:t>x</m:t>
+        </m:r>
+        <m:r>
+          <m:rPr>
+            <m:sty m:val="p"/>
+          </m:rPr>
+          <m:t>)</m:t>
+        </m:r>
+      </m:oMath>
+      <w:r>
+        <w:t xml:space="preserve"> </w:t>
+      </w:r>
+      <w:r>
+        <w:t xml:space="preserve">such that</w:t>
+      </w:r>
+      <w:r>
+        <w:t xml:space="preserve"> </w:t>
+      </w:r>
+      <m:oMath>
+        <m:sSup>
           <m:e>
             <m:r>
-              <m:t>x</m:t>
+              <m:t>F</m:t>
             </m:r>
           </m:e>
-        </m:d>
+          <m:sup>
+            <m:r>
+              <m:rPr>
+                <m:sty m:val="p"/>
+              </m:rPr>
+              <m:t>′</m:t>
+            </m:r>
+          </m:sup>
+        </m:sSup>
+        <m:r>
+          <m:rPr>
+            <m:sty m:val="p"/>
+          </m:rPr>
+          <m:t>(</m:t>
+        </m:r>
+        <m:r>
+          <m:t>x</m:t>
+        </m:r>
+        <m:r>
+          <m:rPr>
+            <m:sty m:val="p"/>
+          </m:rPr>
+          <m:t>)</m:t>
+        </m:r>
         <m:r>
           <m:rPr>
             <m:sty m:val="p"/>
@@ -3589,19 +3681,21 @@
         <m:r>
           <m:t>f</m:t>
         </m:r>
-        <m:d>
-          <m:dPr>
-            <m:begChr m:val="("/>
-            <m:sepChr m:val=""/>
-            <m:endChr m:val=")"/>
-            <m:grow/>
-          </m:dPr>
-          <m:e>
-            <m:r>
-              <m:t>x</m:t>
-            </m:r>
-          </m:e>
-        </m:d>
+        <m:r>
+          <m:rPr>
+            <m:sty m:val="p"/>
+          </m:rPr>
+          <m:t>(</m:t>
+        </m:r>
+        <m:r>
+          <m:t>x</m:t>
+        </m:r>
+        <m:r>
+          <m:rPr>
+            <m:sty m:val="p"/>
+          </m:rPr>
+          <m:t>)</m:t>
+        </m:r>
       </m:oMath>
       <w:r>
         <w:t xml:space="preserve">? If this happens, then</w:t>
@@ -3613,19 +3707,21 @@
         <m:r>
           <m:t>F</m:t>
         </m:r>
-        <m:d>
-          <m:dPr>
-            <m:begChr m:val="("/>
-            <m:sepChr m:val=""/>
-            <m:endChr m:val=")"/>
-            <m:grow/>
-          </m:dPr>
-          <m:e>
-            <m:r>
-              <m:t>x</m:t>
-            </m:r>
-          </m:e>
-        </m:d>
+        <m:r>
+          <m:rPr>
+            <m:sty m:val="p"/>
+          </m:rPr>
+          <m:t>(</m:t>
+        </m:r>
+        <m:r>
+          <m:t>x</m:t>
+        </m:r>
+        <m:r>
+          <m:rPr>
+            <m:sty m:val="p"/>
+          </m:rPr>
+          <m:t>)</m:t>
+        </m:r>
       </m:oMath>
       <w:r>
         <w:t xml:space="preserve"> </w:t>
@@ -3654,19 +3750,21 @@
         <m:r>
           <m:t>f</m:t>
         </m:r>
-        <m:d>
-          <m:dPr>
-            <m:begChr m:val="("/>
-            <m:sepChr m:val=""/>
-            <m:endChr m:val=")"/>
-            <m:grow/>
-          </m:dPr>
-          <m:e>
-            <m:r>
-              <m:t>x</m:t>
-            </m:r>
-          </m:e>
-        </m:d>
+        <m:r>
+          <m:rPr>
+            <m:sty m:val="p"/>
+          </m:rPr>
+          <m:t>(</m:t>
+        </m:r>
+        <m:r>
+          <m:t>x</m:t>
+        </m:r>
+        <m:r>
+          <m:rPr>
+            <m:sty m:val="p"/>
+          </m:rPr>
+          <m:t>)</m:t>
+        </m:r>
       </m:oMath>
       <w:r>
         <w:t xml:space="preserve">.</w:t>
@@ -3686,19 +3784,21 @@
         <m:r>
           <m:t>F</m:t>
         </m:r>
-        <m:d>
-          <m:dPr>
-            <m:begChr m:val="("/>
-            <m:sepChr m:val=""/>
-            <m:endChr m:val=")"/>
-            <m:grow/>
-          </m:dPr>
-          <m:e>
-            <m:r>
-              <m:t>x</m:t>
-            </m:r>
-          </m:e>
-        </m:d>
+        <m:r>
+          <m:rPr>
+            <m:sty m:val="p"/>
+          </m:rPr>
+          <m:t>(</m:t>
+        </m:r>
+        <m:r>
+          <m:t>x</m:t>
+        </m:r>
+        <m:r>
+          <m:rPr>
+            <m:sty m:val="p"/>
+          </m:rPr>
+          <m:t>)</m:t>
+        </m:r>
       </m:oMath>
       <w:r>
         <w:t xml:space="preserve"> </w:t>
@@ -3713,19 +3813,21 @@
         <m:r>
           <m:t>f</m:t>
         </m:r>
-        <m:d>
-          <m:dPr>
-            <m:begChr m:val="("/>
-            <m:sepChr m:val=""/>
-            <m:endChr m:val=")"/>
-            <m:grow/>
-          </m:dPr>
-          <m:e>
-            <m:r>
-              <m:t>x</m:t>
-            </m:r>
-          </m:e>
-        </m:d>
+        <m:r>
+          <m:rPr>
+            <m:sty m:val="p"/>
+          </m:rPr>
+          <m:t>(</m:t>
+        </m:r>
+        <m:r>
+          <m:t>x</m:t>
+        </m:r>
+        <m:r>
+          <m:rPr>
+            <m:sty m:val="p"/>
+          </m:rPr>
+          <m:t>)</m:t>
+        </m:r>
       </m:oMath>
       <w:r>
         <w:t xml:space="preserve">, you can find the</w:t>
@@ -3751,19 +3853,21 @@
         <m:r>
           <m:t>f</m:t>
         </m:r>
-        <m:d>
-          <m:dPr>
-            <m:begChr m:val="("/>
-            <m:sepChr m:val=""/>
-            <m:endChr m:val=")"/>
-            <m:grow/>
-          </m:dPr>
-          <m:e>
-            <m:r>
-              <m:t>x</m:t>
-            </m:r>
-          </m:e>
-        </m:d>
+        <m:r>
+          <m:rPr>
+            <m:sty m:val="p"/>
+          </m:rPr>
+          <m:t>(</m:t>
+        </m:r>
+        <m:r>
+          <m:t>x</m:t>
+        </m:r>
+        <m:r>
+          <m:rPr>
+            <m:sty m:val="p"/>
+          </m:rPr>
+          <m:t>)</m:t>
+        </m:r>
       </m:oMath>
       <w:r>
         <w:rPr>
@@ -3807,19 +3911,21 @@
           <m:r>
             <m:t>F</m:t>
           </m:r>
-          <m:d>
-            <m:dPr>
-              <m:begChr m:val="("/>
-              <m:sepChr m:val=""/>
-              <m:endChr m:val=")"/>
-              <m:grow/>
-            </m:dPr>
-            <m:e>
-              <m:r>
-                <m:t>x</m:t>
-              </m:r>
-            </m:e>
-          </m:d>
+          <m:r>
+            <m:rPr>
+              <m:sty m:val="p"/>
+            </m:rPr>
+            <m:t>(</m:t>
+          </m:r>
+          <m:r>
+            <m:t>x</m:t>
+          </m:r>
+          <m:r>
+            <m:rPr>
+              <m:sty m:val="p"/>
+            </m:rPr>
+            <m:t>)</m:t>
+          </m:r>
           <m:r>
             <m:rPr>
               <m:sty m:val="p"/>
@@ -3835,19 +3941,21 @@
           <m:r>
             <m:t>f</m:t>
           </m:r>
-          <m:d>
-            <m:dPr>
-              <m:begChr m:val="("/>
-              <m:sepChr m:val=""/>
-              <m:endChr m:val=")"/>
-              <m:grow/>
-            </m:dPr>
-            <m:e>
-              <m:r>
-                <m:t>x</m:t>
-              </m:r>
-            </m:e>
-          </m:d>
+          <m:r>
+            <m:rPr>
+              <m:sty m:val="p"/>
+            </m:rPr>
+            <m:t>(</m:t>
+          </m:r>
+          <m:r>
+            <m:t>x</m:t>
+          </m:r>
+          <m:r>
+            <m:rPr>
+              <m:sty m:val="p"/>
+            </m:rPr>
+            <m:t>)</m:t>
+          </m:r>
           <m:r>
             <m:t> </m:t>
           </m:r>
@@ -3894,7 +4002,7 @@
         <w:t xml:space="preserve">of differentiation: to undo differentiation, do an indefinite integral; to undo an indefinite integral, find the derivative.</w:t>
       </w:r>
     </w:p>
-    <w:bookmarkStart w:id="47" w:name="the-constant-of-integration"/>
+    <w:bookmarkStart w:id="36" w:name="the-constant-of-integration"/>
     <w:p>
       <w:pPr>
         <w:pStyle w:val="Heading2"/>
@@ -3917,19 +4025,21 @@
         <m:r>
           <m:t>F</m:t>
         </m:r>
-        <m:d>
-          <m:dPr>
-            <m:begChr m:val="("/>
-            <m:sepChr m:val=""/>
-            <m:endChr m:val=")"/>
-            <m:grow/>
-          </m:dPr>
-          <m:e>
-            <m:r>
-              <m:t>x</m:t>
-            </m:r>
-          </m:e>
-        </m:d>
+        <m:r>
+          <m:rPr>
+            <m:sty m:val="p"/>
+          </m:rPr>
+          <m:t>(</m:t>
+        </m:r>
+        <m:r>
+          <m:t>x</m:t>
+        </m:r>
+        <m:r>
+          <m:rPr>
+            <m:sty m:val="p"/>
+          </m:rPr>
+          <m:t>)</m:t>
+        </m:r>
       </m:oMath>
       <w:r>
         <w:t xml:space="preserve"> </w:t>
@@ -3944,19 +4054,21 @@
         <m:r>
           <m:t>f</m:t>
         </m:r>
-        <m:d>
-          <m:dPr>
-            <m:begChr m:val="("/>
-            <m:sepChr m:val=""/>
-            <m:endChr m:val=")"/>
-            <m:grow/>
-          </m:dPr>
-          <m:e>
-            <m:r>
-              <m:t>x</m:t>
-            </m:r>
-          </m:e>
-        </m:d>
+        <m:r>
+          <m:rPr>
+            <m:sty m:val="p"/>
+          </m:rPr>
+          <m:t>(</m:t>
+        </m:r>
+        <m:r>
+          <m:t>x</m:t>
+        </m:r>
+        <m:r>
+          <m:rPr>
+            <m:sty m:val="p"/>
+          </m:rPr>
+          <m:t>)</m:t>
+        </m:r>
       </m:oMath>
       <w:r>
         <w:t xml:space="preserve"> </w:t>
@@ -4018,18 +4130,18 @@
                 <wp:inline>
                   <wp:extent cx="152400" cy="152400"/>
                   <wp:effectExtent b="0" l="0" r="0" t="0"/>
-                  <wp:docPr descr="" title="" id="40" name="Picture"/>
+                  <wp:docPr descr="" title="" id="29" name="Picture"/>
                   <a:graphic>
                     <a:graphicData uri="http://schemas.openxmlformats.org/drawingml/2006/picture">
                       <pic:pic>
                         <pic:nvPicPr>
-                          <pic:cNvPr descr="/Applications/quarto/share/formats/docx/note.png" id="41" name="Picture"/>
+                          <pic:cNvPr descr="/Applications/quarto/share/formats/docx/note.png" id="30" name="Picture"/>
                           <pic:cNvPicPr>
                             <a:picLocks noChangeArrowheads="1" noChangeAspect="1"/>
                           </pic:cNvPicPr>
                         </pic:nvPicPr>
                         <pic:blipFill>
-                          <a:blip r:embed="rId30"/>
+                          <a:blip r:embed="rId19"/>
                           <a:stretch>
                             <a:fillRect/>
                           </a:stretch>
@@ -4086,7 +4198,7 @@
             <w:r>
               <w:t xml:space="preserve"> </w:t>
             </w:r>
-            <w:hyperlink r:id="rId20">
+            <w:hyperlink r:id="rId9">
               <w:r>
                 <w:rPr>
                   <w:rStyle w:val="Hyperlink"/>
@@ -4107,19 +4219,89 @@
               <m:r>
                 <m:t>f</m:t>
               </m:r>
-              <m:d>
-                <m:dPr>
-                  <m:begChr m:val="("/>
-                  <m:sepChr m:val=""/>
-                  <m:endChr m:val=")"/>
-                  <m:grow/>
-                </m:dPr>
+              <m:r>
+                <m:rPr>
+                  <m:sty m:val="p"/>
+                </m:rPr>
+                <m:t>(</m:t>
+              </m:r>
+              <m:r>
+                <m:t>x</m:t>
+              </m:r>
+              <m:r>
+                <m:rPr>
+                  <m:sty m:val="p"/>
+                </m:rPr>
+                <m:t>)</m:t>
+              </m:r>
+              <m:r>
+                <m:rPr>
+                  <m:sty m:val="p"/>
+                </m:rPr>
+                <m:t>=</m:t>
+              </m:r>
+              <m:r>
+                <m:rPr>
+                  <m:sty m:val="p"/>
+                </m:rPr>
+                <m:t>sin</m:t>
+              </m:r>
+              <m:r>
+                <m:rPr>
+                  <m:sty m:val="p"/>
+                </m:rPr>
+                <m:t>(</m:t>
+              </m:r>
+              <m:r>
+                <m:t>x</m:t>
+              </m:r>
+              <m:r>
+                <m:rPr>
+                  <m:sty m:val="p"/>
+                </m:rPr>
+                <m:t>)</m:t>
+              </m:r>
+            </m:oMath>
+            <w:r>
+              <w:t xml:space="preserve"> </w:t>
+            </w:r>
+            <w:r>
+              <w:t xml:space="preserve">is</w:t>
+            </w:r>
+            <w:r>
+              <w:t xml:space="preserve"> </w:t>
+            </w:r>
+            <m:oMath>
+              <m:sSup>
                 <m:e>
                   <m:r>
-                    <m:t>x</m:t>
+                    <m:t>f</m:t>
                   </m:r>
                 </m:e>
-              </m:d>
+                <m:sup>
+                  <m:r>
+                    <m:rPr>
+                      <m:sty m:val="p"/>
+                    </m:rPr>
+                    <m:t>′</m:t>
+                  </m:r>
+                </m:sup>
+              </m:sSup>
+              <m:r>
+                <m:rPr>
+                  <m:sty m:val="p"/>
+                </m:rPr>
+                <m:t>(</m:t>
+              </m:r>
+              <m:r>
+                <m:t>x</m:t>
+              </m:r>
+              <m:r>
+                <m:rPr>
+                  <m:sty m:val="p"/>
+                </m:rPr>
+                <m:t>)</m:t>
+              </m:r>
               <m:r>
                 <m:rPr>
                   <m:sty m:val="p"/>
@@ -4130,54 +4312,175 @@
                 <m:rPr>
                   <m:sty m:val="p"/>
                 </m:rPr>
+                <m:t>cos</m:t>
+              </m:r>
+              <m:r>
+                <m:rPr>
+                  <m:sty m:val="p"/>
+                </m:rPr>
+                <m:t>(</m:t>
+              </m:r>
+              <m:r>
+                <m:t>x</m:t>
+              </m:r>
+              <m:r>
+                <m:rPr>
+                  <m:sty m:val="p"/>
+                </m:rPr>
+                <m:t>)</m:t>
+              </m:r>
+            </m:oMath>
+            <w:r>
+              <w:t xml:space="preserve">. Because antiderivatives reverse differentiation, it follows that the antiderivative</w:t>
+            </w:r>
+            <w:r>
+              <w:t xml:space="preserve"> </w:t>
+            </w:r>
+            <m:oMath>
+              <m:r>
+                <m:t>F</m:t>
+              </m:r>
+              <m:r>
+                <m:rPr>
+                  <m:sty m:val="p"/>
+                </m:rPr>
+                <m:t>(</m:t>
+              </m:r>
+              <m:r>
+                <m:t>x</m:t>
+              </m:r>
+              <m:r>
+                <m:rPr>
+                  <m:sty m:val="p"/>
+                </m:rPr>
+                <m:t>)</m:t>
+              </m:r>
+            </m:oMath>
+            <w:r>
+              <w:t xml:space="preserve"> </w:t>
+            </w:r>
+            <w:r>
+              <w:t xml:space="preserve">of</w:t>
+            </w:r>
+            <w:r>
+              <w:t xml:space="preserve"> </w:t>
+            </w:r>
+            <m:oMath>
+              <m:r>
+                <m:rPr>
+                  <m:sty m:val="p"/>
+                </m:rPr>
+                <m:t>cos</m:t>
+              </m:r>
+              <m:r>
+                <m:rPr>
+                  <m:sty m:val="p"/>
+                </m:rPr>
+                <m:t>(</m:t>
+              </m:r>
+              <m:r>
+                <m:t>x</m:t>
+              </m:r>
+              <m:r>
+                <m:rPr>
+                  <m:sty m:val="p"/>
+                </m:rPr>
+                <m:t>)</m:t>
+              </m:r>
+            </m:oMath>
+            <w:r>
+              <w:t xml:space="preserve"> </w:t>
+            </w:r>
+            <w:r>
+              <w:t xml:space="preserve">is equal to</w:t>
+            </w:r>
+            <w:r>
+              <w:t xml:space="preserve"> </w:t>
+            </w:r>
+            <m:oMath>
+              <m:r>
+                <m:t>F</m:t>
+              </m:r>
+              <m:r>
+                <m:rPr>
+                  <m:sty m:val="p"/>
+                </m:rPr>
+                <m:t>(</m:t>
+              </m:r>
+              <m:r>
+                <m:t>x</m:t>
+              </m:r>
+              <m:r>
+                <m:rPr>
+                  <m:sty m:val="p"/>
+                </m:rPr>
+                <m:t>)</m:t>
+              </m:r>
+              <m:r>
+                <m:rPr>
+                  <m:sty m:val="p"/>
+                </m:rPr>
+                <m:t>=</m:t>
+              </m:r>
+              <m:r>
+                <m:rPr>
+                  <m:sty m:val="p"/>
+                </m:rPr>
                 <m:t>sin</m:t>
               </m:r>
-              <m:d>
-                <m:dPr>
-                  <m:begChr m:val="("/>
-                  <m:sepChr m:val=""/>
-                  <m:endChr m:val=")"/>
-                  <m:grow/>
-                </m:dPr>
+              <m:r>
+                <m:rPr>
+                  <m:sty m:val="p"/>
+                </m:rPr>
+                <m:t>(</m:t>
+              </m:r>
+              <m:r>
+                <m:t>x</m:t>
+              </m:r>
+              <m:r>
+                <m:rPr>
+                  <m:sty m:val="p"/>
+                </m:rPr>
+                <m:t>)</m:t>
+              </m:r>
+            </m:oMath>
+            <w:r>
+              <w:t xml:space="preserve">. You can check your answer to see that</w:t>
+            </w:r>
+            <w:r>
+              <w:t xml:space="preserve"> </w:t>
+            </w:r>
+            <m:oMath>
+              <m:sSup>
                 <m:e>
                   <m:r>
-                    <m:t>x</m:t>
+                    <m:t>F</m:t>
                   </m:r>
                 </m:e>
-              </m:d>
-            </m:oMath>
-            <w:r>
-              <w:t xml:space="preserve"> </w:t>
-            </w:r>
-            <w:r>
-              <w:t xml:space="preserve">is</w:t>
-            </w:r>
-            <w:r>
-              <w:t xml:space="preserve"> </w:t>
-            </w:r>
-            <m:oMath>
-              <m:r>
-                <m:t>f</m:t>
-              </m:r>
-              <m:r>
-                <m:rPr>
-                  <m:sty m:val="p"/>
-                </m:rPr>
-                <m:t>′</m:t>
-              </m:r>
-              <m:d>
-                <m:dPr>
-                  <m:begChr m:val="("/>
-                  <m:sepChr m:val=""/>
-                  <m:endChr m:val=")"/>
-                  <m:grow/>
-                </m:dPr>
-                <m:e>
+                <m:sup>
                   <m:r>
-                    <m:t>x</m:t>
+                    <m:rPr>
+                      <m:sty m:val="p"/>
+                    </m:rPr>
+                    <m:t>′</m:t>
                   </m:r>
-                </m:e>
-              </m:d>
+                </m:sup>
+              </m:sSup>
+              <m:r>
+                <m:rPr>
+                  <m:sty m:val="p"/>
+                </m:rPr>
+                <m:t>(</m:t>
+              </m:r>
+              <m:r>
+                <m:t>x</m:t>
+              </m:r>
+              <m:r>
+                <m:rPr>
+                  <m:sty m:val="p"/>
+                </m:rPr>
+                <m:t>)</m:t>
+              </m:r>
               <m:r>
                 <m:rPr>
                   <m:sty m:val="p"/>
@@ -4190,180 +4493,21 @@
                 </m:rPr>
                 <m:t>cos</m:t>
               </m:r>
-              <m:d>
-                <m:dPr>
-                  <m:begChr m:val="("/>
-                  <m:sepChr m:val=""/>
-                  <m:endChr m:val=")"/>
-                  <m:grow/>
-                </m:dPr>
-                <m:e>
-                  <m:r>
-                    <m:t>x</m:t>
-                  </m:r>
-                </m:e>
-              </m:d>
-            </m:oMath>
-            <w:r>
-              <w:t xml:space="preserve">. Because antiderivatives reverse differentiation, it follows that the antiderivative</w:t>
-            </w:r>
-            <w:r>
-              <w:t xml:space="preserve"> </w:t>
-            </w:r>
-            <m:oMath>
-              <m:r>
-                <m:t>F</m:t>
-              </m:r>
-              <m:d>
-                <m:dPr>
-                  <m:begChr m:val="("/>
-                  <m:sepChr m:val=""/>
-                  <m:endChr m:val=")"/>
-                  <m:grow/>
-                </m:dPr>
-                <m:e>
-                  <m:r>
-                    <m:t>x</m:t>
-                  </m:r>
-                </m:e>
-              </m:d>
-            </m:oMath>
-            <w:r>
-              <w:t xml:space="preserve"> </w:t>
-            </w:r>
-            <w:r>
-              <w:t xml:space="preserve">of</w:t>
-            </w:r>
-            <w:r>
-              <w:t xml:space="preserve"> </w:t>
-            </w:r>
-            <m:oMath>
-              <m:r>
-                <m:rPr>
-                  <m:sty m:val="p"/>
-                </m:rPr>
-                <m:t>cos</m:t>
-              </m:r>
-              <m:d>
-                <m:dPr>
-                  <m:begChr m:val="("/>
-                  <m:sepChr m:val=""/>
-                  <m:endChr m:val=")"/>
-                  <m:grow/>
-                </m:dPr>
-                <m:e>
-                  <m:r>
-                    <m:t>x</m:t>
-                  </m:r>
-                </m:e>
-              </m:d>
-            </m:oMath>
-            <w:r>
-              <w:t xml:space="preserve"> </w:t>
-            </w:r>
-            <w:r>
-              <w:t xml:space="preserve">is equal to</w:t>
-            </w:r>
-            <w:r>
-              <w:t xml:space="preserve"> </w:t>
-            </w:r>
-            <m:oMath>
-              <m:r>
-                <m:t>F</m:t>
-              </m:r>
-              <m:d>
-                <m:dPr>
-                  <m:begChr m:val="("/>
-                  <m:sepChr m:val=""/>
-                  <m:endChr m:val=")"/>
-                  <m:grow/>
-                </m:dPr>
-                <m:e>
-                  <m:r>
-                    <m:t>x</m:t>
-                  </m:r>
-                </m:e>
-              </m:d>
-              <m:r>
-                <m:rPr>
-                  <m:sty m:val="p"/>
-                </m:rPr>
-                <m:t>=</m:t>
-              </m:r>
-              <m:r>
-                <m:rPr>
-                  <m:sty m:val="p"/>
-                </m:rPr>
-                <m:t>sin</m:t>
-              </m:r>
-              <m:d>
-                <m:dPr>
-                  <m:begChr m:val="("/>
-                  <m:sepChr m:val=""/>
-                  <m:endChr m:val=")"/>
-                  <m:grow/>
-                </m:dPr>
-                <m:e>
-                  <m:r>
-                    <m:t>x</m:t>
-                  </m:r>
-                </m:e>
-              </m:d>
-            </m:oMath>
-            <w:r>
-              <w:t xml:space="preserve">. You can check your answer to see that</w:t>
-            </w:r>
-            <w:r>
-              <w:t xml:space="preserve"> </w:t>
-            </w:r>
-            <m:oMath>
-              <m:r>
-                <m:t>F</m:t>
-              </m:r>
-              <m:r>
-                <m:rPr>
-                  <m:sty m:val="p"/>
-                </m:rPr>
-                <m:t>′</m:t>
-              </m:r>
-              <m:d>
-                <m:dPr>
-                  <m:begChr m:val="("/>
-                  <m:sepChr m:val=""/>
-                  <m:endChr m:val=")"/>
-                  <m:grow/>
-                </m:dPr>
-                <m:e>
-                  <m:r>
-                    <m:t>x</m:t>
-                  </m:r>
-                </m:e>
-              </m:d>
-              <m:r>
-                <m:rPr>
-                  <m:sty m:val="p"/>
-                </m:rPr>
-                <m:t>=</m:t>
-              </m:r>
-              <m:r>
-                <m:rPr>
-                  <m:sty m:val="p"/>
-                </m:rPr>
-                <m:t>cos</m:t>
-              </m:r>
-              <m:d>
-                <m:dPr>
-                  <m:begChr m:val="("/>
-                  <m:sepChr m:val=""/>
-                  <m:endChr m:val=")"/>
-                  <m:grow/>
-                </m:dPr>
-                <m:e>
-                  <m:r>
-                    <m:t>x</m:t>
-                  </m:r>
-                </m:e>
-              </m:d>
+              <m:r>
+                <m:rPr>
+                  <m:sty m:val="p"/>
+                </m:rPr>
+                <m:t>(</m:t>
+              </m:r>
+              <m:r>
+                <m:t>x</m:t>
+              </m:r>
+              <m:r>
+                <m:rPr>
+                  <m:sty m:val="p"/>
+                </m:rPr>
+                <m:t>)</m:t>
+              </m:r>
             </m:oMath>
             <w:r>
               <w:t xml:space="preserve">.</w:t>
@@ -4383,19 +4527,21 @@
               <m:r>
                 <m:t>F</m:t>
               </m:r>
-              <m:d>
-                <m:dPr>
-                  <m:begChr m:val="("/>
-                  <m:sepChr m:val=""/>
-                  <m:endChr m:val=")"/>
-                  <m:grow/>
-                </m:dPr>
-                <m:e>
-                  <m:r>
-                    <m:t>x</m:t>
-                  </m:r>
-                </m:e>
-              </m:d>
+              <m:r>
+                <m:rPr>
+                  <m:sty m:val="p"/>
+                </m:rPr>
+                <m:t>(</m:t>
+              </m:r>
+              <m:r>
+                <m:t>x</m:t>
+              </m:r>
+              <m:r>
+                <m:rPr>
+                  <m:sty m:val="p"/>
+                </m:rPr>
+                <m:t>)</m:t>
+              </m:r>
               <m:r>
                 <m:rPr>
                   <m:sty m:val="p"/>
@@ -4408,19 +4554,21 @@
                 </m:rPr>
                 <m:t>sin</m:t>
               </m:r>
-              <m:d>
-                <m:dPr>
-                  <m:begChr m:val="("/>
-                  <m:sepChr m:val=""/>
-                  <m:endChr m:val=")"/>
-                  <m:grow/>
-                </m:dPr>
-                <m:e>
-                  <m:r>
-                    <m:t>x</m:t>
-                  </m:r>
-                </m:e>
-              </m:d>
+              <m:r>
+                <m:rPr>
+                  <m:sty m:val="p"/>
+                </m:rPr>
+                <m:t>(</m:t>
+              </m:r>
+              <m:r>
+                <m:t>x</m:t>
+              </m:r>
+              <m:r>
+                <m:rPr>
+                  <m:sty m:val="p"/>
+                </m:rPr>
+                <m:t>)</m:t>
+              </m:r>
             </m:oMath>
             <w:r>
               <w:t xml:space="preserve"> </w:t>
@@ -4438,19 +4586,21 @@
                 </m:rPr>
                 <m:t>cos</m:t>
               </m:r>
-              <m:d>
-                <m:dPr>
-                  <m:begChr m:val="("/>
-                  <m:sepChr m:val=""/>
-                  <m:endChr m:val=")"/>
-                  <m:grow/>
-                </m:dPr>
-                <m:e>
-                  <m:r>
-                    <m:t>x</m:t>
-                  </m:r>
-                </m:e>
-              </m:d>
+              <m:r>
+                <m:rPr>
+                  <m:sty m:val="p"/>
+                </m:rPr>
+                <m:t>(</m:t>
+              </m:r>
+              <m:r>
+                <m:t>x</m:t>
+              </m:r>
+              <m:r>
+                <m:rPr>
+                  <m:sty m:val="p"/>
+                </m:rPr>
+                <m:t>)</m:t>
+              </m:r>
             </m:oMath>
             <w:r>
               <w:t xml:space="preserve">. Because the derivative of every constant real number with respect to</w:t>
@@ -4516,44 +4666,48 @@
                     </m:r>
                   </m:den>
                 </m:f>
-                <m:d>
-                  <m:dPr>
-                    <m:begChr m:val="("/>
-                    <m:sepChr m:val=""/>
-                    <m:endChr m:val=")"/>
-                    <m:grow/>
-                  </m:dPr>
-                  <m:e>
-                    <m:r>
-                      <m:rPr>
-                        <m:sty m:val="p"/>
-                      </m:rPr>
-                      <m:t>sin</m:t>
-                    </m:r>
-                    <m:d>
-                      <m:dPr>
-                        <m:begChr m:val="("/>
-                        <m:sepChr m:val=""/>
-                        <m:endChr m:val=")"/>
-                        <m:grow/>
-                      </m:dPr>
-                      <m:e>
-                        <m:r>
-                          <m:t>x</m:t>
-                        </m:r>
-                      </m:e>
-                    </m:d>
-                    <m:r>
-                      <m:rPr>
-                        <m:sty m:val="p"/>
-                      </m:rPr>
-                      <m:t>+</m:t>
-                    </m:r>
-                    <m:r>
-                      <m:t>19</m:t>
-                    </m:r>
-                  </m:e>
-                </m:d>
+                <m:r>
+                  <m:rPr>
+                    <m:sty m:val="p"/>
+                  </m:rPr>
+                  <m:t>(</m:t>
+                </m:r>
+                <m:r>
+                  <m:rPr>
+                    <m:sty m:val="p"/>
+                  </m:rPr>
+                  <m:t>sin</m:t>
+                </m:r>
+                <m:r>
+                  <m:rPr>
+                    <m:sty m:val="p"/>
+                  </m:rPr>
+                  <m:t>(</m:t>
+                </m:r>
+                <m:r>
+                  <m:t>x</m:t>
+                </m:r>
+                <m:r>
+                  <m:rPr>
+                    <m:sty m:val="p"/>
+                  </m:rPr>
+                  <m:t>)</m:t>
+                </m:r>
+                <m:r>
+                  <m:rPr>
+                    <m:sty m:val="p"/>
+                  </m:rPr>
+                  <m:t>+</m:t>
+                </m:r>
+                <m:r>
+                  <m:t>19</m:t>
+                </m:r>
+                <m:r>
+                  <m:rPr>
+                    <m:sty m:val="p"/>
+                  </m:rPr>
+                  <m:t>)</m:t>
+                </m:r>
                 <m:r>
                   <m:rPr>
                     <m:sty m:val="p"/>
@@ -4566,19 +4720,21 @@
                   </m:rPr>
                   <m:t>cos</m:t>
                 </m:r>
-                <m:d>
-                  <m:dPr>
-                    <m:begChr m:val="("/>
-                    <m:sepChr m:val=""/>
-                    <m:endChr m:val=")"/>
-                    <m:grow/>
-                  </m:dPr>
-                  <m:e>
-                    <m:r>
-                      <m:t>x</m:t>
-                    </m:r>
-                  </m:e>
-                </m:d>
+                <m:r>
+                  <m:rPr>
+                    <m:sty m:val="p"/>
+                  </m:rPr>
+                  <m:t>(</m:t>
+                </m:r>
+                <m:r>
+                  <m:t>x</m:t>
+                </m:r>
+                <m:r>
+                  <m:rPr>
+                    <m:sty m:val="p"/>
+                  </m:rPr>
+                  <m:t>)</m:t>
+                </m:r>
                 <m:r>
                   <m:rPr>
                     <m:sty m:val="p"/>
@@ -4600,19 +4756,21 @@
                   </m:rPr>
                   <m:t>cos</m:t>
                 </m:r>
-                <m:d>
-                  <m:dPr>
-                    <m:begChr m:val="("/>
-                    <m:sepChr m:val=""/>
-                    <m:endChr m:val=")"/>
-                    <m:grow/>
-                  </m:dPr>
-                  <m:e>
-                    <m:r>
-                      <m:t>x</m:t>
-                    </m:r>
-                  </m:e>
-                </m:d>
+                <m:r>
+                  <m:rPr>
+                    <m:sty m:val="p"/>
+                  </m:rPr>
+                  <m:t>(</m:t>
+                </m:r>
+                <m:r>
+                  <m:t>x</m:t>
+                </m:r>
+                <m:r>
+                  <m:rPr>
+                    <m:sty m:val="p"/>
+                  </m:rPr>
+                  <m:t>)</m:t>
+                </m:r>
                 <m:r>
                   <m:rPr>
                     <m:sty m:val="p"/>
@@ -4639,19 +4797,21 @@
                 </m:rPr>
                 <m:t>cos</m:t>
               </m:r>
-              <m:d>
-                <m:dPr>
-                  <m:begChr m:val="("/>
-                  <m:sepChr m:val=""/>
-                  <m:endChr m:val=")"/>
-                  <m:grow/>
-                </m:dPr>
-                <m:e>
-                  <m:r>
-                    <m:t>x</m:t>
-                  </m:r>
-                </m:e>
-              </m:d>
+              <m:r>
+                <m:rPr>
+                  <m:sty m:val="p"/>
+                </m:rPr>
+                <m:t>(</m:t>
+              </m:r>
+              <m:r>
+                <m:t>x</m:t>
+              </m:r>
+              <m:r>
+                <m:rPr>
+                  <m:sty m:val="p"/>
+                </m:rPr>
+                <m:t>)</m:t>
+              </m:r>
             </m:oMath>
             <w:r>
               <w:t xml:space="preserve"> </w:t>
@@ -4669,19 +4829,21 @@
                 </m:rPr>
                 <m:t>sin</m:t>
               </m:r>
-              <m:d>
-                <m:dPr>
-                  <m:begChr m:val="("/>
-                  <m:sepChr m:val=""/>
-                  <m:endChr m:val=")"/>
-                  <m:grow/>
-                </m:dPr>
-                <m:e>
-                  <m:r>
-                    <m:t>x</m:t>
-                  </m:r>
-                </m:e>
-              </m:d>
+              <m:r>
+                <m:rPr>
+                  <m:sty m:val="p"/>
+                </m:rPr>
+                <m:t>(</m:t>
+              </m:r>
+              <m:r>
+                <m:t>x</m:t>
+              </m:r>
+              <m:r>
+                <m:rPr>
+                  <m:sty m:val="p"/>
+                </m:rPr>
+                <m:t>)</m:t>
+              </m:r>
               <m:r>
                 <m:rPr>
                   <m:sty m:val="p"/>
@@ -4738,19 +4900,21 @@
                 </m:rPr>
                 <m:t>cos</m:t>
               </m:r>
-              <m:d>
-                <m:dPr>
-                  <m:begChr m:val="("/>
-                  <m:sepChr m:val=""/>
-                  <m:endChr m:val=")"/>
-                  <m:grow/>
-                </m:dPr>
-                <m:e>
-                  <m:r>
-                    <m:t>x</m:t>
-                  </m:r>
-                </m:e>
-              </m:d>
+              <m:r>
+                <m:rPr>
+                  <m:sty m:val="p"/>
+                </m:rPr>
+                <m:t>(</m:t>
+              </m:r>
+              <m:r>
+                <m:t>x</m:t>
+              </m:r>
+              <m:r>
+                <m:rPr>
+                  <m:sty m:val="p"/>
+                </m:rPr>
+                <m:t>)</m:t>
+              </m:r>
             </m:oMath>
             <w:r>
               <w:t xml:space="preserve"> </w:t>
@@ -4789,19 +4953,21 @@
               <m:r>
                 <m:t>F</m:t>
               </m:r>
-              <m:d>
-                <m:dPr>
-                  <m:begChr m:val="("/>
-                  <m:sepChr m:val=""/>
-                  <m:endChr m:val=")"/>
-                  <m:grow/>
-                </m:dPr>
-                <m:e>
-                  <m:r>
-                    <m:t>x</m:t>
-                  </m:r>
-                </m:e>
-              </m:d>
+              <m:r>
+                <m:rPr>
+                  <m:sty m:val="p"/>
+                </m:rPr>
+                <m:t>(</m:t>
+              </m:r>
+              <m:r>
+                <m:t>x</m:t>
+              </m:r>
+              <m:r>
+                <m:rPr>
+                  <m:sty m:val="p"/>
+                </m:rPr>
+                <m:t>)</m:t>
+              </m:r>
               <m:r>
                 <m:rPr>
                   <m:sty m:val="p"/>
@@ -4814,19 +4980,21 @@
                 </m:rPr>
                 <m:t>sin</m:t>
               </m:r>
-              <m:d>
-                <m:dPr>
-                  <m:begChr m:val="("/>
-                  <m:sepChr m:val=""/>
-                  <m:endChr m:val=")"/>
-                  <m:grow/>
-                </m:dPr>
-                <m:e>
-                  <m:r>
-                    <m:t>x</m:t>
-                  </m:r>
-                </m:e>
-              </m:d>
+              <m:r>
+                <m:rPr>
+                  <m:sty m:val="p"/>
+                </m:rPr>
+                <m:t>(</m:t>
+              </m:r>
+              <m:r>
+                <m:t>x</m:t>
+              </m:r>
+              <m:r>
+                <m:rPr>
+                  <m:sty m:val="p"/>
+                </m:rPr>
+                <m:t>)</m:t>
+              </m:r>
               <m:r>
                 <m:rPr>
                   <m:sty m:val="p"/>
@@ -4903,19 +5071,21 @@
                   </m:rPr>
                   <m:t>cos</m:t>
                 </m:r>
-                <m:d>
-                  <m:dPr>
-                    <m:begChr m:val="("/>
-                    <m:sepChr m:val=""/>
-                    <m:endChr m:val=")"/>
-                    <m:grow/>
-                  </m:dPr>
-                  <m:e>
-                    <m:r>
-                      <m:t>x</m:t>
-                    </m:r>
-                  </m:e>
-                </m:d>
+                <m:r>
+                  <m:rPr>
+                    <m:sty m:val="p"/>
+                  </m:rPr>
+                  <m:t>(</m:t>
+                </m:r>
+                <m:r>
+                  <m:t>x</m:t>
+                </m:r>
+                <m:r>
+                  <m:rPr>
+                    <m:sty m:val="p"/>
+                  </m:rPr>
+                  <m:t>)</m:t>
+                </m:r>
                 <m:r>
                   <m:t> </m:t>
                 </m:r>
@@ -4941,19 +5111,21 @@
                   </m:rPr>
                   <m:t>sin</m:t>
                 </m:r>
-                <m:d>
-                  <m:dPr>
-                    <m:begChr m:val="("/>
-                    <m:sepChr m:val=""/>
-                    <m:endChr m:val=")"/>
-                    <m:grow/>
-                  </m:dPr>
-                  <m:e>
-                    <m:r>
-                      <m:t>x</m:t>
-                    </m:r>
-                  </m:e>
-                </m:d>
+                <m:r>
+                  <m:rPr>
+                    <m:sty m:val="p"/>
+                  </m:rPr>
+                  <m:t>(</m:t>
+                </m:r>
+                <m:r>
+                  <m:t>x</m:t>
+                </m:r>
+                <m:r>
+                  <m:rPr>
+                    <m:sty m:val="p"/>
+                  </m:rPr>
+                  <m:t>)</m:t>
+                </m:r>
                 <m:r>
                   <m:rPr>
                     <m:sty m:val="p"/>
@@ -4989,52 +5161,62 @@
         <m:r>
           <m:t>F</m:t>
         </m:r>
-        <m:d>
-          <m:dPr>
-            <m:begChr m:val="("/>
-            <m:sepChr m:val=""/>
-            <m:endChr m:val=")"/>
-            <m:grow/>
-          </m:dPr>
-          <m:e>
-            <m:r>
-              <m:t>x</m:t>
-            </m:r>
-          </m:e>
-        </m:d>
-      </m:oMath>
-      <w:r>
-        <w:t xml:space="preserve"> </w:t>
-      </w:r>
-      <w:r>
-        <w:t xml:space="preserve">is a function such that</w:t>
-      </w:r>
-      <w:r>
-        <w:t xml:space="preserve"> </w:t>
-      </w:r>
-      <m:oMath>
-        <m:r>
-          <m:t>F</m:t>
-        </m:r>
         <m:r>
           <m:rPr>
             <m:sty m:val="p"/>
           </m:rPr>
-          <m:t>′</m:t>
-        </m:r>
-        <m:d>
-          <m:dPr>
-            <m:begChr m:val="("/>
-            <m:sepChr m:val=""/>
-            <m:endChr m:val=")"/>
-            <m:grow/>
-          </m:dPr>
+          <m:t>(</m:t>
+        </m:r>
+        <m:r>
+          <m:t>x</m:t>
+        </m:r>
+        <m:r>
+          <m:rPr>
+            <m:sty m:val="p"/>
+          </m:rPr>
+          <m:t>)</m:t>
+        </m:r>
+      </m:oMath>
+      <w:r>
+        <w:t xml:space="preserve"> </w:t>
+      </w:r>
+      <w:r>
+        <w:t xml:space="preserve">is a function such that</w:t>
+      </w:r>
+      <w:r>
+        <w:t xml:space="preserve"> </w:t>
+      </w:r>
+      <m:oMath>
+        <m:sSup>
           <m:e>
             <m:r>
-              <m:t>x</m:t>
+              <m:t>F</m:t>
             </m:r>
           </m:e>
-        </m:d>
+          <m:sup>
+            <m:r>
+              <m:rPr>
+                <m:sty m:val="p"/>
+              </m:rPr>
+              <m:t>′</m:t>
+            </m:r>
+          </m:sup>
+        </m:sSup>
+        <m:r>
+          <m:rPr>
+            <m:sty m:val="p"/>
+          </m:rPr>
+          <m:t>(</m:t>
+        </m:r>
+        <m:r>
+          <m:t>x</m:t>
+        </m:r>
+        <m:r>
+          <m:rPr>
+            <m:sty m:val="p"/>
+          </m:rPr>
+          <m:t>)</m:t>
+        </m:r>
         <m:r>
           <m:rPr>
             <m:sty m:val="p"/>
@@ -5044,19 +5226,21 @@
         <m:r>
           <m:t>f</m:t>
         </m:r>
-        <m:d>
-          <m:dPr>
-            <m:begChr m:val="("/>
-            <m:sepChr m:val=""/>
-            <m:endChr m:val=")"/>
-            <m:grow/>
-          </m:dPr>
-          <m:e>
-            <m:r>
-              <m:t>x</m:t>
-            </m:r>
-          </m:e>
-        </m:d>
+        <m:r>
+          <m:rPr>
+            <m:sty m:val="p"/>
+          </m:rPr>
+          <m:t>(</m:t>
+        </m:r>
+        <m:r>
+          <m:t>x</m:t>
+        </m:r>
+        <m:r>
+          <m:rPr>
+            <m:sty m:val="p"/>
+          </m:rPr>
+          <m:t>)</m:t>
+        </m:r>
       </m:oMath>
       <w:r>
         <w:t xml:space="preserve">, then the indefinite integral (antiderivative) of</w:t>
@@ -5068,19 +5252,21 @@
         <m:r>
           <m:t>f</m:t>
         </m:r>
-        <m:d>
-          <m:dPr>
-            <m:begChr m:val="("/>
-            <m:sepChr m:val=""/>
-            <m:endChr m:val=")"/>
-            <m:grow/>
-          </m:dPr>
-          <m:e>
-            <m:r>
-              <m:t>x</m:t>
-            </m:r>
-          </m:e>
-        </m:d>
+        <m:r>
+          <m:rPr>
+            <m:sty m:val="p"/>
+          </m:rPr>
+          <m:t>(</m:t>
+        </m:r>
+        <m:r>
+          <m:t>x</m:t>
+        </m:r>
+        <m:r>
+          <m:rPr>
+            <m:sty m:val="p"/>
+          </m:rPr>
+          <m:t>)</m:t>
+        </m:r>
       </m:oMath>
       <w:r>
         <w:t xml:space="preserve"> </w:t>
@@ -5121,19 +5307,21 @@
           <m:r>
             <m:t>f</m:t>
           </m:r>
-          <m:d>
-            <m:dPr>
-              <m:begChr m:val="("/>
-              <m:sepChr m:val=""/>
-              <m:endChr m:val=")"/>
-              <m:grow/>
-            </m:dPr>
-            <m:e>
-              <m:r>
-                <m:t>x</m:t>
-              </m:r>
-            </m:e>
-          </m:d>
+          <m:r>
+            <m:rPr>
+              <m:sty m:val="p"/>
+            </m:rPr>
+            <m:t>(</m:t>
+          </m:r>
+          <m:r>
+            <m:t>x</m:t>
+          </m:r>
+          <m:r>
+            <m:rPr>
+              <m:sty m:val="p"/>
+            </m:rPr>
+            <m:t>)</m:t>
+          </m:r>
           <m:r>
             <m:t> </m:t>
           </m:r>
@@ -5156,19 +5344,21 @@
           <m:r>
             <m:t>F</m:t>
           </m:r>
-          <m:d>
-            <m:dPr>
-              <m:begChr m:val="("/>
-              <m:sepChr m:val=""/>
-              <m:endChr m:val=")"/>
-              <m:grow/>
-            </m:dPr>
-            <m:e>
-              <m:r>
-                <m:t>x</m:t>
-              </m:r>
-            </m:e>
-          </m:d>
+          <m:r>
+            <m:rPr>
+              <m:sty m:val="p"/>
+            </m:rPr>
+            <m:t>(</m:t>
+          </m:r>
+          <m:r>
+            <m:t>x</m:t>
+          </m:r>
+          <m:r>
+            <m:rPr>
+              <m:sty m:val="p"/>
+            </m:rPr>
+            <m:t>)</m:t>
+          </m:r>
           <m:r>
             <m:rPr>
               <m:sty m:val="p"/>
@@ -5278,18 +5468,18 @@
                 <wp:inline>
                   <wp:extent cx="152400" cy="152400"/>
                   <wp:effectExtent b="0" l="0" r="0" t="0"/>
-                  <wp:docPr descr="" title="" id="42" name="Picture"/>
+                  <wp:docPr descr="" title="" id="31" name="Picture"/>
                   <a:graphic>
                     <a:graphicData uri="http://schemas.openxmlformats.org/drawingml/2006/picture">
                       <pic:pic>
                         <pic:nvPicPr>
-                          <pic:cNvPr descr="/Applications/quarto/share/formats/docx/important.png" id="43" name="Picture"/>
+                          <pic:cNvPr descr="/Applications/quarto/share/formats/docx/important.png" id="32" name="Picture"/>
                           <pic:cNvPicPr>
                             <a:picLocks noChangeArrowheads="1" noChangeAspect="1"/>
                           </pic:cNvPicPr>
                         </pic:nvPicPr>
                         <pic:blipFill>
-                          <a:blip r:embed="rId23"/>
+                          <a:blip r:embed="rId12"/>
                           <a:stretch>
                             <a:fillRect/>
                           </a:stretch>
@@ -5371,19 +5561,21 @@
               <m:r>
                 <m:t>f</m:t>
               </m:r>
-              <m:d>
-                <m:dPr>
-                  <m:begChr m:val="("/>
-                  <m:sepChr m:val=""/>
-                  <m:endChr m:val=")"/>
-                  <m:grow/>
-                </m:dPr>
-                <m:e>
-                  <m:r>
-                    <m:t>x</m:t>
-                  </m:r>
-                </m:e>
-              </m:d>
+              <m:r>
+                <m:rPr>
+                  <m:sty m:val="p"/>
+                </m:rPr>
+                <m:t>(</m:t>
+              </m:r>
+              <m:r>
+                <m:t>x</m:t>
+              </m:r>
+              <m:r>
+                <m:rPr>
+                  <m:sty m:val="p"/>
+                </m:rPr>
+                <m:t>)</m:t>
+              </m:r>
               <m:r>
                 <m:t> </m:t>
               </m:r>
@@ -5448,19 +5640,21 @@
               <m:r>
                 <m:t>f</m:t>
               </m:r>
-              <m:d>
-                <m:dPr>
-                  <m:begChr m:val="("/>
-                  <m:sepChr m:val=""/>
-                  <m:endChr m:val=")"/>
-                  <m:grow/>
-                </m:dPr>
-                <m:e>
-                  <m:r>
-                    <m:t>x</m:t>
-                  </m:r>
-                </m:e>
-              </m:d>
+              <m:r>
+                <m:rPr>
+                  <m:sty m:val="p"/>
+                </m:rPr>
+                <m:t>(</m:t>
+              </m:r>
+              <m:r>
+                <m:t>x</m:t>
+              </m:r>
+              <m:r>
+                <m:rPr>
+                  <m:sty m:val="p"/>
+                </m:rPr>
+                <m:t>)</m:t>
+              </m:r>
             </m:oMath>
             <w:r>
               <w:t xml:space="preserve">. You should</w:t>
@@ -5555,18 +5749,18 @@
                 <wp:inline>
                   <wp:extent cx="152400" cy="152400"/>
                   <wp:effectExtent b="0" l="0" r="0" t="0"/>
-                  <wp:docPr descr="" title="" id="45" name="Picture"/>
+                  <wp:docPr descr="" title="" id="34" name="Picture"/>
                   <a:graphic>
                     <a:graphicData uri="http://schemas.openxmlformats.org/drawingml/2006/picture">
                       <pic:pic>
                         <pic:nvPicPr>
-                          <pic:cNvPr descr="/Applications/quarto/share/formats/docx/tip.png" id="46" name="Picture"/>
+                          <pic:cNvPr descr="/Applications/quarto/share/formats/docx/tip.png" id="35" name="Picture"/>
                           <pic:cNvPicPr>
                             <a:picLocks noChangeArrowheads="1" noChangeAspect="1"/>
                           </pic:cNvPicPr>
                         </pic:nvPicPr>
                         <pic:blipFill>
-                          <a:blip r:embed="rId44"/>
+                          <a:blip r:embed="rId33"/>
                           <a:stretch>
                             <a:fillRect/>
                           </a:stretch>
@@ -5646,19 +5840,21 @@
               <m:r>
                 <m:t>f</m:t>
               </m:r>
-              <m:d>
-                <m:dPr>
-                  <m:begChr m:val="("/>
-                  <m:sepChr m:val=""/>
-                  <m:endChr m:val=")"/>
-                  <m:grow/>
-                </m:dPr>
-                <m:e>
-                  <m:r>
-                    <m:t>x</m:t>
-                  </m:r>
-                </m:e>
-              </m:d>
+              <m:r>
+                <m:rPr>
+                  <m:sty m:val="p"/>
+                </m:rPr>
+                <m:t>(</m:t>
+              </m:r>
+              <m:r>
+                <m:t>x</m:t>
+              </m:r>
+              <m:r>
+                <m:rPr>
+                  <m:sty m:val="p"/>
+                </m:rPr>
+                <m:t>)</m:t>
+              </m:r>
             </m:oMath>
             <w:r>
               <w:t xml:space="preserve">. This extra information is known as a</w:t>
@@ -5681,9 +5877,9 @@
         </w:tc>
       </w:tr>
     </w:tbl>
-    <w:bookmarkEnd w:id="47"/>
-    <w:bookmarkEnd w:id="48"/>
-    <w:bookmarkStart w:id="61" w:name="the-fundamental-theorem-of-calculus"/>
+    <w:bookmarkEnd w:id="36"/>
+    <w:bookmarkEnd w:id="37"/>
+    <w:bookmarkStart w:id="50" w:name="the-fundamental-theorem-of-calculus"/>
     <w:p>
       <w:pPr>
         <w:pStyle w:val="Heading1"/>
@@ -5754,18 +5950,18 @@
                 <wp:inline>
                   <wp:extent cx="152400" cy="152400"/>
                   <wp:effectExtent b="0" l="0" r="0" t="0"/>
-                  <wp:docPr descr="" title="" id="49" name="Picture"/>
+                  <wp:docPr descr="" title="" id="38" name="Picture"/>
                   <a:graphic>
                     <a:graphicData uri="http://schemas.openxmlformats.org/drawingml/2006/picture">
                       <pic:pic>
                         <pic:nvPicPr>
-                          <pic:cNvPr descr="/Applications/quarto/share/formats/docx/note.png" id="50" name="Picture"/>
+                          <pic:cNvPr descr="/Applications/quarto/share/formats/docx/note.png" id="39" name="Picture"/>
                           <pic:cNvPicPr>
                             <a:picLocks noChangeArrowheads="1" noChangeAspect="1"/>
                           </pic:cNvPicPr>
                         </pic:nvPicPr>
                         <pic:blipFill>
-                          <a:blip r:embed="rId30"/>
+                          <a:blip r:embed="rId19"/>
                           <a:stretch>
                             <a:fillRect/>
                           </a:stretch>
@@ -5831,52 +6027,62 @@
               <m:r>
                 <m:t>F</m:t>
               </m:r>
-              <m:d>
-                <m:dPr>
-                  <m:begChr m:val="("/>
-                  <m:sepChr m:val=""/>
-                  <m:endChr m:val=")"/>
-                  <m:grow/>
-                </m:dPr>
+              <m:r>
+                <m:rPr>
+                  <m:sty m:val="p"/>
+                </m:rPr>
+                <m:t>(</m:t>
+              </m:r>
+              <m:r>
+                <m:t>x</m:t>
+              </m:r>
+              <m:r>
+                <m:rPr>
+                  <m:sty m:val="p"/>
+                </m:rPr>
+                <m:t>)</m:t>
+              </m:r>
+            </m:oMath>
+            <w:r>
+              <w:t xml:space="preserve"> </w:t>
+            </w:r>
+            <w:r>
+              <w:t xml:space="preserve">is a function with derivative</w:t>
+            </w:r>
+            <w:r>
+              <w:t xml:space="preserve"> </w:t>
+            </w:r>
+            <m:oMath>
+              <m:sSup>
                 <m:e>
                   <m:r>
-                    <m:t>x</m:t>
+                    <m:t>F</m:t>
                   </m:r>
                 </m:e>
-              </m:d>
-            </m:oMath>
-            <w:r>
-              <w:t xml:space="preserve"> </w:t>
-            </w:r>
-            <w:r>
-              <w:t xml:space="preserve">is a function with derivative</w:t>
-            </w:r>
-            <w:r>
-              <w:t xml:space="preserve"> </w:t>
-            </w:r>
-            <m:oMath>
-              <m:r>
-                <m:t>F</m:t>
-              </m:r>
-              <m:r>
-                <m:rPr>
-                  <m:sty m:val="p"/>
-                </m:rPr>
-                <m:t>′</m:t>
-              </m:r>
-              <m:d>
-                <m:dPr>
-                  <m:begChr m:val="("/>
-                  <m:sepChr m:val=""/>
-                  <m:endChr m:val=")"/>
-                  <m:grow/>
-                </m:dPr>
-                <m:e>
+                <m:sup>
                   <m:r>
-                    <m:t>x</m:t>
+                    <m:rPr>
+                      <m:sty m:val="p"/>
+                    </m:rPr>
+                    <m:t>′</m:t>
                   </m:r>
-                </m:e>
-              </m:d>
+                </m:sup>
+              </m:sSup>
+              <m:r>
+                <m:rPr>
+                  <m:sty m:val="p"/>
+                </m:rPr>
+                <m:t>(</m:t>
+              </m:r>
+              <m:r>
+                <m:t>x</m:t>
+              </m:r>
+              <m:r>
+                <m:rPr>
+                  <m:sty m:val="p"/>
+                </m:rPr>
+                <m:t>)</m:t>
+              </m:r>
               <m:r>
                 <m:rPr>
                   <m:sty m:val="p"/>
@@ -5886,19 +6092,21 @@
               <m:r>
                 <m:t>f</m:t>
               </m:r>
-              <m:d>
-                <m:dPr>
-                  <m:begChr m:val="("/>
-                  <m:sepChr m:val=""/>
-                  <m:endChr m:val=")"/>
-                  <m:grow/>
-                </m:dPr>
-                <m:e>
-                  <m:r>
-                    <m:t>x</m:t>
-                  </m:r>
-                </m:e>
-              </m:d>
+              <m:r>
+                <m:rPr>
+                  <m:sty m:val="p"/>
+                </m:rPr>
+                <m:t>(</m:t>
+              </m:r>
+              <m:r>
+                <m:t>x</m:t>
+              </m:r>
+              <m:r>
+                <m:rPr>
+                  <m:sty m:val="p"/>
+                </m:rPr>
+                <m:t>)</m:t>
+              </m:r>
             </m:oMath>
             <w:r>
               <w:t xml:space="preserve">. Then the following are true:</w:t>
@@ -5921,19 +6129,21 @@
               <m:r>
                 <m:t>f</m:t>
               </m:r>
-              <m:d>
-                <m:dPr>
-                  <m:begChr m:val="("/>
-                  <m:sepChr m:val=""/>
-                  <m:endChr m:val=")"/>
-                  <m:grow/>
-                </m:dPr>
-                <m:e>
-                  <m:r>
-                    <m:t>x</m:t>
-                  </m:r>
-                </m:e>
-              </m:d>
+              <m:r>
+                <m:rPr>
+                  <m:sty m:val="p"/>
+                </m:rPr>
+                <m:t>(</m:t>
+              </m:r>
+              <m:r>
+                <m:t>x</m:t>
+              </m:r>
+              <m:r>
+                <m:rPr>
+                  <m:sty m:val="p"/>
+                </m:rPr>
+                <m:t>)</m:t>
+              </m:r>
             </m:oMath>
             <w:r>
               <w:t xml:space="preserve"> </w:t>
@@ -5960,19 +6170,21 @@
                 <m:r>
                   <m:t>f</m:t>
                 </m:r>
-                <m:d>
-                  <m:dPr>
-                    <m:begChr m:val="("/>
-                    <m:sepChr m:val=""/>
-                    <m:endChr m:val=")"/>
-                    <m:grow/>
-                  </m:dPr>
-                  <m:e>
-                    <m:r>
-                      <m:t>x</m:t>
-                    </m:r>
-                  </m:e>
-                </m:d>
+                <m:r>
+                  <m:rPr>
+                    <m:sty m:val="p"/>
+                  </m:rPr>
+                  <m:t>(</m:t>
+                </m:r>
+                <m:r>
+                  <m:t>x</m:t>
+                </m:r>
+                <m:r>
+                  <m:rPr>
+                    <m:sty m:val="p"/>
+                  </m:rPr>
+                  <m:t>)</m:t>
+                </m:r>
                 <m:r>
                   <m:t> </m:t>
                 </m:r>
@@ -5995,19 +6207,21 @@
                 <m:r>
                   <m:t>F</m:t>
                 </m:r>
-                <m:d>
-                  <m:dPr>
-                    <m:begChr m:val="("/>
-                    <m:sepChr m:val=""/>
-                    <m:endChr m:val=")"/>
-                    <m:grow/>
-                  </m:dPr>
-                  <m:e>
-                    <m:r>
-                      <m:t>x</m:t>
-                    </m:r>
-                  </m:e>
-                </m:d>
+                <m:r>
+                  <m:rPr>
+                    <m:sty m:val="p"/>
+                  </m:rPr>
+                  <m:t>(</m:t>
+                </m:r>
+                <m:r>
+                  <m:t>x</m:t>
+                </m:r>
+                <m:r>
+                  <m:rPr>
+                    <m:sty m:val="p"/>
+                  </m:rPr>
+                  <m:t>)</m:t>
+                </m:r>
                 <m:r>
                   <m:rPr>
                     <m:sty m:val="p"/>
@@ -6062,19 +6276,21 @@
               <m:r>
                 <m:t>f</m:t>
               </m:r>
-              <m:d>
-                <m:dPr>
-                  <m:begChr m:val="("/>
-                  <m:sepChr m:val=""/>
-                  <m:endChr m:val=")"/>
-                  <m:grow/>
-                </m:dPr>
-                <m:e>
-                  <m:r>
-                    <m:t>x</m:t>
-                  </m:r>
-                </m:e>
-              </m:d>
+              <m:r>
+                <m:rPr>
+                  <m:sty m:val="p"/>
+                </m:rPr>
+                <m:t>(</m:t>
+              </m:r>
+              <m:r>
+                <m:t>x</m:t>
+              </m:r>
+              <m:r>
+                <m:rPr>
+                  <m:sty m:val="p"/>
+                </m:rPr>
+                <m:t>)</m:t>
+              </m:r>
             </m:oMath>
             <w:r>
               <w:t xml:space="preserve"> </w:t>
@@ -6161,19 +6377,21 @@
                     </m:r>
                   </m:e>
                 </m:nary>
-                <m:d>
-                  <m:dPr>
-                    <m:begChr m:val="("/>
-                    <m:sepChr m:val=""/>
-                    <m:endChr m:val=")"/>
-                    <m:grow/>
-                  </m:dPr>
-                  <m:e>
-                    <m:r>
-                      <m:t>x</m:t>
-                    </m:r>
-                  </m:e>
-                </m:d>
+                <m:r>
+                  <m:rPr>
+                    <m:sty m:val="p"/>
+                  </m:rPr>
+                  <m:t>(</m:t>
+                </m:r>
+                <m:r>
+                  <m:t>x</m:t>
+                </m:r>
+                <m:r>
+                  <m:rPr>
+                    <m:sty m:val="p"/>
+                  </m:rPr>
+                  <m:t>)</m:t>
+                </m:r>
                 <m:r>
                   <m:t> </m:t>
                 </m:r>
@@ -6196,19 +6414,21 @@
                 <m:r>
                   <m:t>F</m:t>
                 </m:r>
-                <m:d>
-                  <m:dPr>
-                    <m:begChr m:val="("/>
-                    <m:sepChr m:val=""/>
-                    <m:endChr m:val=")"/>
-                    <m:grow/>
-                  </m:dPr>
-                  <m:e>
-                    <m:r>
-                      <m:t>b</m:t>
-                    </m:r>
-                  </m:e>
-                </m:d>
+                <m:r>
+                  <m:rPr>
+                    <m:sty m:val="p"/>
+                  </m:rPr>
+                  <m:t>(</m:t>
+                </m:r>
+                <m:r>
+                  <m:t>b</m:t>
+                </m:r>
+                <m:r>
+                  <m:rPr>
+                    <m:sty m:val="p"/>
+                  </m:rPr>
+                  <m:t>)</m:t>
+                </m:r>
                 <m:r>
                   <m:rPr>
                     <m:sty m:val="p"/>
@@ -6218,19 +6438,21 @@
                 <m:r>
                   <m:t>F</m:t>
                 </m:r>
-                <m:d>
-                  <m:dPr>
-                    <m:begChr m:val="("/>
-                    <m:sepChr m:val=""/>
-                    <m:endChr m:val=")"/>
-                    <m:grow/>
-                  </m:dPr>
-                  <m:e>
-                    <m:r>
-                      <m:t>a</m:t>
-                    </m:r>
-                  </m:e>
-                </m:d>
+                <m:r>
+                  <m:rPr>
+                    <m:sty m:val="p"/>
+                  </m:rPr>
+                  <m:t>(</m:t>
+                </m:r>
+                <m:r>
+                  <m:t>a</m:t>
+                </m:r>
+                <m:r>
+                  <m:rPr>
+                    <m:sty m:val="p"/>
+                  </m:rPr>
+                  <m:t>)</m:t>
+                </m:r>
               </m:oMath>
             </m:oMathPara>
           </w:p>
@@ -6251,19 +6473,21 @@
               <m:r>
                 <m:t>F</m:t>
               </m:r>
-              <m:d>
-                <m:dPr>
-                  <m:begChr m:val="("/>
-                  <m:sepChr m:val=""/>
-                  <m:endChr m:val=")"/>
-                  <m:grow/>
-                </m:dPr>
-                <m:e>
-                  <m:r>
-                    <m:t>a</m:t>
-                  </m:r>
-                </m:e>
-              </m:d>
+              <m:r>
+                <m:rPr>
+                  <m:sty m:val="p"/>
+                </m:rPr>
+                <m:t>(</m:t>
+              </m:r>
+              <m:r>
+                <m:t>a</m:t>
+              </m:r>
+              <m:r>
+                <m:rPr>
+                  <m:sty m:val="p"/>
+                </m:rPr>
+                <m:t>)</m:t>
+              </m:r>
             </m:oMath>
             <w:r>
               <w:t xml:space="preserve"> </w:t>
@@ -6278,19 +6502,21 @@
               <m:r>
                 <m:t>F</m:t>
               </m:r>
-              <m:d>
-                <m:dPr>
-                  <m:begChr m:val="("/>
-                  <m:sepChr m:val=""/>
-                  <m:endChr m:val=")"/>
-                  <m:grow/>
-                </m:dPr>
-                <m:e>
-                  <m:r>
-                    <m:t>b</m:t>
-                  </m:r>
-                </m:e>
-              </m:d>
+              <m:r>
+                <m:rPr>
+                  <m:sty m:val="p"/>
+                </m:rPr>
+                <m:t>(</m:t>
+              </m:r>
+              <m:r>
+                <m:t>b</m:t>
+              </m:r>
+              <m:r>
+                <m:rPr>
+                  <m:sty m:val="p"/>
+                </m:rPr>
+                <m:t>)</m:t>
+              </m:r>
             </m:oMath>
             <w:r>
               <w:t xml:space="preserve">.</w:t>
@@ -6349,18 +6575,18 @@
                 <wp:inline>
                   <wp:extent cx="152400" cy="152400"/>
                   <wp:effectExtent b="0" l="0" r="0" t="0"/>
-                  <wp:docPr descr="" title="" id="51" name="Picture"/>
+                  <wp:docPr descr="" title="" id="40" name="Picture"/>
                   <a:graphic>
                     <a:graphicData uri="http://schemas.openxmlformats.org/drawingml/2006/picture">
                       <pic:pic>
                         <pic:nvPicPr>
-                          <pic:cNvPr descr="/Applications/quarto/share/formats/docx/tip.png" id="52" name="Picture"/>
+                          <pic:cNvPr descr="/Applications/quarto/share/formats/docx/tip.png" id="41" name="Picture"/>
                           <pic:cNvPicPr>
                             <a:picLocks noChangeArrowheads="1" noChangeAspect="1"/>
                           </pic:cNvPicPr>
                         </pic:nvPicPr>
                         <pic:blipFill>
-                          <a:blip r:embed="rId44"/>
+                          <a:blip r:embed="rId33"/>
                           <a:stretch>
                             <a:fillRect/>
                           </a:stretch>
@@ -6456,19 +6682,21 @@
         <m:r>
           <m:t>F</m:t>
         </m:r>
-        <m:d>
-          <m:dPr>
-            <m:begChr m:val="("/>
-            <m:sepChr m:val=""/>
-            <m:endChr m:val=")"/>
-            <m:grow/>
-          </m:dPr>
-          <m:e>
-            <m:r>
-              <m:t>x</m:t>
-            </m:r>
-          </m:e>
-        </m:d>
+        <m:r>
+          <m:rPr>
+            <m:sty m:val="p"/>
+          </m:rPr>
+          <m:t>(</m:t>
+        </m:r>
+        <m:r>
+          <m:t>x</m:t>
+        </m:r>
+        <m:r>
+          <m:rPr>
+            <m:sty m:val="p"/>
+          </m:rPr>
+          <m:t>)</m:t>
+        </m:r>
       </m:oMath>
       <w:r>
         <w:t xml:space="preserve"> </w:t>
@@ -6483,19 +6711,21 @@
         <m:r>
           <m:t>f</m:t>
         </m:r>
-        <m:d>
-          <m:dPr>
-            <m:begChr m:val="("/>
-            <m:sepChr m:val=""/>
-            <m:endChr m:val=")"/>
-            <m:grow/>
-          </m:dPr>
-          <m:e>
-            <m:r>
-              <m:t>x</m:t>
-            </m:r>
-          </m:e>
-        </m:d>
+        <m:r>
+          <m:rPr>
+            <m:sty m:val="p"/>
+          </m:rPr>
+          <m:t>(</m:t>
+        </m:r>
+        <m:r>
+          <m:t>x</m:t>
+        </m:r>
+        <m:r>
+          <m:rPr>
+            <m:sty m:val="p"/>
+          </m:rPr>
+          <m:t>)</m:t>
+        </m:r>
       </m:oMath>
       <w:r>
         <w:t xml:space="preserve">. You do not need a</w:t>
@@ -6542,19 +6772,21 @@
         <m:r>
           <m:t>F</m:t>
         </m:r>
-        <m:d>
-          <m:dPr>
-            <m:begChr m:val="("/>
-            <m:sepChr m:val=""/>
-            <m:endChr m:val=")"/>
-            <m:grow/>
-          </m:dPr>
-          <m:e>
-            <m:r>
-              <m:t>x</m:t>
-            </m:r>
-          </m:e>
-        </m:d>
+        <m:r>
+          <m:rPr>
+            <m:sty m:val="p"/>
+          </m:rPr>
+          <m:t>(</m:t>
+        </m:r>
+        <m:r>
+          <m:t>x</m:t>
+        </m:r>
+        <m:r>
+          <m:rPr>
+            <m:sty m:val="p"/>
+          </m:rPr>
+          <m:t>)</m:t>
+        </m:r>
       </m:oMath>
       <w:r>
         <w:t xml:space="preserve"> </w:t>
@@ -6595,19 +6827,21 @@
               </m:r>
             </m:e>
           </m:nary>
-          <m:d>
-            <m:dPr>
-              <m:begChr m:val="("/>
-              <m:sepChr m:val=""/>
-              <m:endChr m:val=")"/>
-              <m:grow/>
-            </m:dPr>
-            <m:e>
-              <m:r>
-                <m:t>x</m:t>
-              </m:r>
-            </m:e>
-          </m:d>
+          <m:r>
+            <m:rPr>
+              <m:sty m:val="p"/>
+            </m:rPr>
+            <m:t>(</m:t>
+          </m:r>
+          <m:r>
+            <m:t>x</m:t>
+          </m:r>
+          <m:r>
+            <m:rPr>
+              <m:sty m:val="p"/>
+            </m:rPr>
+            <m:t>)</m:t>
+          </m:r>
           <m:r>
             <m:t> </m:t>
           </m:r>
@@ -6626,34 +6860,38 @@
             </m:rPr>
             <m:t>=</m:t>
           </m:r>
+          <m:r>
+            <m:rPr>
+              <m:sty m:val="p"/>
+            </m:rPr>
+            <m:t>[</m:t>
+          </m:r>
+          <m:r>
+            <m:t>F</m:t>
+          </m:r>
+          <m:r>
+            <m:rPr>
+              <m:sty m:val="p"/>
+            </m:rPr>
+            <m:t>(</m:t>
+          </m:r>
+          <m:r>
+            <m:t>x</m:t>
+          </m:r>
+          <m:r>
+            <m:rPr>
+              <m:sty m:val="p"/>
+            </m:rPr>
+            <m:t>)</m:t>
+          </m:r>
           <m:sSubSup>
             <m:e>
-              <m:d>
-                <m:dPr>
-                  <m:begChr m:val="["/>
-                  <m:sepChr m:val=""/>
-                  <m:endChr m:val="]"/>
-                  <m:grow/>
-                </m:dPr>
-                <m:e>
-                  <m:r>
-                    <m:t>F</m:t>
-                  </m:r>
-                  <m:d>
-                    <m:dPr>
-                      <m:begChr m:val="("/>
-                      <m:sepChr m:val=""/>
-                      <m:endChr m:val=")"/>
-                      <m:grow/>
-                    </m:dPr>
-                    <m:e>
-                      <m:r>
-                        <m:t>x</m:t>
-                      </m:r>
-                    </m:e>
-                  </m:d>
-                </m:e>
-              </m:d>
+              <m:r>
+                <m:rPr>
+                  <m:sty m:val="p"/>
+                </m:rPr>
+                <m:t>]</m:t>
+              </m:r>
             </m:e>
             <m:sub>
               <m:r>
@@ -6693,19 +6931,21 @@
         <m:r>
           <m:t>F</m:t>
         </m:r>
-        <m:d>
-          <m:dPr>
-            <m:begChr m:val="("/>
-            <m:sepChr m:val=""/>
-            <m:endChr m:val=")"/>
-            <m:grow/>
-          </m:dPr>
-          <m:e>
-            <m:r>
-              <m:t>x</m:t>
-            </m:r>
-          </m:e>
-        </m:d>
+        <m:r>
+          <m:rPr>
+            <m:sty m:val="p"/>
+          </m:rPr>
+          <m:t>(</m:t>
+        </m:r>
+        <m:r>
+          <m:t>x</m:t>
+        </m:r>
+        <m:r>
+          <m:rPr>
+            <m:sty m:val="p"/>
+          </m:rPr>
+          <m:t>)</m:t>
+        </m:r>
       </m:oMath>
       <w:r>
         <w:t xml:space="preserve"> </w:t>
@@ -6743,19 +6983,21 @@
         <m:r>
           <m:t>F</m:t>
         </m:r>
-        <m:d>
-          <m:dPr>
-            <m:begChr m:val="("/>
-            <m:sepChr m:val=""/>
-            <m:endChr m:val=")"/>
-            <m:grow/>
-          </m:dPr>
-          <m:e>
-            <m:r>
-              <m:t>x</m:t>
-            </m:r>
-          </m:e>
-        </m:d>
+        <m:r>
+          <m:rPr>
+            <m:sty m:val="p"/>
+          </m:rPr>
+          <m:t>(</m:t>
+        </m:r>
+        <m:r>
+          <m:t>x</m:t>
+        </m:r>
+        <m:r>
+          <m:rPr>
+            <m:sty m:val="p"/>
+          </m:rPr>
+          <m:t>)</m:t>
+        </m:r>
       </m:oMath>
       <w:r>
         <w:t xml:space="preserve"> </w:t>
@@ -6790,19 +7032,21 @@
         <m:r>
           <m:t>F</m:t>
         </m:r>
-        <m:d>
-          <m:dPr>
-            <m:begChr m:val="("/>
-            <m:sepChr m:val=""/>
-            <m:endChr m:val=")"/>
-            <m:grow/>
-          </m:dPr>
-          <m:e>
-            <m:r>
-              <m:t>a</m:t>
-            </m:r>
-          </m:e>
-        </m:d>
+        <m:r>
+          <m:rPr>
+            <m:sty m:val="p"/>
+          </m:rPr>
+          <m:t>(</m:t>
+        </m:r>
+        <m:r>
+          <m:t>a</m:t>
+        </m:r>
+        <m:r>
+          <m:rPr>
+            <m:sty m:val="p"/>
+          </m:rPr>
+          <m:t>)</m:t>
+        </m:r>
       </m:oMath>
       <w:r>
         <w:t xml:space="preserve"> </w:t>
@@ -6817,19 +7061,21 @@
         <m:r>
           <m:t>F</m:t>
         </m:r>
-        <m:d>
-          <m:dPr>
-            <m:begChr m:val="("/>
-            <m:sepChr m:val=""/>
-            <m:endChr m:val=")"/>
-            <m:grow/>
-          </m:dPr>
-          <m:e>
-            <m:r>
-              <m:t>b</m:t>
-            </m:r>
-          </m:e>
-        </m:d>
+        <m:r>
+          <m:rPr>
+            <m:sty m:val="p"/>
+          </m:rPr>
+          <m:t>(</m:t>
+        </m:r>
+        <m:r>
+          <m:t>b</m:t>
+        </m:r>
+        <m:r>
+          <m:rPr>
+            <m:sty m:val="p"/>
+          </m:rPr>
+          <m:t>)</m:t>
+        </m:r>
       </m:oMath>
       <w:r>
         <w:t xml:space="preserve"> </w:t>
@@ -6870,19 +7116,21 @@
               </m:r>
             </m:e>
           </m:nary>
-          <m:d>
-            <m:dPr>
-              <m:begChr m:val="("/>
-              <m:sepChr m:val=""/>
-              <m:endChr m:val=")"/>
-              <m:grow/>
-            </m:dPr>
-            <m:e>
-              <m:r>
-                <m:t>x</m:t>
-              </m:r>
-            </m:e>
-          </m:d>
+          <m:r>
+            <m:rPr>
+              <m:sty m:val="p"/>
+            </m:rPr>
+            <m:t>(</m:t>
+          </m:r>
+          <m:r>
+            <m:t>x</m:t>
+          </m:r>
+          <m:r>
+            <m:rPr>
+              <m:sty m:val="p"/>
+            </m:rPr>
+            <m:t>)</m:t>
+          </m:r>
           <m:r>
             <m:t> </m:t>
           </m:r>
@@ -6901,34 +7149,38 @@
             </m:rPr>
             <m:t>=</m:t>
           </m:r>
+          <m:r>
+            <m:rPr>
+              <m:sty m:val="p"/>
+            </m:rPr>
+            <m:t>[</m:t>
+          </m:r>
+          <m:r>
+            <m:t>F</m:t>
+          </m:r>
+          <m:r>
+            <m:rPr>
+              <m:sty m:val="p"/>
+            </m:rPr>
+            <m:t>(</m:t>
+          </m:r>
+          <m:r>
+            <m:t>x</m:t>
+          </m:r>
+          <m:r>
+            <m:rPr>
+              <m:sty m:val="p"/>
+            </m:rPr>
+            <m:t>)</m:t>
+          </m:r>
           <m:sSubSup>
             <m:e>
-              <m:d>
-                <m:dPr>
-                  <m:begChr m:val="["/>
-                  <m:sepChr m:val=""/>
-                  <m:endChr m:val="]"/>
-                  <m:grow/>
-                </m:dPr>
-                <m:e>
-                  <m:r>
-                    <m:t>F</m:t>
-                  </m:r>
-                  <m:d>
-                    <m:dPr>
-                      <m:begChr m:val="("/>
-                      <m:sepChr m:val=""/>
-                      <m:endChr m:val=")"/>
-                      <m:grow/>
-                    </m:dPr>
-                    <m:e>
-                      <m:r>
-                        <m:t>x</m:t>
-                      </m:r>
-                    </m:e>
-                  </m:d>
-                </m:e>
-              </m:d>
+              <m:r>
+                <m:rPr>
+                  <m:sty m:val="p"/>
+                </m:rPr>
+                <m:t>]</m:t>
+              </m:r>
             </m:e>
             <m:sub>
               <m:r>
@@ -6950,19 +7202,21 @@
           <m:r>
             <m:t>F</m:t>
           </m:r>
-          <m:d>
-            <m:dPr>
-              <m:begChr m:val="("/>
-              <m:sepChr m:val=""/>
-              <m:endChr m:val=")"/>
-              <m:grow/>
-            </m:dPr>
-            <m:e>
-              <m:r>
-                <m:t>b</m:t>
-              </m:r>
-            </m:e>
-          </m:d>
+          <m:r>
+            <m:rPr>
+              <m:sty m:val="p"/>
+            </m:rPr>
+            <m:t>(</m:t>
+          </m:r>
+          <m:r>
+            <m:t>b</m:t>
+          </m:r>
+          <m:r>
+            <m:rPr>
+              <m:sty m:val="p"/>
+            </m:rPr>
+            <m:t>)</m:t>
+          </m:r>
           <m:r>
             <m:rPr>
               <m:sty m:val="p"/>
@@ -6972,19 +7226,21 @@
           <m:r>
             <m:t>F</m:t>
           </m:r>
-          <m:d>
-            <m:dPr>
-              <m:begChr m:val="("/>
-              <m:sepChr m:val=""/>
-              <m:endChr m:val=")"/>
-              <m:grow/>
-            </m:dPr>
-            <m:e>
-              <m:r>
-                <m:t>a</m:t>
-              </m:r>
-            </m:e>
-          </m:d>
+          <m:r>
+            <m:rPr>
+              <m:sty m:val="p"/>
+            </m:rPr>
+            <m:t>(</m:t>
+          </m:r>
+          <m:r>
+            <m:t>a</m:t>
+          </m:r>
+          <m:r>
+            <m:rPr>
+              <m:sty m:val="p"/>
+            </m:rPr>
+            <m:t>)</m:t>
+          </m:r>
         </m:oMath>
       </m:oMathPara>
     </w:p>
@@ -7045,18 +7301,18 @@
                 <wp:inline>
                   <wp:extent cx="152400" cy="152400"/>
                   <wp:effectExtent b="0" l="0" r="0" t="0"/>
-                  <wp:docPr descr="" title="" id="53" name="Picture"/>
+                  <wp:docPr descr="" title="" id="42" name="Picture"/>
                   <a:graphic>
                     <a:graphicData uri="http://schemas.openxmlformats.org/drawingml/2006/picture">
                       <pic:pic>
                         <pic:nvPicPr>
-                          <pic:cNvPr descr="/Applications/quarto/share/formats/docx/important.png" id="54" name="Picture"/>
+                          <pic:cNvPr descr="/Applications/quarto/share/formats/docx/important.png" id="43" name="Picture"/>
                           <pic:cNvPicPr>
                             <a:picLocks noChangeArrowheads="1" noChangeAspect="1"/>
                           </pic:cNvPicPr>
                         </pic:nvPicPr>
                         <pic:blipFill>
-                          <a:blip r:embed="rId23"/>
+                          <a:blip r:embed="rId12"/>
                           <a:stretch>
                             <a:fillRect/>
                           </a:stretch>
@@ -7138,19 +7394,21 @@
               <m:r>
                 <m:t>f</m:t>
               </m:r>
-              <m:d>
-                <m:dPr>
-                  <m:begChr m:val="("/>
-                  <m:sepChr m:val=""/>
-                  <m:endChr m:val=")"/>
-                  <m:grow/>
-                </m:dPr>
-                <m:e>
-                  <m:r>
-                    <m:t>x</m:t>
-                  </m:r>
-                </m:e>
-              </m:d>
+              <m:r>
+                <m:rPr>
+                  <m:sty m:val="p"/>
+                </m:rPr>
+                <m:t>(</m:t>
+              </m:r>
+              <m:r>
+                <m:t>x</m:t>
+              </m:r>
+              <m:r>
+                <m:rPr>
+                  <m:sty m:val="p"/>
+                </m:rPr>
+                <m:t>)</m:t>
+              </m:r>
               <m:r>
                 <m:t> </m:t>
               </m:r>
@@ -7256,19 +7514,21 @@
                   </m:r>
                 </m:e>
               </m:nary>
-              <m:d>
-                <m:dPr>
-                  <m:begChr m:val="("/>
-                  <m:sepChr m:val=""/>
-                  <m:endChr m:val=")"/>
-                  <m:grow/>
-                </m:dPr>
-                <m:e>
-                  <m:r>
-                    <m:t>x</m:t>
-                  </m:r>
-                </m:e>
-              </m:d>
+              <m:r>
+                <m:rPr>
+                  <m:sty m:val="p"/>
+                </m:rPr>
+                <m:t>(</m:t>
+              </m:r>
+              <m:r>
+                <m:t>x</m:t>
+              </m:r>
+              <m:r>
+                <m:rPr>
+                  <m:sty m:val="p"/>
+                </m:rPr>
+                <m:t>)</m:t>
+              </m:r>
               <m:r>
                 <m:t> </m:t>
               </m:r>
@@ -7403,18 +7663,18 @@
                 <wp:inline>
                   <wp:extent cx="152400" cy="152400"/>
                   <wp:effectExtent b="0" l="0" r="0" t="0"/>
-                  <wp:docPr descr="" title="" id="55" name="Picture"/>
+                  <wp:docPr descr="" title="" id="44" name="Picture"/>
                   <a:graphic>
                     <a:graphicData uri="http://schemas.openxmlformats.org/drawingml/2006/picture">
                       <pic:pic>
                         <pic:nvPicPr>
-                          <pic:cNvPr descr="/Applications/quarto/share/formats/docx/note.png" id="56" name="Picture"/>
+                          <pic:cNvPr descr="/Applications/quarto/share/formats/docx/note.png" id="45" name="Picture"/>
                           <pic:cNvPicPr>
                             <a:picLocks noChangeArrowheads="1" noChangeAspect="1"/>
                           </pic:cNvPicPr>
                         </pic:nvPicPr>
                         <pic:blipFill>
-                          <a:blip r:embed="rId30"/>
+                          <a:blip r:embed="rId19"/>
                           <a:stretch>
                             <a:fillRect/>
                           </a:stretch>
@@ -7507,19 +7767,21 @@
                   </m:r>
                 </m:e>
               </m:nary>
-              <m:d>
-                <m:dPr>
-                  <m:begChr m:val="("/>
-                  <m:sepChr m:val=""/>
-                  <m:endChr m:val=")"/>
-                  <m:grow/>
-                </m:dPr>
-                <m:e>
-                  <m:r>
-                    <m:t>x</m:t>
-                  </m:r>
-                </m:e>
-              </m:d>
+              <m:r>
+                <m:rPr>
+                  <m:sty m:val="p"/>
+                </m:rPr>
+                <m:t>(</m:t>
+              </m:r>
+              <m:r>
+                <m:t>x</m:t>
+              </m:r>
+              <m:r>
+                <m:rPr>
+                  <m:sty m:val="p"/>
+                </m:rPr>
+                <m:t>)</m:t>
+              </m:r>
               <m:r>
                 <m:t> </m:t>
               </m:r>
@@ -7573,25 +7835,95 @@
               <m:r>
                 <m:t>F</m:t>
               </m:r>
-              <m:d>
-                <m:dPr>
-                  <m:begChr m:val="("/>
-                  <m:sepChr m:val=""/>
-                  <m:endChr m:val=")"/>
-                  <m:grow/>
-                </m:dPr>
+              <m:r>
+                <m:rPr>
+                  <m:sty m:val="p"/>
+                </m:rPr>
+                <m:t>(</m:t>
+              </m:r>
+              <m:r>
+                <m:t>x</m:t>
+              </m:r>
+              <m:r>
+                <m:rPr>
+                  <m:sty m:val="p"/>
+                </m:rPr>
+                <m:t>)</m:t>
+              </m:r>
+            </m:oMath>
+            <w:r>
+              <w:t xml:space="preserve"> </w:t>
+            </w:r>
+            <w:r>
+              <w:t xml:space="preserve">such that</w:t>
+            </w:r>
+            <w:r>
+              <w:t xml:space="preserve"> </w:t>
+            </w:r>
+            <m:oMath>
+              <m:sSup>
                 <m:e>
                   <m:r>
-                    <m:t>x</m:t>
+                    <m:t>F</m:t>
                   </m:r>
                 </m:e>
-              </m:d>
+                <m:sup>
+                  <m:r>
+                    <m:rPr>
+                      <m:sty m:val="p"/>
+                    </m:rPr>
+                    <m:t>′</m:t>
+                  </m:r>
+                </m:sup>
+              </m:sSup>
+              <m:r>
+                <m:rPr>
+                  <m:sty m:val="p"/>
+                </m:rPr>
+                <m:t>(</m:t>
+              </m:r>
+              <m:r>
+                <m:t>x</m:t>
+              </m:r>
+              <m:r>
+                <m:rPr>
+                  <m:sty m:val="p"/>
+                </m:rPr>
+                <m:t>)</m:t>
+              </m:r>
+              <m:r>
+                <m:rPr>
+                  <m:sty m:val="p"/>
+                </m:rPr>
+                <m:t>=</m:t>
+              </m:r>
+              <m:r>
+                <m:rPr>
+                  <m:sty m:val="p"/>
+                </m:rPr>
+                <m:t>cos</m:t>
+              </m:r>
+              <m:r>
+                <m:rPr>
+                  <m:sty m:val="p"/>
+                </m:rPr>
+                <m:t>(</m:t>
+              </m:r>
+              <m:r>
+                <m:t>x</m:t>
+              </m:r>
+              <m:r>
+                <m:rPr>
+                  <m:sty m:val="p"/>
+                </m:rPr>
+                <m:t>)</m:t>
+              </m:r>
             </m:oMath>
             <w:r>
               <w:t xml:space="preserve"> </w:t>
             </w:r>
             <w:r>
-              <w:t xml:space="preserve">such that</w:t>
+              <w:t xml:space="preserve">is</w:t>
             </w:r>
             <w:r>
               <w:t xml:space="preserve"> </w:t>
@@ -7604,21 +7936,17 @@
                 <m:rPr>
                   <m:sty m:val="p"/>
                 </m:rPr>
-                <m:t>′</m:t>
-              </m:r>
-              <m:d>
-                <m:dPr>
-                  <m:begChr m:val="("/>
-                  <m:sepChr m:val=""/>
-                  <m:endChr m:val=")"/>
-                  <m:grow/>
-                </m:dPr>
-                <m:e>
-                  <m:r>
-                    <m:t>x</m:t>
-                  </m:r>
-                </m:e>
-              </m:d>
+                <m:t>(</m:t>
+              </m:r>
+              <m:r>
+                <m:t>x</m:t>
+              </m:r>
+              <m:r>
+                <m:rPr>
+                  <m:sty m:val="p"/>
+                </m:rPr>
+                <m:t>)</m:t>
+              </m:r>
               <m:r>
                 <m:rPr>
                   <m:sty m:val="p"/>
@@ -7629,73 +7957,23 @@
                 <m:rPr>
                   <m:sty m:val="p"/>
                 </m:rPr>
-                <m:t>cos</m:t>
-              </m:r>
-              <m:d>
-                <m:dPr>
-                  <m:begChr m:val="("/>
-                  <m:sepChr m:val=""/>
-                  <m:endChr m:val=")"/>
-                  <m:grow/>
-                </m:dPr>
-                <m:e>
-                  <m:r>
-                    <m:t>x</m:t>
-                  </m:r>
-                </m:e>
-              </m:d>
-            </m:oMath>
-            <w:r>
-              <w:t xml:space="preserve"> </w:t>
-            </w:r>
-            <w:r>
-              <w:t xml:space="preserve">is</w:t>
-            </w:r>
-            <w:r>
-              <w:t xml:space="preserve"> </w:t>
-            </w:r>
-            <m:oMath>
-              <m:r>
-                <m:t>F</m:t>
-              </m:r>
-              <m:d>
-                <m:dPr>
-                  <m:begChr m:val="("/>
-                  <m:sepChr m:val=""/>
-                  <m:endChr m:val=")"/>
-                  <m:grow/>
-                </m:dPr>
-                <m:e>
-                  <m:r>
-                    <m:t>x</m:t>
-                  </m:r>
-                </m:e>
-              </m:d>
-              <m:r>
-                <m:rPr>
-                  <m:sty m:val="p"/>
-                </m:rPr>
-                <m:t>=</m:t>
-              </m:r>
-              <m:r>
-                <m:rPr>
-                  <m:sty m:val="p"/>
-                </m:rPr>
                 <m:t>sin</m:t>
               </m:r>
-              <m:d>
-                <m:dPr>
-                  <m:begChr m:val="("/>
-                  <m:sepChr m:val=""/>
-                  <m:endChr m:val=")"/>
-                  <m:grow/>
-                </m:dPr>
-                <m:e>
-                  <m:r>
-                    <m:t>x</m:t>
-                  </m:r>
-                </m:e>
-              </m:d>
+              <m:r>
+                <m:rPr>
+                  <m:sty m:val="p"/>
+                </m:rPr>
+                <m:t>(</m:t>
+              </m:r>
+              <m:r>
+                <m:t>x</m:t>
+              </m:r>
+              <m:r>
+                <m:rPr>
+                  <m:sty m:val="p"/>
+                </m:rPr>
+                <m:t>)</m:t>
+              </m:r>
             </m:oMath>
             <w:r>
               <w:t xml:space="preserve">.</w:t>
@@ -7763,19 +8041,21 @@
                     </m:r>
                   </m:e>
                 </m:nary>
-                <m:d>
-                  <m:dPr>
-                    <m:begChr m:val="("/>
-                    <m:sepChr m:val=""/>
-                    <m:endChr m:val=")"/>
-                    <m:grow/>
-                  </m:dPr>
-                  <m:e>
-                    <m:r>
-                      <m:t>x</m:t>
-                    </m:r>
-                  </m:e>
-                </m:d>
+                <m:r>
+                  <m:rPr>
+                    <m:sty m:val="p"/>
+                  </m:rPr>
+                  <m:t>(</m:t>
+                </m:r>
+                <m:r>
+                  <m:t>x</m:t>
+                </m:r>
+                <m:r>
+                  <m:rPr>
+                    <m:sty m:val="p"/>
+                  </m:rPr>
+                  <m:t>)</m:t>
+                </m:r>
                 <m:r>
                   <m:t> </m:t>
                 </m:r>
@@ -7806,19 +8086,21 @@
                   </m:rPr>
                   <m:t>sin</m:t>
                 </m:r>
-                <m:d>
-                  <m:dPr>
-                    <m:begChr m:val="("/>
-                    <m:sepChr m:val=""/>
-                    <m:endChr m:val=")"/>
-                    <m:grow/>
-                  </m:dPr>
-                  <m:e>
-                    <m:r>
-                      <m:t>x</m:t>
-                    </m:r>
-                  </m:e>
-                </m:d>
+                <m:r>
+                  <m:rPr>
+                    <m:sty m:val="p"/>
+                  </m:rPr>
+                  <m:t>(</m:t>
+                </m:r>
+                <m:r>
+                  <m:t>x</m:t>
+                </m:r>
+                <m:r>
+                  <m:rPr>
+                    <m:sty m:val="p"/>
+                  </m:rPr>
+                  <m:t>)</m:t>
+                </m:r>
                 <m:sSubSup>
                   <m:e>
                     <m:r>
@@ -7881,19 +8163,21 @@
                 </m:rPr>
                 <m:t>sin</m:t>
               </m:r>
-              <m:d>
-                <m:dPr>
-                  <m:begChr m:val="("/>
-                  <m:sepChr m:val=""/>
-                  <m:endChr m:val=")"/>
-                  <m:grow/>
-                </m:dPr>
-                <m:e>
-                  <m:r>
-                    <m:t>0</m:t>
-                  </m:r>
-                </m:e>
-              </m:d>
+              <m:r>
+                <m:rPr>
+                  <m:sty m:val="p"/>
+                </m:rPr>
+                <m:t>(</m:t>
+              </m:r>
+              <m:r>
+                <m:t>0</m:t>
+              </m:r>
+              <m:r>
+                <m:rPr>
+                  <m:sty m:val="p"/>
+                </m:rPr>
+                <m:t>)</m:t>
+              </m:r>
               <m:r>
                 <m:rPr>
                   <m:sty m:val="p"/>
@@ -7920,28 +8204,30 @@
                 </m:rPr>
                 <m:t>sin</m:t>
               </m:r>
-              <m:d>
-                <m:dPr>
-                  <m:begChr m:val="("/>
-                  <m:sepChr m:val=""/>
-                  <m:endChr m:val=")"/>
-                  <m:grow/>
-                </m:dPr>
-                <m:e>
-                  <m:r>
-                    <m:t>π</m:t>
-                  </m:r>
-                  <m:r>
-                    <m:rPr>
-                      <m:sty m:val="p"/>
-                    </m:rPr>
-                    <m:t>/</m:t>
-                  </m:r>
-                  <m:r>
-                    <m:t>4</m:t>
-                  </m:r>
-                </m:e>
-              </m:d>
+              <m:r>
+                <m:rPr>
+                  <m:sty m:val="p"/>
+                </m:rPr>
+                <m:t>(</m:t>
+              </m:r>
+              <m:r>
+                <m:t>π</m:t>
+              </m:r>
+              <m:r>
+                <m:rPr>
+                  <m:sty m:val="p"/>
+                </m:rPr>
+                <m:t>/</m:t>
+              </m:r>
+              <m:r>
+                <m:t>4</m:t>
+              </m:r>
+              <m:r>
+                <m:rPr>
+                  <m:sty m:val="p"/>
+                </m:rPr>
+                <m:t>)</m:t>
+              </m:r>
               <m:r>
                 <m:rPr>
                   <m:sty m:val="p"/>
@@ -8017,19 +8303,21 @@
                     </m:r>
                   </m:e>
                 </m:nary>
-                <m:d>
-                  <m:dPr>
-                    <m:begChr m:val="("/>
-                    <m:sepChr m:val=""/>
-                    <m:endChr m:val=")"/>
-                    <m:grow/>
-                  </m:dPr>
-                  <m:e>
-                    <m:r>
-                      <m:t>x</m:t>
-                    </m:r>
-                  </m:e>
-                </m:d>
+                <m:r>
+                  <m:rPr>
+                    <m:sty m:val="p"/>
+                  </m:rPr>
+                  <m:t>(</m:t>
+                </m:r>
+                <m:r>
+                  <m:t>x</m:t>
+                </m:r>
+                <m:r>
+                  <m:rPr>
+                    <m:sty m:val="p"/>
+                  </m:rPr>
+                  <m:t>)</m:t>
+                </m:r>
                 <m:r>
                   <m:t> </m:t>
                 </m:r>
@@ -8060,19 +8348,21 @@
                   </m:rPr>
                   <m:t>sin</m:t>
                 </m:r>
-                <m:d>
-                  <m:dPr>
-                    <m:begChr m:val="("/>
-                    <m:sepChr m:val=""/>
-                    <m:endChr m:val=")"/>
-                    <m:grow/>
-                  </m:dPr>
-                  <m:e>
-                    <m:r>
-                      <m:t>x</m:t>
-                    </m:r>
-                  </m:e>
-                </m:d>
+                <m:r>
+                  <m:rPr>
+                    <m:sty m:val="p"/>
+                  </m:rPr>
+                  <m:t>(</m:t>
+                </m:r>
+                <m:r>
+                  <m:t>x</m:t>
+                </m:r>
+                <m:r>
+                  <m:rPr>
+                    <m:sty m:val="p"/>
+                  </m:rPr>
+                  <m:t>)</m:t>
+                </m:r>
                 <m:sSubSup>
                   <m:e>
                     <m:r>
@@ -8232,18 +8522,18 @@
                 <wp:inline>
                   <wp:extent cx="152400" cy="152400"/>
                   <wp:effectExtent b="0" l="0" r="0" t="0"/>
-                  <wp:docPr descr="" title="" id="57" name="Picture"/>
+                  <wp:docPr descr="" title="" id="46" name="Picture"/>
                   <a:graphic>
                     <a:graphicData uri="http://schemas.openxmlformats.org/drawingml/2006/picture">
                       <pic:pic>
                         <pic:nvPicPr>
-                          <pic:cNvPr descr="/Applications/quarto/share/formats/docx/important.png" id="58" name="Picture"/>
+                          <pic:cNvPr descr="/Applications/quarto/share/formats/docx/important.png" id="47" name="Picture"/>
                           <pic:cNvPicPr>
                             <a:picLocks noChangeArrowheads="1" noChangeAspect="1"/>
                           </pic:cNvPicPr>
                         </pic:nvPicPr>
                         <pic:blipFill>
-                          <a:blip r:embed="rId23"/>
+                          <a:blip r:embed="rId12"/>
                           <a:stretch>
                             <a:fillRect/>
                           </a:stretch>
@@ -8318,7 +8608,7 @@
             <w:r>
               <w:t xml:space="preserve"> </w:t>
             </w:r>
-            <w:hyperlink r:id="rId59">
+            <w:hyperlink r:id="rId48">
               <w:r>
                 <w:rPr>
                   <w:rStyle w:val="Hyperlink"/>
@@ -8335,7 +8625,7 @@
             <w:r>
               <w:t xml:space="preserve"> </w:t>
             </w:r>
-            <w:hyperlink r:id="rId60">
+            <w:hyperlink r:id="rId49">
               <w:r>
                 <w:rPr>
                   <w:rStyle w:val="Hyperlink"/>
@@ -8354,8 +8644,8 @@
         </w:tc>
       </w:tr>
     </w:tbl>
-    <w:bookmarkEnd w:id="61"/>
-    <w:bookmarkStart w:id="78" w:name="finding-antiderivatives"/>
+    <w:bookmarkEnd w:id="50"/>
+    <w:bookmarkStart w:id="67" w:name="finding-antiderivatives"/>
     <w:p>
       <w:pPr>
         <w:pStyle w:val="Heading1"/>
@@ -8382,7 +8672,7 @@
       <w:r>
         <w:t xml:space="preserve"> </w:t>
       </w:r>
-      <w:hyperlink r:id="rId20">
+      <w:hyperlink r:id="rId9">
         <w:r>
           <w:rPr>
             <w:rStyle w:val="Hyperlink"/>
@@ -8423,19 +8713,21 @@
               <m:r>
                 <m:t>f</m:t>
               </m:r>
-              <m:d>
-                <m:dPr>
-                  <m:begChr m:val="("/>
-                  <m:sepChr m:val=""/>
-                  <m:endChr m:val=")"/>
-                  <m:grow/>
-                </m:dPr>
-                <m:e>
-                  <m:r>
-                    <m:t>x</m:t>
-                  </m:r>
-                </m:e>
-              </m:d>
+              <m:r>
+                <m:rPr>
+                  <m:sty m:val="p"/>
+                </m:rPr>
+                <m:t>(</m:t>
+              </m:r>
+              <m:r>
+                <m:t>x</m:t>
+              </m:r>
+              <m:r>
+                <m:rPr>
+                  <m:sty m:val="p"/>
+                </m:rPr>
+                <m:t>)</m:t>
+              </m:r>
             </m:oMath>
           </w:p>
         </w:tc>
@@ -8453,28 +8745,36 @@
               <w:t xml:space="preserve"> </w:t>
             </w:r>
             <m:oMath>
-              <m:r>
-                <m:t>f</m:t>
-              </m:r>
-              <m:r>
-                <m:rPr>
-                  <m:sty m:val="p"/>
-                </m:rPr>
-                <m:t>′</m:t>
-              </m:r>
-              <m:d>
-                <m:dPr>
-                  <m:begChr m:val="("/>
-                  <m:sepChr m:val=""/>
-                  <m:endChr m:val=")"/>
-                  <m:grow/>
-                </m:dPr>
+              <m:sSup>
                 <m:e>
                   <m:r>
-                    <m:t>x</m:t>
+                    <m:t>f</m:t>
                   </m:r>
                 </m:e>
-              </m:d>
+                <m:sup>
+                  <m:r>
+                    <m:rPr>
+                      <m:sty m:val="p"/>
+                    </m:rPr>
+                    <m:t>′</m:t>
+                  </m:r>
+                </m:sup>
+              </m:sSup>
+              <m:r>
+                <m:rPr>
+                  <m:sty m:val="p"/>
+                </m:rPr>
+                <m:t>(</m:t>
+              </m:r>
+              <m:r>
+                <m:t>x</m:t>
+              </m:r>
+              <m:r>
+                <m:rPr>
+                  <m:sty m:val="p"/>
+                </m:rPr>
+                <m:t>)</m:t>
+              </m:r>
             </m:oMath>
           </w:p>
         </w:tc>
@@ -8503,19 +8803,21 @@
               <m:r>
                 <m:t>f</m:t>
               </m:r>
-              <m:d>
-                <m:dPr>
-                  <m:begChr m:val="("/>
-                  <m:sepChr m:val=""/>
-                  <m:endChr m:val=")"/>
-                  <m:grow/>
-                </m:dPr>
-                <m:e>
-                  <m:r>
-                    <m:t>x</m:t>
-                  </m:r>
-                </m:e>
-              </m:d>
+              <m:r>
+                <m:rPr>
+                  <m:sty m:val="p"/>
+                </m:rPr>
+                <m:t>(</m:t>
+              </m:r>
+              <m:r>
+                <m:t>x</m:t>
+              </m:r>
+              <m:r>
+                <m:rPr>
+                  <m:sty m:val="p"/>
+                </m:rPr>
+                <m:t>)</m:t>
+              </m:r>
               <m:r>
                 <m:rPr>
                   <m:sty m:val="p"/>
@@ -8536,28 +8838,36 @@
               <w:jc w:val="left"/>
             </w:pPr>
             <m:oMath>
-              <m:r>
-                <m:t>f</m:t>
-              </m:r>
-              <m:r>
-                <m:rPr>
-                  <m:sty m:val="p"/>
-                </m:rPr>
-                <m:t>′</m:t>
-              </m:r>
-              <m:d>
-                <m:dPr>
-                  <m:begChr m:val="("/>
-                  <m:sepChr m:val=""/>
-                  <m:endChr m:val=")"/>
-                  <m:grow/>
-                </m:dPr>
+              <m:sSup>
                 <m:e>
                   <m:r>
-                    <m:t>x</m:t>
+                    <m:t>f</m:t>
                   </m:r>
                 </m:e>
-              </m:d>
+                <m:sup>
+                  <m:r>
+                    <m:rPr>
+                      <m:sty m:val="p"/>
+                    </m:rPr>
+                    <m:t>′</m:t>
+                  </m:r>
+                </m:sup>
+              </m:sSup>
+              <m:r>
+                <m:rPr>
+                  <m:sty m:val="p"/>
+                </m:rPr>
+                <m:t>(</m:t>
+              </m:r>
+              <m:r>
+                <m:t>x</m:t>
+              </m:r>
+              <m:r>
+                <m:rPr>
+                  <m:sty m:val="p"/>
+                </m:rPr>
+                <m:t>)</m:t>
+              </m:r>
               <m:r>
                 <m:rPr>
                   <m:sty m:val="p"/>
@@ -8591,19 +8901,21 @@
               <m:r>
                 <m:t>f</m:t>
               </m:r>
-              <m:d>
-                <m:dPr>
-                  <m:begChr m:val="("/>
-                  <m:sepChr m:val=""/>
-                  <m:endChr m:val=")"/>
-                  <m:grow/>
-                </m:dPr>
-                <m:e>
-                  <m:r>
-                    <m:t>x</m:t>
-                  </m:r>
-                </m:e>
-              </m:d>
+              <m:r>
+                <m:rPr>
+                  <m:sty m:val="p"/>
+                </m:rPr>
+                <m:t>(</m:t>
+              </m:r>
+              <m:r>
+                <m:t>x</m:t>
+              </m:r>
+              <m:r>
+                <m:rPr>
+                  <m:sty m:val="p"/>
+                </m:rPr>
+                <m:t>)</m:t>
+              </m:r>
               <m:r>
                 <m:rPr>
                   <m:sty m:val="p"/>
@@ -8636,28 +8948,36 @@
               <w:jc w:val="left"/>
             </w:pPr>
             <m:oMath>
-              <m:r>
-                <m:t>f</m:t>
-              </m:r>
-              <m:r>
-                <m:rPr>
-                  <m:sty m:val="p"/>
-                </m:rPr>
-                <m:t>′</m:t>
-              </m:r>
-              <m:d>
-                <m:dPr>
-                  <m:begChr m:val="("/>
-                  <m:sepChr m:val=""/>
-                  <m:endChr m:val=")"/>
-                  <m:grow/>
-                </m:dPr>
+              <m:sSup>
                 <m:e>
                   <m:r>
-                    <m:t>x</m:t>
+                    <m:t>f</m:t>
                   </m:r>
                 </m:e>
-              </m:d>
+                <m:sup>
+                  <m:r>
+                    <m:rPr>
+                      <m:sty m:val="p"/>
+                    </m:rPr>
+                    <m:t>′</m:t>
+                  </m:r>
+                </m:sup>
+              </m:sSup>
+              <m:r>
+                <m:rPr>
+                  <m:sty m:val="p"/>
+                </m:rPr>
+                <m:t>(</m:t>
+              </m:r>
+              <m:r>
+                <m:t>x</m:t>
+              </m:r>
+              <m:r>
+                <m:rPr>
+                  <m:sty m:val="p"/>
+                </m:rPr>
+                <m:t>)</m:t>
+              </m:r>
               <m:r>
                 <m:rPr>
                   <m:sty m:val="p"/>
@@ -8691,19 +9011,21 @@
               <m:r>
                 <m:t>f</m:t>
               </m:r>
-              <m:d>
-                <m:dPr>
-                  <m:begChr m:val="("/>
-                  <m:sepChr m:val=""/>
-                  <m:endChr m:val=")"/>
-                  <m:grow/>
-                </m:dPr>
-                <m:e>
-                  <m:r>
-                    <m:t>x</m:t>
-                  </m:r>
-                </m:e>
-              </m:d>
+              <m:r>
+                <m:rPr>
+                  <m:sty m:val="p"/>
+                </m:rPr>
+                <m:t>(</m:t>
+              </m:r>
+              <m:r>
+                <m:t>x</m:t>
+              </m:r>
+              <m:r>
+                <m:rPr>
+                  <m:sty m:val="p"/>
+                </m:rPr>
+                <m:t>)</m:t>
+              </m:r>
               <m:r>
                 <m:rPr>
                   <m:sty m:val="p"/>
@@ -8736,28 +9058,36 @@
               <w:jc w:val="left"/>
             </w:pPr>
             <m:oMath>
-              <m:r>
-                <m:t>f</m:t>
-              </m:r>
-              <m:r>
-                <m:rPr>
-                  <m:sty m:val="p"/>
-                </m:rPr>
-                <m:t>′</m:t>
-              </m:r>
-              <m:d>
-                <m:dPr>
-                  <m:begChr m:val="("/>
-                  <m:sepChr m:val=""/>
-                  <m:endChr m:val=")"/>
-                  <m:grow/>
-                </m:dPr>
+              <m:sSup>
                 <m:e>
                   <m:r>
-                    <m:t>x</m:t>
+                    <m:t>f</m:t>
                   </m:r>
                 </m:e>
-              </m:d>
+                <m:sup>
+                  <m:r>
+                    <m:rPr>
+                      <m:sty m:val="p"/>
+                    </m:rPr>
+                    <m:t>′</m:t>
+                  </m:r>
+                </m:sup>
+              </m:sSup>
+              <m:r>
+                <m:rPr>
+                  <m:sty m:val="p"/>
+                </m:rPr>
+                <m:t>(</m:t>
+              </m:r>
+              <m:r>
+                <m:t>x</m:t>
+              </m:r>
+              <m:r>
+                <m:rPr>
+                  <m:sty m:val="p"/>
+                </m:rPr>
+                <m:t>)</m:t>
+              </m:r>
               <m:r>
                 <m:rPr>
                   <m:sty m:val="p"/>
@@ -8830,19 +9160,21 @@
               <m:r>
                 <m:t>f</m:t>
               </m:r>
-              <m:d>
-                <m:dPr>
-                  <m:begChr m:val="("/>
-                  <m:sepChr m:val=""/>
-                  <m:endChr m:val=")"/>
-                  <m:grow/>
-                </m:dPr>
-                <m:e>
-                  <m:r>
-                    <m:t>x</m:t>
-                  </m:r>
-                </m:e>
-              </m:d>
+              <m:r>
+                <m:rPr>
+                  <m:sty m:val="p"/>
+                </m:rPr>
+                <m:t>(</m:t>
+              </m:r>
+              <m:r>
+                <m:t>x</m:t>
+              </m:r>
+              <m:r>
+                <m:rPr>
+                  <m:sty m:val="p"/>
+                </m:rPr>
+                <m:t>)</m:t>
+              </m:r>
               <m:r>
                 <m:rPr>
                   <m:sty m:val="p"/>
@@ -8878,28 +9210,36 @@
               <w:jc w:val="left"/>
             </w:pPr>
             <m:oMath>
-              <m:r>
-                <m:t>f</m:t>
-              </m:r>
-              <m:r>
-                <m:rPr>
-                  <m:sty m:val="p"/>
-                </m:rPr>
-                <m:t>′</m:t>
-              </m:r>
-              <m:d>
-                <m:dPr>
-                  <m:begChr m:val="("/>
-                  <m:sepChr m:val=""/>
-                  <m:endChr m:val=")"/>
-                  <m:grow/>
-                </m:dPr>
+              <m:sSup>
                 <m:e>
                   <m:r>
-                    <m:t>x</m:t>
+                    <m:t>f</m:t>
                   </m:r>
                 </m:e>
-              </m:d>
+                <m:sup>
+                  <m:r>
+                    <m:rPr>
+                      <m:sty m:val="p"/>
+                    </m:rPr>
+                    <m:t>′</m:t>
+                  </m:r>
+                </m:sup>
+              </m:sSup>
+              <m:r>
+                <m:rPr>
+                  <m:sty m:val="p"/>
+                </m:rPr>
+                <m:t>(</m:t>
+              </m:r>
+              <m:r>
+                <m:t>x</m:t>
+              </m:r>
+              <m:r>
+                <m:rPr>
+                  <m:sty m:val="p"/>
+                </m:rPr>
+                <m:t>)</m:t>
+              </m:r>
               <m:r>
                 <m:rPr>
                   <m:sty m:val="p"/>
@@ -8951,19 +9291,21 @@
               <m:r>
                 <m:t>f</m:t>
               </m:r>
-              <m:d>
-                <m:dPr>
-                  <m:begChr m:val="("/>
-                  <m:sepChr m:val=""/>
-                  <m:endChr m:val=")"/>
-                  <m:grow/>
-                </m:dPr>
-                <m:e>
-                  <m:r>
-                    <m:t>x</m:t>
-                  </m:r>
-                </m:e>
-              </m:d>
+              <m:r>
+                <m:rPr>
+                  <m:sty m:val="p"/>
+                </m:rPr>
+                <m:t>(</m:t>
+              </m:r>
+              <m:r>
+                <m:t>x</m:t>
+              </m:r>
+              <m:r>
+                <m:rPr>
+                  <m:sty m:val="p"/>
+                </m:rPr>
+                <m:t>)</m:t>
+              </m:r>
               <m:r>
                 <m:rPr>
                   <m:sty m:val="p"/>
@@ -8979,22 +9321,24 @@
                 </m:rPr>
                 <m:t>sin</m:t>
               </m:r>
-              <m:d>
-                <m:dPr>
-                  <m:begChr m:val="("/>
-                  <m:sepChr m:val=""/>
-                  <m:endChr m:val=")"/>
-                  <m:grow/>
-                </m:dPr>
-                <m:e>
-                  <m:r>
-                    <m:t>b</m:t>
-                  </m:r>
-                  <m:r>
-                    <m:t>x</m:t>
-                  </m:r>
-                </m:e>
-              </m:d>
+              <m:r>
+                <m:rPr>
+                  <m:sty m:val="p"/>
+                </m:rPr>
+                <m:t>(</m:t>
+              </m:r>
+              <m:r>
+                <m:t>b</m:t>
+              </m:r>
+              <m:r>
+                <m:t>x</m:t>
+              </m:r>
+              <m:r>
+                <m:rPr>
+                  <m:sty m:val="p"/>
+                </m:rPr>
+                <m:t>)</m:t>
+              </m:r>
             </m:oMath>
           </w:p>
         </w:tc>
@@ -9006,28 +9350,36 @@
               <w:jc w:val="left"/>
             </w:pPr>
             <m:oMath>
-              <m:r>
-                <m:t>f</m:t>
-              </m:r>
-              <m:r>
-                <m:rPr>
-                  <m:sty m:val="p"/>
-                </m:rPr>
-                <m:t>′</m:t>
-              </m:r>
-              <m:d>
-                <m:dPr>
-                  <m:begChr m:val="("/>
-                  <m:sepChr m:val=""/>
-                  <m:endChr m:val=")"/>
-                  <m:grow/>
-                </m:dPr>
+              <m:sSup>
                 <m:e>
                   <m:r>
-                    <m:t>x</m:t>
+                    <m:t>f</m:t>
                   </m:r>
                 </m:e>
-              </m:d>
+                <m:sup>
+                  <m:r>
+                    <m:rPr>
+                      <m:sty m:val="p"/>
+                    </m:rPr>
+                    <m:t>′</m:t>
+                  </m:r>
+                </m:sup>
+              </m:sSup>
+              <m:r>
+                <m:rPr>
+                  <m:sty m:val="p"/>
+                </m:rPr>
+                <m:t>(</m:t>
+              </m:r>
+              <m:r>
+                <m:t>x</m:t>
+              </m:r>
+              <m:r>
+                <m:rPr>
+                  <m:sty m:val="p"/>
+                </m:rPr>
+                <m:t>)</m:t>
+              </m:r>
               <m:r>
                 <m:rPr>
                   <m:sty m:val="p"/>
@@ -9046,22 +9398,24 @@
                 </m:rPr>
                 <m:t>cos</m:t>
               </m:r>
-              <m:d>
-                <m:dPr>
-                  <m:begChr m:val="("/>
-                  <m:sepChr m:val=""/>
-                  <m:endChr m:val=")"/>
-                  <m:grow/>
-                </m:dPr>
-                <m:e>
-                  <m:r>
-                    <m:t>b</m:t>
-                  </m:r>
-                  <m:r>
-                    <m:t>x</m:t>
-                  </m:r>
-                </m:e>
-              </m:d>
+              <m:r>
+                <m:rPr>
+                  <m:sty m:val="p"/>
+                </m:rPr>
+                <m:t>(</m:t>
+              </m:r>
+              <m:r>
+                <m:t>b</m:t>
+              </m:r>
+              <m:r>
+                <m:t>x</m:t>
+              </m:r>
+              <m:r>
+                <m:rPr>
+                  <m:sty m:val="p"/>
+                </m:rPr>
+                <m:t>)</m:t>
+              </m:r>
             </m:oMath>
           </w:p>
         </w:tc>
@@ -9086,19 +9440,21 @@
               <m:r>
                 <m:t>f</m:t>
               </m:r>
-              <m:d>
-                <m:dPr>
-                  <m:begChr m:val="("/>
-                  <m:sepChr m:val=""/>
-                  <m:endChr m:val=")"/>
-                  <m:grow/>
-                </m:dPr>
-                <m:e>
-                  <m:r>
-                    <m:t>x</m:t>
-                  </m:r>
-                </m:e>
-              </m:d>
+              <m:r>
+                <m:rPr>
+                  <m:sty m:val="p"/>
+                </m:rPr>
+                <m:t>(</m:t>
+              </m:r>
+              <m:r>
+                <m:t>x</m:t>
+              </m:r>
+              <m:r>
+                <m:rPr>
+                  <m:sty m:val="p"/>
+                </m:rPr>
+                <m:t>)</m:t>
+              </m:r>
               <m:r>
                 <m:rPr>
                   <m:sty m:val="p"/>
@@ -9114,22 +9470,24 @@
                 </m:rPr>
                 <m:t>cos</m:t>
               </m:r>
-              <m:d>
-                <m:dPr>
-                  <m:begChr m:val="("/>
-                  <m:sepChr m:val=""/>
-                  <m:endChr m:val=")"/>
-                  <m:grow/>
-                </m:dPr>
-                <m:e>
-                  <m:r>
-                    <m:t>b</m:t>
-                  </m:r>
-                  <m:r>
-                    <m:t>x</m:t>
-                  </m:r>
-                </m:e>
-              </m:d>
+              <m:r>
+                <m:rPr>
+                  <m:sty m:val="p"/>
+                </m:rPr>
+                <m:t>(</m:t>
+              </m:r>
+              <m:r>
+                <m:t>b</m:t>
+              </m:r>
+              <m:r>
+                <m:t>x</m:t>
+              </m:r>
+              <m:r>
+                <m:rPr>
+                  <m:sty m:val="p"/>
+                </m:rPr>
+                <m:t>)</m:t>
+              </m:r>
             </m:oMath>
           </w:p>
         </w:tc>
@@ -9141,28 +9499,36 @@
               <w:jc w:val="left"/>
             </w:pPr>
             <m:oMath>
-              <m:r>
-                <m:t>f</m:t>
-              </m:r>
-              <m:r>
-                <m:rPr>
-                  <m:sty m:val="p"/>
-                </m:rPr>
-                <m:t>′</m:t>
-              </m:r>
-              <m:d>
-                <m:dPr>
-                  <m:begChr m:val="("/>
-                  <m:sepChr m:val=""/>
-                  <m:endChr m:val=")"/>
-                  <m:grow/>
-                </m:dPr>
+              <m:sSup>
                 <m:e>
                   <m:r>
-                    <m:t>x</m:t>
+                    <m:t>f</m:t>
                   </m:r>
                 </m:e>
-              </m:d>
+                <m:sup>
+                  <m:r>
+                    <m:rPr>
+                      <m:sty m:val="p"/>
+                    </m:rPr>
+                    <m:t>′</m:t>
+                  </m:r>
+                </m:sup>
+              </m:sSup>
+              <m:r>
+                <m:rPr>
+                  <m:sty m:val="p"/>
+                </m:rPr>
+                <m:t>(</m:t>
+              </m:r>
+              <m:r>
+                <m:t>x</m:t>
+              </m:r>
+              <m:r>
+                <m:rPr>
+                  <m:sty m:val="p"/>
+                </m:rPr>
+                <m:t>)</m:t>
+              </m:r>
               <m:r>
                 <m:rPr>
                   <m:sty m:val="p"/>
@@ -9187,22 +9553,24 @@
                 </m:rPr>
                 <m:t>sin</m:t>
               </m:r>
-              <m:d>
-                <m:dPr>
-                  <m:begChr m:val="("/>
-                  <m:sepChr m:val=""/>
-                  <m:endChr m:val=")"/>
-                  <m:grow/>
-                </m:dPr>
-                <m:e>
-                  <m:r>
-                    <m:t>b</m:t>
-                  </m:r>
-                  <m:r>
-                    <m:t>x</m:t>
-                  </m:r>
-                </m:e>
-              </m:d>
+              <m:r>
+                <m:rPr>
+                  <m:sty m:val="p"/>
+                </m:rPr>
+                <m:t>(</m:t>
+              </m:r>
+              <m:r>
+                <m:t>b</m:t>
+              </m:r>
+              <m:r>
+                <m:t>x</m:t>
+              </m:r>
+              <m:r>
+                <m:rPr>
+                  <m:sty m:val="p"/>
+                </m:rPr>
+                <m:t>)</m:t>
+              </m:r>
             </m:oMath>
           </w:p>
         </w:tc>
@@ -9227,19 +9595,21 @@
               <m:r>
                 <m:t>f</m:t>
               </m:r>
-              <m:d>
-                <m:dPr>
-                  <m:begChr m:val="("/>
-                  <m:sepChr m:val=""/>
-                  <m:endChr m:val=")"/>
-                  <m:grow/>
-                </m:dPr>
-                <m:e>
-                  <m:r>
-                    <m:t>x</m:t>
-                  </m:r>
-                </m:e>
-              </m:d>
+              <m:r>
+                <m:rPr>
+                  <m:sty m:val="p"/>
+                </m:rPr>
+                <m:t>(</m:t>
+              </m:r>
+              <m:r>
+                <m:t>x</m:t>
+              </m:r>
+              <m:r>
+                <m:rPr>
+                  <m:sty m:val="p"/>
+                </m:rPr>
+                <m:t>)</m:t>
+              </m:r>
               <m:r>
                 <m:rPr>
                   <m:sty m:val="p"/>
@@ -9255,22 +9625,24 @@
                 </m:rPr>
                 <m:t>ln</m:t>
               </m:r>
-              <m:d>
-                <m:dPr>
-                  <m:begChr m:val="("/>
-                  <m:sepChr m:val=""/>
-                  <m:endChr m:val=")"/>
-                  <m:grow/>
-                </m:dPr>
-                <m:e>
-                  <m:r>
-                    <m:t>b</m:t>
-                  </m:r>
-                  <m:r>
-                    <m:t>x</m:t>
-                  </m:r>
-                </m:e>
-              </m:d>
+              <m:r>
+                <m:rPr>
+                  <m:sty m:val="p"/>
+                </m:rPr>
+                <m:t>(</m:t>
+              </m:r>
+              <m:r>
+                <m:t>b</m:t>
+              </m:r>
+              <m:r>
+                <m:t>x</m:t>
+              </m:r>
+              <m:r>
+                <m:rPr>
+                  <m:sty m:val="p"/>
+                </m:rPr>
+                <m:t>)</m:t>
+              </m:r>
             </m:oMath>
           </w:p>
         </w:tc>
@@ -9282,28 +9654,36 @@
               <w:jc w:val="left"/>
             </w:pPr>
             <m:oMath>
-              <m:r>
-                <m:t>f</m:t>
-              </m:r>
-              <m:r>
-                <m:rPr>
-                  <m:sty m:val="p"/>
-                </m:rPr>
-                <m:t>′</m:t>
-              </m:r>
-              <m:d>
-                <m:dPr>
-                  <m:begChr m:val="("/>
-                  <m:sepChr m:val=""/>
-                  <m:endChr m:val=")"/>
-                  <m:grow/>
-                </m:dPr>
+              <m:sSup>
                 <m:e>
                   <m:r>
-                    <m:t>x</m:t>
+                    <m:t>f</m:t>
                   </m:r>
                 </m:e>
-              </m:d>
+                <m:sup>
+                  <m:r>
+                    <m:rPr>
+                      <m:sty m:val="p"/>
+                    </m:rPr>
+                    <m:t>′</m:t>
+                  </m:r>
+                </m:sup>
+              </m:sSup>
+              <m:r>
+                <m:rPr>
+                  <m:sty m:val="p"/>
+                </m:rPr>
+                <m:t>(</m:t>
+              </m:r>
+              <m:r>
+                <m:t>x</m:t>
+              </m:r>
+              <m:r>
+                <m:rPr>
+                  <m:sty m:val="p"/>
+                </m:rPr>
+                <m:t>)</m:t>
+              </m:r>
               <m:r>
                 <m:rPr>
                   <m:sty m:val="p"/>
@@ -9360,19 +9740,21 @@
         <m:r>
           <m:t>f</m:t>
         </m:r>
-        <m:d>
-          <m:dPr>
-            <m:begChr m:val="("/>
-            <m:sepChr m:val=""/>
-            <m:endChr m:val=")"/>
-            <m:grow/>
-          </m:dPr>
-          <m:e>
-            <m:r>
-              <m:t>x</m:t>
-            </m:r>
-          </m:e>
-        </m:d>
+        <m:r>
+          <m:rPr>
+            <m:sty m:val="p"/>
+          </m:rPr>
+          <m:t>(</m:t>
+        </m:r>
+        <m:r>
+          <m:t>x</m:t>
+        </m:r>
+        <m:r>
+          <m:rPr>
+            <m:sty m:val="p"/>
+          </m:rPr>
+          <m:t>)</m:t>
+        </m:r>
         <m:r>
           <m:rPr>
             <m:sty m:val="p"/>
@@ -9445,19 +9827,21 @@
         <m:r>
           <m:t>F</m:t>
         </m:r>
-        <m:d>
-          <m:dPr>
-            <m:begChr m:val="("/>
-            <m:sepChr m:val=""/>
-            <m:endChr m:val=")"/>
-            <m:grow/>
-          </m:dPr>
-          <m:e>
-            <m:r>
-              <m:t>x</m:t>
-            </m:r>
-          </m:e>
-        </m:d>
+        <m:r>
+          <m:rPr>
+            <m:sty m:val="p"/>
+          </m:rPr>
+          <m:t>(</m:t>
+        </m:r>
+        <m:r>
+          <m:t>x</m:t>
+        </m:r>
+        <m:r>
+          <m:rPr>
+            <m:sty m:val="p"/>
+          </m:rPr>
+          <m:t>)</m:t>
+        </m:r>
       </m:oMath>
       <w:r>
         <w:t xml:space="preserve"> </w:t>
@@ -9501,32 +9885,36 @@
               </m:r>
             </m:den>
           </m:f>
-          <m:d>
-            <m:dPr>
-              <m:begChr m:val="("/>
-              <m:sepChr m:val=""/>
-              <m:endChr m:val=")"/>
-              <m:grow/>
-            </m:dPr>
-            <m:e>
-              <m:r>
-                <m:t>F</m:t>
-              </m:r>
-              <m:d>
-                <m:dPr>
-                  <m:begChr m:val="("/>
-                  <m:sepChr m:val=""/>
-                  <m:endChr m:val=")"/>
-                  <m:grow/>
-                </m:dPr>
-                <m:e>
-                  <m:r>
-                    <m:t>x</m:t>
-                  </m:r>
-                </m:e>
-              </m:d>
-            </m:e>
-          </m:d>
+          <m:r>
+            <m:rPr>
+              <m:sty m:val="p"/>
+            </m:rPr>
+            <m:t>(</m:t>
+          </m:r>
+          <m:r>
+            <m:t>F</m:t>
+          </m:r>
+          <m:r>
+            <m:rPr>
+              <m:sty m:val="p"/>
+            </m:rPr>
+            <m:t>(</m:t>
+          </m:r>
+          <m:r>
+            <m:t>x</m:t>
+          </m:r>
+          <m:r>
+            <m:rPr>
+              <m:sty m:val="p"/>
+            </m:rPr>
+            <m:t>)</m:t>
+          </m:r>
+          <m:r>
+            <m:rPr>
+              <m:sty m:val="p"/>
+            </m:rPr>
+            <m:t>)</m:t>
+          </m:r>
           <m:r>
             <m:rPr>
               <m:sty m:val="p"/>
@@ -9565,19 +9953,21 @@
         <m:r>
           <m:t>F</m:t>
         </m:r>
-        <m:d>
-          <m:dPr>
-            <m:begChr m:val="("/>
-            <m:sepChr m:val=""/>
-            <m:endChr m:val=")"/>
-            <m:grow/>
-          </m:dPr>
-          <m:e>
-            <m:r>
-              <m:t>x</m:t>
-            </m:r>
-          </m:e>
-        </m:d>
+        <m:r>
+          <m:rPr>
+            <m:sty m:val="p"/>
+          </m:rPr>
+          <m:t>(</m:t>
+        </m:r>
+        <m:r>
+          <m:t>x</m:t>
+        </m:r>
+        <m:r>
+          <m:rPr>
+            <m:sty m:val="p"/>
+          </m:rPr>
+          <m:t>)</m:t>
+        </m:r>
         <m:r>
           <m:rPr>
             <m:sty m:val="p"/>
@@ -9760,28 +10150,30 @@
             </m:rPr>
             <m:t>⋅</m:t>
           </m:r>
-          <m:d>
-            <m:dPr>
-              <m:begChr m:val="("/>
-              <m:sepChr m:val=""/>
-              <m:endChr m:val=")"/>
-              <m:grow/>
-            </m:dPr>
-            <m:e>
-              <m:r>
-                <m:t>n</m:t>
-              </m:r>
-              <m:r>
-                <m:rPr>
-                  <m:sty m:val="p"/>
-                </m:rPr>
-                <m:t>+</m:t>
-              </m:r>
-              <m:r>
-                <m:t>1</m:t>
-              </m:r>
-            </m:e>
-          </m:d>
+          <m:r>
+            <m:rPr>
+              <m:sty m:val="p"/>
+            </m:rPr>
+            <m:t>(</m:t>
+          </m:r>
+          <m:r>
+            <m:t>n</m:t>
+          </m:r>
+          <m:r>
+            <m:rPr>
+              <m:sty m:val="p"/>
+            </m:rPr>
+            <m:t>+</m:t>
+          </m:r>
+          <m:r>
+            <m:t>1</m:t>
+          </m:r>
+          <m:r>
+            <m:rPr>
+              <m:sty m:val="p"/>
+            </m:rPr>
+            <m:t>)</m:t>
+          </m:r>
           <m:sSup>
             <m:e>
               <m:r>
@@ -9832,19 +10224,21 @@
         <m:r>
           <m:t>f</m:t>
         </m:r>
-        <m:d>
-          <m:dPr>
-            <m:begChr m:val="("/>
-            <m:sepChr m:val=""/>
-            <m:endChr m:val=")"/>
-            <m:grow/>
-          </m:dPr>
-          <m:e>
-            <m:r>
-              <m:t>x</m:t>
-            </m:r>
-          </m:e>
-        </m:d>
+        <m:r>
+          <m:rPr>
+            <m:sty m:val="p"/>
+          </m:rPr>
+          <m:t>(</m:t>
+        </m:r>
+        <m:r>
+          <m:t>x</m:t>
+        </m:r>
+        <m:r>
+          <m:rPr>
+            <m:sty m:val="p"/>
+          </m:rPr>
+          <m:t>)</m:t>
+        </m:r>
       </m:oMath>
       <w:r>
         <w:t xml:space="preserve">. Therefore</w:t>
@@ -9890,18 +10284,18 @@
                 <wp:inline>
                   <wp:extent cx="152400" cy="152400"/>
                   <wp:effectExtent b="0" l="0" r="0" t="0"/>
-                  <wp:docPr descr="" title="" id="62" name="Picture"/>
+                  <wp:docPr descr="" title="" id="51" name="Picture"/>
                   <a:graphic>
                     <a:graphicData uri="http://schemas.openxmlformats.org/drawingml/2006/picture">
                       <pic:pic>
                         <pic:nvPicPr>
-                          <pic:cNvPr descr="/Applications/quarto/share/formats/docx/note.png" id="63" name="Picture"/>
+                          <pic:cNvPr descr="/Applications/quarto/share/formats/docx/note.png" id="52" name="Picture"/>
                           <pic:cNvPicPr>
                             <a:picLocks noChangeArrowheads="1" noChangeAspect="1"/>
                           </pic:cNvPicPr>
                         </pic:nvPicPr>
                         <pic:blipFill>
-                          <a:blip r:embed="rId30"/>
+                          <a:blip r:embed="rId19"/>
                           <a:stretch>
                             <a:fillRect/>
                           </a:stretch>
@@ -10205,19 +10599,21 @@
         <m:r>
           <m:t>f</m:t>
         </m:r>
-        <m:d>
-          <m:dPr>
-            <m:begChr m:val="("/>
-            <m:sepChr m:val=""/>
-            <m:endChr m:val=")"/>
-            <m:grow/>
-          </m:dPr>
-          <m:e>
-            <m:r>
-              <m:t>x</m:t>
-            </m:r>
-          </m:e>
-        </m:d>
+        <m:r>
+          <m:rPr>
+            <m:sty m:val="p"/>
+          </m:rPr>
+          <m:t>(</m:t>
+        </m:r>
+        <m:r>
+          <m:t>x</m:t>
+        </m:r>
+        <m:r>
+          <m:rPr>
+            <m:sty m:val="p"/>
+          </m:rPr>
+          <m:t>)</m:t>
+        </m:r>
         <m:r>
           <m:rPr>
             <m:sty m:val="p"/>
@@ -10434,18 +10830,18 @@
                 <wp:inline>
                   <wp:extent cx="152400" cy="152400"/>
                   <wp:effectExtent b="0" l="0" r="0" t="0"/>
-                  <wp:docPr descr="" title="" id="64" name="Picture"/>
+                  <wp:docPr descr="" title="" id="53" name="Picture"/>
                   <a:graphic>
                     <a:graphicData uri="http://schemas.openxmlformats.org/drawingml/2006/picture">
                       <pic:pic>
                         <pic:nvPicPr>
-                          <pic:cNvPr descr="/Applications/quarto/share/formats/docx/note.png" id="65" name="Picture"/>
+                          <pic:cNvPr descr="/Applications/quarto/share/formats/docx/note.png" id="54" name="Picture"/>
                           <pic:cNvPicPr>
                             <a:picLocks noChangeArrowheads="1" noChangeAspect="1"/>
                           </pic:cNvPicPr>
                         </pic:nvPicPr>
                         <pic:blipFill>
-                          <a:blip r:embed="rId30"/>
+                          <a:blip r:embed="rId19"/>
                           <a:stretch>
                             <a:fillRect/>
                           </a:stretch>
@@ -10625,19 +11021,21 @@
         <m:r>
           <m:t>f</m:t>
         </m:r>
-        <m:d>
-          <m:dPr>
-            <m:begChr m:val="("/>
-            <m:sepChr m:val=""/>
-            <m:endChr m:val=")"/>
-            <m:grow/>
-          </m:dPr>
-          <m:e>
-            <m:r>
-              <m:t>x</m:t>
-            </m:r>
-          </m:e>
-        </m:d>
+        <m:r>
+          <m:rPr>
+            <m:sty m:val="p"/>
+          </m:rPr>
+          <m:t>(</m:t>
+        </m:r>
+        <m:r>
+          <m:t>x</m:t>
+        </m:r>
+        <m:r>
+          <m:rPr>
+            <m:sty m:val="p"/>
+          </m:rPr>
+          <m:t>)</m:t>
+        </m:r>
         <m:r>
           <m:rPr>
             <m:sty m:val="p"/>
@@ -10753,19 +11151,21 @@
                 </m:rPr>
                 <m:t>ln</m:t>
               </m:r>
-              <m:d>
-                <m:dPr>
-                  <m:begChr m:val="("/>
-                  <m:sepChr m:val=""/>
-                  <m:endChr m:val=")"/>
-                  <m:grow/>
-                </m:dPr>
-                <m:e>
-                  <m:r>
-                    <m:t>x</m:t>
-                  </m:r>
-                </m:e>
-              </m:d>
+              <m:r>
+                <m:rPr>
+                  <m:sty m:val="p"/>
+                </m:rPr>
+                <m:t>(</m:t>
+              </m:r>
+              <m:r>
+                <m:t>x</m:t>
+              </m:r>
+              <m:r>
+                <m:rPr>
+                  <m:sty m:val="p"/>
+                </m:rPr>
+                <m:t>)</m:t>
+              </m:r>
             </m:e>
           </m:d>
           <m:r>
@@ -10809,19 +11209,21 @@
           </m:rPr>
           <m:t>ln</m:t>
         </m:r>
-        <m:d>
-          <m:dPr>
-            <m:begChr m:val="("/>
-            <m:sepChr m:val=""/>
-            <m:endChr m:val=")"/>
-            <m:grow/>
-          </m:dPr>
-          <m:e>
-            <m:r>
-              <m:t>x</m:t>
-            </m:r>
-          </m:e>
-        </m:d>
+        <m:r>
+          <m:rPr>
+            <m:sty m:val="p"/>
+          </m:rPr>
+          <m:t>(</m:t>
+        </m:r>
+        <m:r>
+          <m:t>x</m:t>
+        </m:r>
+        <m:r>
+          <m:rPr>
+            <m:sty m:val="p"/>
+          </m:rPr>
+          <m:t>)</m:t>
+        </m:r>
       </m:oMath>
       <w:r>
         <w:t xml:space="preserve"> </w:t>
@@ -10832,7 +11234,7 @@
       <w:r>
         <w:t xml:space="preserve"> </w:t>
       </w:r>
-      <w:hyperlink r:id="rId66">
+      <w:hyperlink r:id="rId55">
         <w:r>
           <w:rPr>
             <w:rStyle w:val="Hyperlink"/>
@@ -10856,19 +11258,21 @@
           </m:rPr>
           <m:t>ln</m:t>
         </m:r>
-        <m:d>
-          <m:dPr>
-            <m:begChr m:val="|"/>
-            <m:sepChr m:val=""/>
-            <m:endChr m:val="|"/>
-            <m:grow/>
-          </m:dPr>
-          <m:e>
-            <m:r>
-              <m:t>x</m:t>
-            </m:r>
-          </m:e>
-        </m:d>
+        <m:r>
+          <m:rPr>
+            <m:sty m:val="p"/>
+          </m:rPr>
+          <m:t>|</m:t>
+        </m:r>
+        <m:r>
+          <m:t>x</m:t>
+        </m:r>
+        <m:r>
+          <m:rPr>
+            <m:sty m:val="p"/>
+          </m:rPr>
+          <m:t>|</m:t>
+        </m:r>
       </m:oMath>
       <w:r>
         <w:t xml:space="preserve"> </w:t>
@@ -10880,19 +11284,21 @@
         <w:t xml:space="preserve"> </w:t>
       </w:r>
       <m:oMath>
-        <m:d>
-          <m:dPr>
-            <m:begChr m:val="|"/>
-            <m:sepChr m:val=""/>
-            <m:endChr m:val="|"/>
-            <m:grow/>
-          </m:dPr>
-          <m:e>
-            <m:r>
-              <m:t>x</m:t>
-            </m:r>
-          </m:e>
-        </m:d>
+        <m:r>
+          <m:rPr>
+            <m:sty m:val="p"/>
+          </m:rPr>
+          <m:t>|</m:t>
+        </m:r>
+        <m:r>
+          <m:t>x</m:t>
+        </m:r>
+        <m:r>
+          <m:rPr>
+            <m:sty m:val="p"/>
+          </m:rPr>
+          <m:t>|</m:t>
+        </m:r>
       </m:oMath>
       <w:r>
         <w:t xml:space="preserve"> </w:t>
@@ -10921,19 +11327,21 @@
           </m:rPr>
           <m:t>ln</m:t>
         </m:r>
-        <m:d>
-          <m:dPr>
-            <m:begChr m:val="("/>
-            <m:sepChr m:val=""/>
-            <m:endChr m:val=")"/>
-            <m:grow/>
-          </m:dPr>
-          <m:e>
-            <m:r>
-              <m:t>x</m:t>
-            </m:r>
-          </m:e>
-        </m:d>
+        <m:r>
+          <m:rPr>
+            <m:sty m:val="p"/>
+          </m:rPr>
+          <m:t>(</m:t>
+        </m:r>
+        <m:r>
+          <m:t>x</m:t>
+        </m:r>
+        <m:r>
+          <m:rPr>
+            <m:sty m:val="p"/>
+          </m:rPr>
+          <m:t>)</m:t>
+        </m:r>
       </m:oMath>
       <w:r>
         <w:t xml:space="preserve">; this ensures the value of the input is positive. This means you can write</w:t>
@@ -10979,18 +11387,18 @@
                 <wp:inline>
                   <wp:extent cx="152400" cy="152400"/>
                   <wp:effectExtent b="0" l="0" r="0" t="0"/>
-                  <wp:docPr descr="" title="" id="67" name="Picture"/>
+                  <wp:docPr descr="" title="" id="56" name="Picture"/>
                   <a:graphic>
                     <a:graphicData uri="http://schemas.openxmlformats.org/drawingml/2006/picture">
                       <pic:pic>
                         <pic:nvPicPr>
-                          <pic:cNvPr descr="/Applications/quarto/share/formats/docx/note.png" id="68" name="Picture"/>
+                          <pic:cNvPr descr="/Applications/quarto/share/formats/docx/note.png" id="57" name="Picture"/>
                           <pic:cNvPicPr>
                             <a:picLocks noChangeArrowheads="1" noChangeAspect="1"/>
                           </pic:cNvPicPr>
                         </pic:nvPicPr>
                         <pic:blipFill>
-                          <a:blip r:embed="rId30"/>
+                          <a:blip r:embed="rId19"/>
                           <a:stretch>
                             <a:fillRect/>
                           </a:stretch>
@@ -11155,19 +11563,21 @@
                   </m:rPr>
                   <m:t>ln</m:t>
                 </m:r>
-                <m:d>
-                  <m:dPr>
-                    <m:begChr m:val="|"/>
-                    <m:sepChr m:val=""/>
-                    <m:endChr m:val="|"/>
-                    <m:grow/>
-                  </m:dPr>
-                  <m:e>
-                    <m:r>
-                      <m:t>x</m:t>
-                    </m:r>
-                  </m:e>
-                </m:d>
+                <m:r>
+                  <m:rPr>
+                    <m:sty m:val="p"/>
+                  </m:rPr>
+                  <m:t>|</m:t>
+                </m:r>
+                <m:r>
+                  <m:t>x</m:t>
+                </m:r>
+                <m:r>
+                  <m:rPr>
+                    <m:sty m:val="p"/>
+                  </m:rPr>
+                  <m:t>|</m:t>
+                </m:r>
                 <m:r>
                   <m:rPr>
                     <m:sty m:val="p"/>
@@ -11203,19 +11613,21 @@
         <m:r>
           <m:t>f</m:t>
         </m:r>
-        <m:d>
-          <m:dPr>
-            <m:begChr m:val="("/>
-            <m:sepChr m:val=""/>
-            <m:endChr m:val=")"/>
-            <m:grow/>
-          </m:dPr>
-          <m:e>
-            <m:r>
-              <m:t>x</m:t>
-            </m:r>
-          </m:e>
-        </m:d>
+        <m:r>
+          <m:rPr>
+            <m:sty m:val="p"/>
+          </m:rPr>
+          <m:t>(</m:t>
+        </m:r>
+        <m:r>
+          <m:t>x</m:t>
+        </m:r>
+        <m:r>
+          <m:rPr>
+            <m:sty m:val="p"/>
+          </m:rPr>
+          <m:t>)</m:t>
+        </m:r>
         <m:r>
           <m:rPr>
             <m:sty m:val="p"/>
@@ -11251,19 +11663,21 @@
         <m:r>
           <m:t>F</m:t>
         </m:r>
-        <m:d>
-          <m:dPr>
-            <m:begChr m:val="("/>
-            <m:sepChr m:val=""/>
-            <m:endChr m:val=")"/>
-            <m:grow/>
-          </m:dPr>
-          <m:e>
-            <m:r>
-              <m:t>x</m:t>
-            </m:r>
-          </m:e>
-        </m:d>
+        <m:r>
+          <m:rPr>
+            <m:sty m:val="p"/>
+          </m:rPr>
+          <m:t>(</m:t>
+        </m:r>
+        <m:r>
+          <m:t>x</m:t>
+        </m:r>
+        <m:r>
+          <m:rPr>
+            <m:sty m:val="p"/>
+          </m:rPr>
+          <m:t>)</m:t>
+        </m:r>
       </m:oMath>
       <w:r>
         <w:t xml:space="preserve"> </w:t>
@@ -11301,32 +11715,36 @@
             </m:r>
           </m:den>
         </m:f>
-        <m:d>
-          <m:dPr>
-            <m:begChr m:val="("/>
-            <m:sepChr m:val=""/>
-            <m:endChr m:val=")"/>
-            <m:grow/>
-          </m:dPr>
-          <m:e>
-            <m:r>
-              <m:t>F</m:t>
-            </m:r>
-            <m:d>
-              <m:dPr>
-                <m:begChr m:val="("/>
-                <m:sepChr m:val=""/>
-                <m:endChr m:val=")"/>
-                <m:grow/>
-              </m:dPr>
-              <m:e>
-                <m:r>
-                  <m:t>x</m:t>
-                </m:r>
-              </m:e>
-            </m:d>
-          </m:e>
-        </m:d>
+        <m:r>
+          <m:rPr>
+            <m:sty m:val="p"/>
+          </m:rPr>
+          <m:t>(</m:t>
+        </m:r>
+        <m:r>
+          <m:t>F</m:t>
+        </m:r>
+        <m:r>
+          <m:rPr>
+            <m:sty m:val="p"/>
+          </m:rPr>
+          <m:t>(</m:t>
+        </m:r>
+        <m:r>
+          <m:t>x</m:t>
+        </m:r>
+        <m:r>
+          <m:rPr>
+            <m:sty m:val="p"/>
+          </m:rPr>
+          <m:t>)</m:t>
+        </m:r>
+        <m:r>
+          <m:rPr>
+            <m:sty m:val="p"/>
+          </m:rPr>
+          <m:t>)</m:t>
+        </m:r>
         <m:r>
           <m:rPr>
             <m:sty m:val="p"/>
@@ -11362,19 +11780,21 @@
         <m:r>
           <m:t>F</m:t>
         </m:r>
-        <m:d>
-          <m:dPr>
-            <m:begChr m:val="("/>
-            <m:sepChr m:val=""/>
-            <m:endChr m:val=")"/>
-            <m:grow/>
-          </m:dPr>
-          <m:e>
-            <m:r>
-              <m:t>x</m:t>
-            </m:r>
-          </m:e>
-        </m:d>
+        <m:r>
+          <m:rPr>
+            <m:sty m:val="p"/>
+          </m:rPr>
+          <m:t>(</m:t>
+        </m:r>
+        <m:r>
+          <m:t>x</m:t>
+        </m:r>
+        <m:r>
+          <m:rPr>
+            <m:sty m:val="p"/>
+          </m:rPr>
+          <m:t>)</m:t>
+        </m:r>
         <m:r>
           <m:rPr>
             <m:sty m:val="p"/>
@@ -11604,18 +12024,18 @@
                 <wp:inline>
                   <wp:extent cx="152400" cy="152400"/>
                   <wp:effectExtent b="0" l="0" r="0" t="0"/>
-                  <wp:docPr descr="" title="" id="69" name="Picture"/>
+                  <wp:docPr descr="" title="" id="58" name="Picture"/>
                   <a:graphic>
                     <a:graphicData uri="http://schemas.openxmlformats.org/drawingml/2006/picture">
                       <pic:pic>
                         <pic:nvPicPr>
-                          <pic:cNvPr descr="/Applications/quarto/share/formats/docx/note.png" id="70" name="Picture"/>
+                          <pic:cNvPr descr="/Applications/quarto/share/formats/docx/note.png" id="59" name="Picture"/>
                           <pic:cNvPicPr>
                             <a:picLocks noChangeArrowheads="1" noChangeAspect="1"/>
                           </pic:cNvPicPr>
                         </pic:nvPicPr>
                         <pic:blipFill>
-                          <a:blip r:embed="rId30"/>
+                          <a:blip r:embed="rId19"/>
                           <a:stretch>
                             <a:fillRect/>
                           </a:stretch>
@@ -11818,22 +12238,24 @@
           </m:rPr>
           <m:t>sin</m:t>
         </m:r>
-        <m:d>
-          <m:dPr>
-            <m:begChr m:val="("/>
-            <m:sepChr m:val=""/>
-            <m:endChr m:val=")"/>
-            <m:grow/>
-          </m:dPr>
-          <m:e>
-            <m:r>
-              <m:t>k</m:t>
-            </m:r>
-            <m:r>
-              <m:t>x</m:t>
-            </m:r>
-          </m:e>
-        </m:d>
+        <m:r>
+          <m:rPr>
+            <m:sty m:val="p"/>
+          </m:rPr>
+          <m:t>(</m:t>
+        </m:r>
+        <m:r>
+          <m:t>k</m:t>
+        </m:r>
+        <m:r>
+          <m:t>x</m:t>
+        </m:r>
+        <m:r>
+          <m:rPr>
+            <m:sty m:val="p"/>
+          </m:rPr>
+          <m:t>)</m:t>
+        </m:r>
       </m:oMath>
       <w:r>
         <w:t xml:space="preserve"> </w:t>
@@ -11854,22 +12276,24 @@
           </m:rPr>
           <m:t>cos</m:t>
         </m:r>
-        <m:d>
-          <m:dPr>
-            <m:begChr m:val="("/>
-            <m:sepChr m:val=""/>
-            <m:endChr m:val=")"/>
-            <m:grow/>
-          </m:dPr>
-          <m:e>
-            <m:r>
-              <m:t>k</m:t>
-            </m:r>
-            <m:r>
-              <m:t>x</m:t>
-            </m:r>
-          </m:e>
-        </m:d>
+        <m:r>
+          <m:rPr>
+            <m:sty m:val="p"/>
+          </m:rPr>
+          <m:t>(</m:t>
+        </m:r>
+        <m:r>
+          <m:t>k</m:t>
+        </m:r>
+        <m:r>
+          <m:t>x</m:t>
+        </m:r>
+        <m:r>
+          <m:rPr>
+            <m:sty m:val="p"/>
+          </m:rPr>
+          <m:t>)</m:t>
+        </m:r>
       </m:oMath>
       <w:r>
         <w:t xml:space="preserve">. Using rules of differentiation, you can say that</w:t>
@@ -11971,22 +12395,24 @@
             </m:rPr>
             <m:t>sin</m:t>
           </m:r>
-          <m:d>
-            <m:dPr>
-              <m:begChr m:val="("/>
-              <m:sepChr m:val=""/>
-              <m:endChr m:val=")"/>
-              <m:grow/>
-            </m:dPr>
-            <m:e>
-              <m:r>
-                <m:t>k</m:t>
-              </m:r>
-              <m:r>
-                <m:t>x</m:t>
-              </m:r>
-            </m:e>
-          </m:d>
+          <m:r>
+            <m:rPr>
+              <m:sty m:val="p"/>
+            </m:rPr>
+            <m:t>(</m:t>
+          </m:r>
+          <m:r>
+            <m:t>k</m:t>
+          </m:r>
+          <m:r>
+            <m:t>x</m:t>
+          </m:r>
+          <m:r>
+            <m:rPr>
+              <m:sty m:val="p"/>
+            </m:rPr>
+            <m:t>)</m:t>
+          </m:r>
           <m:r>
             <m:t> </m:t>
           </m:r>
@@ -12078,22 +12504,24 @@
             </m:rPr>
             <m:t>cos</m:t>
           </m:r>
-          <m:d>
-            <m:dPr>
-              <m:begChr m:val="("/>
-              <m:sepChr m:val=""/>
-              <m:endChr m:val=")"/>
-              <m:grow/>
-            </m:dPr>
-            <m:e>
-              <m:r>
-                <m:t>k</m:t>
-              </m:r>
-              <m:r>
-                <m:t>x</m:t>
-              </m:r>
-            </m:e>
-          </m:d>
+          <m:r>
+            <m:rPr>
+              <m:sty m:val="p"/>
+            </m:rPr>
+            <m:t>(</m:t>
+          </m:r>
+          <m:r>
+            <m:t>k</m:t>
+          </m:r>
+          <m:r>
+            <m:t>x</m:t>
+          </m:r>
+          <m:r>
+            <m:rPr>
+              <m:sty m:val="p"/>
+            </m:rPr>
+            <m:t>)</m:t>
+          </m:r>
         </m:oMath>
       </m:oMathPara>
     </w:p>
@@ -12145,18 +12573,18 @@
                 <wp:inline>
                   <wp:extent cx="152400" cy="152400"/>
                   <wp:effectExtent b="0" l="0" r="0" t="0"/>
-                  <wp:docPr descr="" title="" id="71" name="Picture"/>
+                  <wp:docPr descr="" title="" id="60" name="Picture"/>
                   <a:graphic>
                     <a:graphicData uri="http://schemas.openxmlformats.org/drawingml/2006/picture">
                       <pic:pic>
                         <pic:nvPicPr>
-                          <pic:cNvPr descr="/Applications/quarto/share/formats/docx/note.png" id="72" name="Picture"/>
+                          <pic:cNvPr descr="/Applications/quarto/share/formats/docx/note.png" id="61" name="Picture"/>
                           <pic:cNvPicPr>
                             <a:picLocks noChangeArrowheads="1" noChangeAspect="1"/>
                           </pic:cNvPicPr>
                         </pic:nvPicPr>
                         <pic:blipFill>
-                          <a:blip r:embed="rId30"/>
+                          <a:blip r:embed="rId19"/>
                           <a:stretch>
                             <a:fillRect/>
                           </a:stretch>
@@ -12216,22 +12644,24 @@
                 </m:rPr>
                 <m:t>cos</m:t>
               </m:r>
-              <m:d>
-                <m:dPr>
-                  <m:begChr m:val="("/>
-                  <m:sepChr m:val=""/>
-                  <m:endChr m:val=")"/>
-                  <m:grow/>
-                </m:dPr>
-                <m:e>
-                  <m:r>
-                    <m:t>k</m:t>
-                  </m:r>
-                  <m:r>
-                    <m:t>x</m:t>
-                  </m:r>
-                </m:e>
-              </m:d>
+              <m:r>
+                <m:rPr>
+                  <m:sty m:val="p"/>
+                </m:rPr>
+                <m:t>(</m:t>
+              </m:r>
+              <m:r>
+                <m:t>k</m:t>
+              </m:r>
+              <m:r>
+                <m:t>x</m:t>
+              </m:r>
+              <m:r>
+                <m:rPr>
+                  <m:sty m:val="p"/>
+                </m:rPr>
+                <m:t>)</m:t>
+              </m:r>
             </m:oMath>
             <w:r>
               <w:t xml:space="preserve"> </w:t>
@@ -12264,22 +12694,24 @@
                   </m:rPr>
                   <m:t>cos</m:t>
                 </m:r>
-                <m:d>
-                  <m:dPr>
-                    <m:begChr m:val="("/>
-                    <m:sepChr m:val=""/>
-                    <m:endChr m:val=")"/>
-                    <m:grow/>
-                  </m:dPr>
-                  <m:e>
-                    <m:r>
-                      <m:t>k</m:t>
-                    </m:r>
-                    <m:r>
-                      <m:t>x</m:t>
-                    </m:r>
-                  </m:e>
-                </m:d>
+                <m:r>
+                  <m:rPr>
+                    <m:sty m:val="p"/>
+                  </m:rPr>
+                  <m:t>(</m:t>
+                </m:r>
+                <m:r>
+                  <m:t>k</m:t>
+                </m:r>
+                <m:r>
+                  <m:t>x</m:t>
+                </m:r>
+                <m:r>
+                  <m:rPr>
+                    <m:sty m:val="p"/>
+                  </m:rPr>
+                  <m:t>)</m:t>
+                </m:r>
                 <m:r>
                   <m:t> </m:t>
                 </m:r>
@@ -12361,22 +12793,24 @@
                 </m:rPr>
                 <m:t>sin</m:t>
               </m:r>
-              <m:d>
-                <m:dPr>
-                  <m:begChr m:val="("/>
-                  <m:sepChr m:val=""/>
-                  <m:endChr m:val=")"/>
-                  <m:grow/>
-                </m:dPr>
-                <m:e>
-                  <m:r>
-                    <m:t>k</m:t>
-                  </m:r>
-                  <m:r>
-                    <m:t>x</m:t>
-                  </m:r>
-                </m:e>
-              </m:d>
+              <m:r>
+                <m:rPr>
+                  <m:sty m:val="p"/>
+                </m:rPr>
+                <m:t>(</m:t>
+              </m:r>
+              <m:r>
+                <m:t>k</m:t>
+              </m:r>
+              <m:r>
+                <m:t>x</m:t>
+              </m:r>
+              <m:r>
+                <m:rPr>
+                  <m:sty m:val="p"/>
+                </m:rPr>
+                <m:t>)</m:t>
+              </m:r>
             </m:oMath>
             <w:r>
               <w:t xml:space="preserve"> </w:t>
@@ -12409,22 +12843,24 @@
                   </m:rPr>
                   <m:t>sin</m:t>
                 </m:r>
-                <m:d>
-                  <m:dPr>
-                    <m:begChr m:val="("/>
-                    <m:sepChr m:val=""/>
-                    <m:endChr m:val=")"/>
-                    <m:grow/>
-                  </m:dPr>
-                  <m:e>
-                    <m:r>
-                      <m:t>k</m:t>
-                    </m:r>
-                    <m:r>
-                      <m:t>x</m:t>
-                    </m:r>
-                  </m:e>
-                </m:d>
+                <m:r>
+                  <m:rPr>
+                    <m:sty m:val="p"/>
+                  </m:rPr>
+                  <m:t>(</m:t>
+                </m:r>
+                <m:r>
+                  <m:t>k</m:t>
+                </m:r>
+                <m:r>
+                  <m:t>x</m:t>
+                </m:r>
+                <m:r>
+                  <m:rPr>
+                    <m:sty m:val="p"/>
+                  </m:rPr>
+                  <m:t>)</m:t>
+                </m:r>
                 <m:r>
                   <m:t> </m:t>
                 </m:r>
@@ -12541,19 +12977,21 @@
               <m:r>
                 <m:t>f</m:t>
               </m:r>
-              <m:d>
-                <m:dPr>
-                  <m:begChr m:val="("/>
-                  <m:sepChr m:val=""/>
-                  <m:endChr m:val=")"/>
-                  <m:grow/>
-                </m:dPr>
-                <m:e>
-                  <m:r>
-                    <m:t>x</m:t>
-                  </m:r>
-                </m:e>
-              </m:d>
+              <m:r>
+                <m:rPr>
+                  <m:sty m:val="p"/>
+                </m:rPr>
+                <m:t>(</m:t>
+              </m:r>
+              <m:r>
+                <m:t>x</m:t>
+              </m:r>
+              <m:r>
+                <m:rPr>
+                  <m:sty m:val="p"/>
+                </m:rPr>
+                <m:t>)</m:t>
+              </m:r>
             </m:oMath>
           </w:p>
         </w:tc>
@@ -12580,19 +13018,21 @@
               <m:r>
                 <m:t>f</m:t>
               </m:r>
-              <m:d>
-                <m:dPr>
-                  <m:begChr m:val="("/>
-                  <m:sepChr m:val=""/>
-                  <m:endChr m:val=")"/>
-                  <m:grow/>
-                </m:dPr>
-                <m:e>
-                  <m:r>
-                    <m:t>x</m:t>
-                  </m:r>
-                </m:e>
-              </m:d>
+              <m:r>
+                <m:rPr>
+                  <m:sty m:val="p"/>
+                </m:rPr>
+                <m:t>(</m:t>
+              </m:r>
+              <m:r>
+                <m:t>x</m:t>
+              </m:r>
+              <m:r>
+                <m:rPr>
+                  <m:sty m:val="p"/>
+                </m:rPr>
+                <m:t>)</m:t>
+              </m:r>
               <m:r>
                 <m:t> </m:t>
               </m:r>
@@ -12734,28 +13174,30 @@
                       </m:r>
                     </m:e>
                     <m:sup>
-                      <m:d>
-                        <m:dPr>
-                          <m:begChr m:val="("/>
-                          <m:sepChr m:val=""/>
-                          <m:endChr m:val=")"/>
-                          <m:grow/>
-                        </m:dPr>
-                        <m:e>
-                          <m:r>
-                            <m:t>n</m:t>
-                          </m:r>
-                          <m:r>
-                            <m:rPr>
-                              <m:sty m:val="p"/>
-                            </m:rPr>
-                            <m:t>+</m:t>
-                          </m:r>
-                          <m:r>
-                            <m:t>1</m:t>
-                          </m:r>
-                        </m:e>
-                      </m:d>
+                      <m:r>
+                        <m:rPr>
+                          <m:sty m:val="p"/>
+                        </m:rPr>
+                        <m:t>(</m:t>
+                      </m:r>
+                      <m:r>
+                        <m:t>n</m:t>
+                      </m:r>
+                      <m:r>
+                        <m:rPr>
+                          <m:sty m:val="p"/>
+                        </m:rPr>
+                        <m:t>+</m:t>
+                      </m:r>
+                      <m:r>
+                        <m:t>1</m:t>
+                      </m:r>
+                      <m:r>
+                        <m:rPr>
+                          <m:sty m:val="p"/>
+                        </m:rPr>
+                        <m:t>)</m:t>
+                      </m:r>
                     </m:sup>
                   </m:sSup>
                 </m:num>
@@ -12880,19 +13322,21 @@
                 </m:rPr>
                 <m:t>ln</m:t>
               </m:r>
-              <m:d>
-                <m:dPr>
-                  <m:begChr m:val="|"/>
-                  <m:sepChr m:val=""/>
-                  <m:endChr m:val="|"/>
-                  <m:grow/>
-                </m:dPr>
-                <m:e>
-                  <m:r>
-                    <m:t>x</m:t>
-                  </m:r>
-                </m:e>
-              </m:d>
+              <m:r>
+                <m:rPr>
+                  <m:sty m:val="p"/>
+                </m:rPr>
+                <m:t>|</m:t>
+              </m:r>
+              <m:r>
+                <m:t>x</m:t>
+              </m:r>
+              <m:r>
+                <m:rPr>
+                  <m:sty m:val="p"/>
+                </m:rPr>
+                <m:t>|</m:t>
+              </m:r>
               <m:r>
                 <m:rPr>
                   <m:sty m:val="p"/>
@@ -13057,22 +13501,24 @@
                 </m:rPr>
                 <m:t>cos</m:t>
               </m:r>
-              <m:d>
-                <m:dPr>
-                  <m:begChr m:val="("/>
-                  <m:sepChr m:val=""/>
-                  <m:endChr m:val=")"/>
-                  <m:grow/>
-                </m:dPr>
-                <m:e>
-                  <m:r>
-                    <m:t>k</m:t>
-                  </m:r>
-                  <m:r>
-                    <m:t>x</m:t>
-                  </m:r>
-                </m:e>
-              </m:d>
+              <m:r>
+                <m:rPr>
+                  <m:sty m:val="p"/>
+                </m:rPr>
+                <m:t>(</m:t>
+              </m:r>
+              <m:r>
+                <m:t>k</m:t>
+              </m:r>
+              <m:r>
+                <m:t>x</m:t>
+              </m:r>
+              <m:r>
+                <m:rPr>
+                  <m:sty m:val="p"/>
+                </m:rPr>
+                <m:t>)</m:t>
+              </m:r>
             </m:oMath>
           </w:p>
         </w:tc>
@@ -13108,22 +13554,24 @@
                 </m:rPr>
                 <m:t>sin</m:t>
               </m:r>
-              <m:d>
-                <m:dPr>
-                  <m:begChr m:val="("/>
-                  <m:sepChr m:val=""/>
-                  <m:endChr m:val=")"/>
-                  <m:grow/>
-                </m:dPr>
-                <m:e>
-                  <m:r>
-                    <m:t>k</m:t>
-                  </m:r>
-                  <m:r>
-                    <m:t>x</m:t>
-                  </m:r>
-                </m:e>
-              </m:d>
+              <m:r>
+                <m:rPr>
+                  <m:sty m:val="p"/>
+                </m:rPr>
+                <m:t>(</m:t>
+              </m:r>
+              <m:r>
+                <m:t>k</m:t>
+              </m:r>
+              <m:r>
+                <m:t>x</m:t>
+              </m:r>
+              <m:r>
+                <m:rPr>
+                  <m:sty m:val="p"/>
+                </m:rPr>
+                <m:t>)</m:t>
+              </m:r>
               <m:r>
                 <m:rPr>
                   <m:sty m:val="p"/>
@@ -13184,22 +13632,24 @@
                 </m:rPr>
                 <m:t>sin</m:t>
               </m:r>
-              <m:d>
-                <m:dPr>
-                  <m:begChr m:val="("/>
-                  <m:sepChr m:val=""/>
-                  <m:endChr m:val=")"/>
-                  <m:grow/>
-                </m:dPr>
-                <m:e>
-                  <m:r>
-                    <m:t>k</m:t>
-                  </m:r>
-                  <m:r>
-                    <m:t>x</m:t>
-                  </m:r>
-                </m:e>
-              </m:d>
+              <m:r>
+                <m:rPr>
+                  <m:sty m:val="p"/>
+                </m:rPr>
+                <m:t>(</m:t>
+              </m:r>
+              <m:r>
+                <m:t>k</m:t>
+              </m:r>
+              <m:r>
+                <m:t>x</m:t>
+              </m:r>
+              <m:r>
+                <m:rPr>
+                  <m:sty m:val="p"/>
+                </m:rPr>
+                <m:t>)</m:t>
+              </m:r>
             </m:oMath>
           </w:p>
         </w:tc>
@@ -13241,22 +13691,24 @@
                 </m:rPr>
                 <m:t>cos</m:t>
               </m:r>
-              <m:d>
-                <m:dPr>
-                  <m:begChr m:val="("/>
-                  <m:sepChr m:val=""/>
-                  <m:endChr m:val=")"/>
-                  <m:grow/>
-                </m:dPr>
-                <m:e>
-                  <m:r>
-                    <m:t>k</m:t>
-                  </m:r>
-                  <m:r>
-                    <m:t>x</m:t>
-                  </m:r>
-                </m:e>
-              </m:d>
+              <m:r>
+                <m:rPr>
+                  <m:sty m:val="p"/>
+                </m:rPr>
+                <m:t>(</m:t>
+              </m:r>
+              <m:r>
+                <m:t>k</m:t>
+              </m:r>
+              <m:r>
+                <m:t>x</m:t>
+              </m:r>
+              <m:r>
+                <m:rPr>
+                  <m:sty m:val="p"/>
+                </m:rPr>
+                <m:t>)</m:t>
+              </m:r>
               <m:r>
                 <m:rPr>
                   <m:sty m:val="p"/>
@@ -13348,18 +13800,18 @@
                 <wp:inline>
                   <wp:extent cx="152400" cy="152400"/>
                   <wp:effectExtent b="0" l="0" r="0" t="0"/>
-                  <wp:docPr descr="" title="" id="73" name="Picture"/>
+                  <wp:docPr descr="" title="" id="62" name="Picture"/>
                   <a:graphic>
                     <a:graphicData uri="http://schemas.openxmlformats.org/drawingml/2006/picture">
                       <pic:pic>
                         <pic:nvPicPr>
-                          <pic:cNvPr descr="/Applications/quarto/share/formats/docx/note.png" id="74" name="Picture"/>
+                          <pic:cNvPr descr="/Applications/quarto/share/formats/docx/note.png" id="63" name="Picture"/>
                           <pic:cNvPicPr>
                             <a:picLocks noChangeArrowheads="1" noChangeAspect="1"/>
                           </pic:cNvPicPr>
                         </pic:nvPicPr>
                         <pic:blipFill>
-                          <a:blip r:embed="rId30"/>
+                          <a:blip r:embed="rId19"/>
                           <a:stretch>
                             <a:fillRect/>
                           </a:stretch>
@@ -13502,52 +13954,62 @@
               <m:r>
                 <m:t>F</m:t>
               </m:r>
-              <m:d>
-                <m:dPr>
-                  <m:begChr m:val="("/>
-                  <m:sepChr m:val=""/>
-                  <m:endChr m:val=")"/>
-                  <m:grow/>
-                </m:dPr>
+              <m:r>
+                <m:rPr>
+                  <m:sty m:val="p"/>
+                </m:rPr>
+                <m:t>(</m:t>
+              </m:r>
+              <m:r>
+                <m:t>x</m:t>
+              </m:r>
+              <m:r>
+                <m:rPr>
+                  <m:sty m:val="p"/>
+                </m:rPr>
+                <m:t>)</m:t>
+              </m:r>
+            </m:oMath>
+            <w:r>
+              <w:t xml:space="preserve"> </w:t>
+            </w:r>
+            <w:r>
+              <w:t xml:space="preserve">such that</w:t>
+            </w:r>
+            <w:r>
+              <w:t xml:space="preserve"> </w:t>
+            </w:r>
+            <m:oMath>
+              <m:sSup>
                 <m:e>
                   <m:r>
-                    <m:t>x</m:t>
+                    <m:t>F</m:t>
                   </m:r>
                 </m:e>
-              </m:d>
-            </m:oMath>
-            <w:r>
-              <w:t xml:space="preserve"> </w:t>
-            </w:r>
-            <w:r>
-              <w:t xml:space="preserve">such that</w:t>
-            </w:r>
-            <w:r>
-              <w:t xml:space="preserve"> </w:t>
-            </w:r>
-            <m:oMath>
-              <m:r>
-                <m:t>F</m:t>
-              </m:r>
-              <m:r>
-                <m:rPr>
-                  <m:sty m:val="p"/>
-                </m:rPr>
-                <m:t>′</m:t>
-              </m:r>
-              <m:d>
-                <m:dPr>
-                  <m:begChr m:val="("/>
-                  <m:sepChr m:val=""/>
-                  <m:endChr m:val=")"/>
-                  <m:grow/>
-                </m:dPr>
-                <m:e>
+                <m:sup>
                   <m:r>
-                    <m:t>x</m:t>
+                    <m:rPr>
+                      <m:sty m:val="p"/>
+                    </m:rPr>
+                    <m:t>′</m:t>
                   </m:r>
-                </m:e>
-              </m:d>
+                </m:sup>
+              </m:sSup>
+              <m:r>
+                <m:rPr>
+                  <m:sty m:val="p"/>
+                </m:rPr>
+                <m:t>(</m:t>
+              </m:r>
+              <m:r>
+                <m:t>x</m:t>
+              </m:r>
+              <m:r>
+                <m:rPr>
+                  <m:sty m:val="p"/>
+                </m:rPr>
+                <m:t>)</m:t>
+              </m:r>
               <m:r>
                 <m:rPr>
                   <m:sty m:val="p"/>
@@ -13620,19 +14082,21 @@
               <m:r>
                 <m:t>F</m:t>
               </m:r>
-              <m:d>
-                <m:dPr>
-                  <m:begChr m:val="("/>
-                  <m:sepChr m:val=""/>
-                  <m:endChr m:val=")"/>
-                  <m:grow/>
-                </m:dPr>
-                <m:e>
-                  <m:r>
-                    <m:t>x</m:t>
-                  </m:r>
-                </m:e>
-              </m:d>
+              <m:r>
+                <m:rPr>
+                  <m:sty m:val="p"/>
+                </m:rPr>
+                <m:t>(</m:t>
+              </m:r>
+              <m:r>
+                <m:t>x</m:t>
+              </m:r>
+              <m:r>
+                <m:rPr>
+                  <m:sty m:val="p"/>
+                </m:rPr>
+                <m:t>)</m:t>
+              </m:r>
               <m:r>
                 <m:rPr>
                   <m:sty m:val="p"/>
@@ -14115,7 +14579,7 @@
       <w:r>
         <w:t xml:space="preserve"> </w:t>
       </w:r>
-      <w:hyperlink r:id="rId75">
+      <w:hyperlink r:id="rId64">
         <w:r>
           <w:rPr>
             <w:rStyle w:val="Hyperlink"/>
@@ -14167,18 +14631,18 @@
                 <wp:inline>
                   <wp:extent cx="152400" cy="152400"/>
                   <wp:effectExtent b="0" l="0" r="0" t="0"/>
-                  <wp:docPr descr="" title="" id="76" name="Picture"/>
+                  <wp:docPr descr="" title="" id="65" name="Picture"/>
                   <a:graphic>
                     <a:graphicData uri="http://schemas.openxmlformats.org/drawingml/2006/picture">
                       <pic:pic>
                         <pic:nvPicPr>
-                          <pic:cNvPr descr="/Applications/quarto/share/formats/docx/note.png" id="77" name="Picture"/>
+                          <pic:cNvPr descr="/Applications/quarto/share/formats/docx/note.png" id="66" name="Picture"/>
                           <pic:cNvPicPr>
                             <a:picLocks noChangeArrowheads="1" noChangeAspect="1"/>
                           </pic:cNvPicPr>
                         </pic:nvPicPr>
                         <pic:blipFill>
-                          <a:blip r:embed="rId30"/>
+                          <a:blip r:embed="rId19"/>
                           <a:stretch>
                             <a:fillRect/>
                           </a:stretch>
@@ -14788,8 +15252,8 @@
         </w:tc>
       </w:tr>
     </w:tbl>
-    <w:bookmarkEnd w:id="78"/>
-    <w:bookmarkStart w:id="79" w:name="quick-check-problems"/>
+    <w:bookmarkEnd w:id="67"/>
+    <w:bookmarkStart w:id="68" w:name="quick-check-problems"/>
     <w:p>
       <w:pPr>
         <w:pStyle w:val="Heading1"/>
@@ -14849,19 +15313,21 @@
         <m:r>
           <m:t>f</m:t>
         </m:r>
-        <m:d>
-          <m:dPr>
-            <m:begChr m:val="("/>
-            <m:sepChr m:val=""/>
-            <m:endChr m:val=")"/>
-            <m:grow/>
-          </m:dPr>
-          <m:e>
-            <m:r>
-              <m:t>x</m:t>
-            </m:r>
-          </m:e>
-        </m:d>
+        <m:r>
+          <m:rPr>
+            <m:sty m:val="p"/>
+          </m:rPr>
+          <m:t>(</m:t>
+        </m:r>
+        <m:r>
+          <m:t>x</m:t>
+        </m:r>
+        <m:r>
+          <m:rPr>
+            <m:sty m:val="p"/>
+          </m:rPr>
+          <m:t>)</m:t>
+        </m:r>
         <m:r>
           <m:rPr>
             <m:sty m:val="p"/>
@@ -14882,19 +15348,21 @@
         <m:r>
           <m:t>f</m:t>
         </m:r>
-        <m:d>
-          <m:dPr>
-            <m:begChr m:val="("/>
-            <m:sepChr m:val=""/>
-            <m:endChr m:val=")"/>
-            <m:grow/>
-          </m:dPr>
-          <m:e>
-            <m:r>
-              <m:t>x</m:t>
-            </m:r>
-          </m:e>
-        </m:d>
+        <m:r>
+          <m:rPr>
+            <m:sty m:val="p"/>
+          </m:rPr>
+          <m:t>(</m:t>
+        </m:r>
+        <m:r>
+          <m:t>x</m:t>
+        </m:r>
+        <m:r>
+          <m:rPr>
+            <m:sty m:val="p"/>
+          </m:rPr>
+          <m:t>)</m:t>
+        </m:r>
         <m:r>
           <m:rPr>
             <m:sty m:val="p"/>
@@ -14965,19 +15433,21 @@
         <m:r>
           <m:t>f</m:t>
         </m:r>
-        <m:d>
-          <m:dPr>
-            <m:begChr m:val="("/>
-            <m:sepChr m:val=""/>
-            <m:endChr m:val=")"/>
-            <m:grow/>
-          </m:dPr>
-          <m:e>
-            <m:r>
-              <m:t>x</m:t>
-            </m:r>
-          </m:e>
-        </m:d>
+        <m:r>
+          <m:rPr>
+            <m:sty m:val="p"/>
+          </m:rPr>
+          <m:t>(</m:t>
+        </m:r>
+        <m:r>
+          <m:t>x</m:t>
+        </m:r>
+        <m:r>
+          <m:rPr>
+            <m:sty m:val="p"/>
+          </m:rPr>
+          <m:t>)</m:t>
+        </m:r>
         <m:r>
           <m:rPr>
             <m:sty m:val="p"/>
@@ -15067,19 +15537,21 @@
         <m:r>
           <m:t>f</m:t>
         </m:r>
-        <m:d>
-          <m:dPr>
-            <m:begChr m:val="("/>
-            <m:sepChr m:val=""/>
-            <m:endChr m:val=")"/>
-            <m:grow/>
-          </m:dPr>
-          <m:e>
-            <m:r>
-              <m:t>x</m:t>
-            </m:r>
-          </m:e>
-        </m:d>
+        <m:r>
+          <m:rPr>
+            <m:sty m:val="p"/>
+          </m:rPr>
+          <m:t>(</m:t>
+        </m:r>
+        <m:r>
+          <m:t>x</m:t>
+        </m:r>
+        <m:r>
+          <m:rPr>
+            <m:sty m:val="p"/>
+          </m:rPr>
+          <m:t>)</m:t>
+        </m:r>
         <m:r>
           <m:rPr>
             <m:sty m:val="p"/>
@@ -15114,19 +15586,21 @@
         <m:r>
           <m:t>f</m:t>
         </m:r>
-        <m:d>
-          <m:dPr>
-            <m:begChr m:val="("/>
-            <m:sepChr m:val=""/>
-            <m:endChr m:val=")"/>
-            <m:grow/>
-          </m:dPr>
-          <m:e>
-            <m:r>
-              <m:t>x</m:t>
-            </m:r>
-          </m:e>
-        </m:d>
+        <m:r>
+          <m:rPr>
+            <m:sty m:val="p"/>
+          </m:rPr>
+          <m:t>(</m:t>
+        </m:r>
+        <m:r>
+          <m:t>x</m:t>
+        </m:r>
+        <m:r>
+          <m:rPr>
+            <m:sty m:val="p"/>
+          </m:rPr>
+          <m:t>)</m:t>
+        </m:r>
         <m:r>
           <m:rPr>
             <m:sty m:val="p"/>
@@ -15142,22 +15616,24 @@
           </m:rPr>
           <m:t>cos</m:t>
         </m:r>
-        <m:d>
-          <m:dPr>
-            <m:begChr m:val="("/>
-            <m:sepChr m:val=""/>
-            <m:endChr m:val=")"/>
-            <m:grow/>
-          </m:dPr>
-          <m:e>
-            <m:r>
-              <m:t>3</m:t>
-            </m:r>
-            <m:r>
-              <m:t>x</m:t>
-            </m:r>
-          </m:e>
-        </m:d>
+        <m:r>
+          <m:rPr>
+            <m:sty m:val="p"/>
+          </m:rPr>
+          <m:t>(</m:t>
+        </m:r>
+        <m:r>
+          <m:t>3</m:t>
+        </m:r>
+        <m:r>
+          <m:t>x</m:t>
+        </m:r>
+        <m:r>
+          <m:rPr>
+            <m:sty m:val="p"/>
+          </m:rPr>
+          <m:t>)</m:t>
+        </m:r>
       </m:oMath>
     </w:p>
     <w:p>
@@ -15171,19 +15647,21 @@
         <m:r>
           <m:t>f</m:t>
         </m:r>
-        <m:d>
-          <m:dPr>
-            <m:begChr m:val="("/>
-            <m:sepChr m:val=""/>
-            <m:endChr m:val=")"/>
-            <m:grow/>
-          </m:dPr>
-          <m:e>
-            <m:r>
-              <m:t>x</m:t>
-            </m:r>
-          </m:e>
-        </m:d>
+        <m:r>
+          <m:rPr>
+            <m:sty m:val="p"/>
+          </m:rPr>
+          <m:t>(</m:t>
+        </m:r>
+        <m:r>
+          <m:t>x</m:t>
+        </m:r>
+        <m:r>
+          <m:rPr>
+            <m:sty m:val="p"/>
+          </m:rPr>
+          <m:t>)</m:t>
+        </m:r>
         <m:r>
           <m:rPr>
             <m:sty m:val="p"/>
@@ -15213,8 +15691,8 @@
         </m:sSup>
       </m:oMath>
     </w:p>
-    <w:bookmarkEnd w:id="79"/>
-    <w:bookmarkStart w:id="83" w:name="further-reading"/>
+    <w:bookmarkEnd w:id="68"/>
+    <w:bookmarkStart w:id="72" w:name="further-reading"/>
     <w:p>
       <w:pPr>
         <w:pStyle w:val="Heading1"/>
@@ -15227,7 +15705,7 @@
       <w:pPr>
         <w:pStyle w:val="FirstParagraph"/>
       </w:pPr>
-      <w:hyperlink r:id="rId80">
+      <w:hyperlink r:id="rId69">
         <w:r>
           <w:rPr>
             <w:rStyle w:val="Hyperlink"/>
@@ -15260,7 +15738,7 @@
         <w:t xml:space="preserve">For more about techniques of integration, please see [Guide: Integration by substitution], [Guide: Integration by parts], and [Guide: Trigonometry and integration].</w:t>
       </w:r>
     </w:p>
-    <w:bookmarkStart w:id="82" w:name="version-history"/>
+    <w:bookmarkStart w:id="71" w:name="version-history"/>
     <w:p>
       <w:pPr>
         <w:pStyle w:val="Heading2"/>
@@ -15281,7 +15759,7 @@
       <w:pPr>
         <w:pStyle w:val="BodyText"/>
       </w:pPr>
-      <w:hyperlink r:id="rId81">
+      <w:hyperlink r:id="rId70">
         <w:r>
           <w:rPr>
             <w:rStyle w:val="Hyperlink"/>
@@ -15290,8 +15768,8 @@
         </w:r>
       </w:hyperlink>
     </w:p>
-    <w:bookmarkEnd w:id="82"/>
-    <w:bookmarkEnd w:id="83"/>
+    <w:bookmarkEnd w:id="71"/>
+    <w:bookmarkEnd w:id="72"/>
     <w:sectPr>
       <w:pgSz w:h="15840" w:w="12240"/>
       <w:pgMar w:bottom="1440" w:footer="720" w:gutter="0" w:header="720" w:left="1440" w:right="1440" w:top="1440"/>
